--- a/Lab Manual/Experiment 9/Exp-9 TextRank for Keyword Extraction.docx
+++ b/Lab Manual/Experiment 9/Exp-9 TextRank for Keyword Extraction.docx
@@ -16,13 +16,11 @@
       <w:pPr>
         <w:ind w:left="360"/>
         <w:rPr>
-          <w:rFonts w:ascii="Times New Roman" w:hAnsi="Times New Roman" w:cs="Times New Roman"/>
           <w:sz w:val="23"/>
         </w:rPr>
       </w:pPr>
       <w:r>
         <w:rPr>
-          <w:rFonts w:ascii="Times New Roman" w:hAnsi="Times New Roman" w:cs="Times New Roman"/>
           <w:b/>
           <w:sz w:val="28"/>
           <w:u w:val="single"/>
@@ -31,7 +29,6 @@
       </w:r>
       <w:r>
         <w:rPr>
-          <w:rFonts w:ascii="Times New Roman" w:hAnsi="Times New Roman" w:cs="Times New Roman"/>
           <w:b/>
           <w:spacing w:val="-11"/>
           <w:sz w:val="28"/>
@@ -40,14 +37,12 @@
       </w:r>
       <w:r>
         <w:rPr>
-          <w:rFonts w:ascii="Times New Roman" w:hAnsi="Times New Roman" w:cs="Times New Roman"/>
           <w:sz w:val="23"/>
         </w:rPr>
         <w:t>Representation</w:t>
       </w:r>
       <w:r>
         <w:rPr>
-          <w:rFonts w:ascii="Times New Roman" w:hAnsi="Times New Roman" w:cs="Times New Roman"/>
           <w:spacing w:val="-7"/>
           <w:sz w:val="23"/>
         </w:rPr>
@@ -55,14 +50,12 @@
       </w:r>
       <w:r>
         <w:rPr>
-          <w:rFonts w:ascii="Times New Roman" w:hAnsi="Times New Roman" w:cs="Times New Roman"/>
           <w:sz w:val="23"/>
         </w:rPr>
         <w:t>of</w:t>
       </w:r>
       <w:r>
         <w:rPr>
-          <w:rFonts w:ascii="Times New Roman" w:hAnsi="Times New Roman" w:cs="Times New Roman"/>
           <w:spacing w:val="-7"/>
           <w:sz w:val="23"/>
         </w:rPr>
@@ -70,14 +63,12 @@
       </w:r>
       <w:r>
         <w:rPr>
-          <w:rFonts w:ascii="Times New Roman" w:hAnsi="Times New Roman" w:cs="Times New Roman"/>
           <w:sz w:val="23"/>
         </w:rPr>
         <w:t>a</w:t>
       </w:r>
       <w:r>
         <w:rPr>
-          <w:rFonts w:ascii="Times New Roman" w:hAnsi="Times New Roman" w:cs="Times New Roman"/>
           <w:spacing w:val="-6"/>
           <w:sz w:val="23"/>
         </w:rPr>
@@ -85,14 +76,12 @@
       </w:r>
       <w:r>
         <w:rPr>
-          <w:rFonts w:ascii="Times New Roman" w:hAnsi="Times New Roman" w:cs="Times New Roman"/>
           <w:sz w:val="23"/>
         </w:rPr>
         <w:t>document</w:t>
       </w:r>
       <w:r>
         <w:rPr>
-          <w:rFonts w:ascii="Times New Roman" w:hAnsi="Times New Roman" w:cs="Times New Roman"/>
           <w:spacing w:val="-8"/>
           <w:sz w:val="23"/>
         </w:rPr>
@@ -100,14 +89,12 @@
       </w:r>
       <w:r>
         <w:rPr>
-          <w:rFonts w:ascii="Times New Roman" w:hAnsi="Times New Roman" w:cs="Times New Roman"/>
           <w:sz w:val="23"/>
         </w:rPr>
         <w:t>with</w:t>
       </w:r>
       <w:r>
         <w:rPr>
-          <w:rFonts w:ascii="Times New Roman" w:hAnsi="Times New Roman" w:cs="Times New Roman"/>
           <w:spacing w:val="-7"/>
           <w:sz w:val="23"/>
         </w:rPr>
@@ -115,14 +102,12 @@
       </w:r>
       <w:r>
         <w:rPr>
-          <w:rFonts w:ascii="Times New Roman" w:hAnsi="Times New Roman" w:cs="Times New Roman"/>
           <w:sz w:val="23"/>
         </w:rPr>
         <w:t>their</w:t>
       </w:r>
       <w:r>
         <w:rPr>
-          <w:rFonts w:ascii="Times New Roman" w:hAnsi="Times New Roman" w:cs="Times New Roman"/>
           <w:spacing w:val="-5"/>
           <w:sz w:val="23"/>
         </w:rPr>
@@ -130,14 +115,12 @@
       </w:r>
       <w:r>
         <w:rPr>
-          <w:rFonts w:ascii="Times New Roman" w:hAnsi="Times New Roman" w:cs="Times New Roman"/>
           <w:sz w:val="23"/>
         </w:rPr>
         <w:t>keywords</w:t>
       </w:r>
       <w:r>
         <w:rPr>
-          <w:rFonts w:ascii="Times New Roman" w:hAnsi="Times New Roman" w:cs="Times New Roman"/>
           <w:spacing w:val="-5"/>
           <w:sz w:val="23"/>
         </w:rPr>
@@ -145,14 +128,12 @@
       </w:r>
       <w:r>
         <w:rPr>
-          <w:rFonts w:ascii="Times New Roman" w:hAnsi="Times New Roman" w:cs="Times New Roman"/>
           <w:sz w:val="23"/>
         </w:rPr>
         <w:t>using</w:t>
       </w:r>
       <w:r>
         <w:rPr>
-          <w:rFonts w:ascii="Times New Roman" w:hAnsi="Times New Roman" w:cs="Times New Roman"/>
           <w:spacing w:val="-6"/>
           <w:sz w:val="23"/>
         </w:rPr>
@@ -161,7 +142,6 @@
       <w:proofErr w:type="spellStart"/>
       <w:r>
         <w:rPr>
-          <w:rFonts w:ascii="Times New Roman" w:hAnsi="Times New Roman" w:cs="Times New Roman"/>
           <w:spacing w:val="-2"/>
           <w:sz w:val="23"/>
         </w:rPr>
@@ -173,14 +153,9 @@
       <w:pPr>
         <w:spacing w:before="246"/>
         <w:ind w:left="360"/>
-        <w:rPr>
-          <w:rFonts w:ascii="Times New Roman" w:hAnsi="Times New Roman" w:cs="Times New Roman"/>
-          <w:sz w:val="24"/>
-        </w:rPr>
-      </w:pPr>
-      <w:r>
-        <w:rPr>
-          <w:rFonts w:ascii="Times New Roman" w:hAnsi="Times New Roman" w:cs="Times New Roman"/>
+      </w:pPr>
+      <w:r>
+        <w:rPr>
           <w:b/>
           <w:sz w:val="28"/>
           <w:u w:val="single"/>
@@ -189,7 +164,6 @@
       </w:r>
       <w:r>
         <w:rPr>
-          <w:rFonts w:ascii="Times New Roman" w:hAnsi="Times New Roman" w:cs="Times New Roman"/>
           <w:b/>
           <w:spacing w:val="-13"/>
           <w:sz w:val="28"/>
@@ -197,25 +171,17 @@
         <w:t xml:space="preserve"> </w:t>
       </w:r>
       <w:r>
-        <w:rPr>
-          <w:rFonts w:ascii="Times New Roman" w:hAnsi="Times New Roman" w:cs="Times New Roman"/>
-          <w:sz w:val="24"/>
-        </w:rPr>
         <w:t>Google</w:t>
       </w:r>
       <w:r>
         <w:rPr>
-          <w:rFonts w:ascii="Times New Roman" w:hAnsi="Times New Roman" w:cs="Times New Roman"/>
           <w:spacing w:val="1"/>
-          <w:sz w:val="24"/>
-        </w:rPr>
-        <w:t xml:space="preserve"> </w:t>
-      </w:r>
-      <w:r>
-        <w:rPr>
-          <w:rFonts w:ascii="Times New Roman" w:hAnsi="Times New Roman" w:cs="Times New Roman"/>
+        </w:rPr>
+        <w:t xml:space="preserve"> </w:t>
+      </w:r>
+      <w:r>
+        <w:rPr>
           <w:spacing w:val="-4"/>
-          <w:sz w:val="24"/>
         </w:rPr>
         <w:t>Colab</w:t>
       </w:r>
@@ -816,37 +782,29 @@
         <w:spacing w:before="214"/>
         <w:ind w:left="360"/>
         <w:rPr>
-          <w:rFonts w:ascii="Times New Roman" w:hAnsi="Times New Roman" w:cs="Times New Roman"/>
-          <w:b/>
-          <w:sz w:val="24"/>
-        </w:rPr>
-      </w:pPr>
-      <w:r>
-        <w:rPr>
-          <w:rFonts w:ascii="Times New Roman" w:hAnsi="Times New Roman" w:cs="Times New Roman"/>
-          <w:b/>
-          <w:color w:val="292929"/>
-          <w:sz w:val="24"/>
+          <w:b/>
+        </w:rPr>
+      </w:pPr>
+      <w:r>
+        <w:rPr>
+          <w:b/>
+          <w:color w:val="292929"/>
         </w:rPr>
         <w:t>Understand</w:t>
       </w:r>
       <w:r>
         <w:rPr>
-          <w:rFonts w:ascii="Times New Roman" w:hAnsi="Times New Roman" w:cs="Times New Roman"/>
           <w:b/>
           <w:color w:val="292929"/>
           <w:spacing w:val="-6"/>
-          <w:sz w:val="24"/>
-        </w:rPr>
-        <w:t xml:space="preserve"> </w:t>
-      </w:r>
-      <w:r>
-        <w:rPr>
-          <w:rFonts w:ascii="Times New Roman" w:hAnsi="Times New Roman" w:cs="Times New Roman"/>
+        </w:rPr>
+        <w:t xml:space="preserve"> </w:t>
+      </w:r>
+      <w:r>
+        <w:rPr>
           <w:b/>
           <w:color w:val="292929"/>
           <w:spacing w:val="-2"/>
-          <w:sz w:val="24"/>
         </w:rPr>
         <w:t>PageRank</w:t>
       </w:r>
@@ -2189,7 +2147,7 @@
               </wp:anchor>
             </w:drawing>
           </mc:Choice>
-          <mc:Fallback xmlns:ve="http://schemas.openxmlformats.org/markup-compatibility/2006" xmlns:a="http://schemas.openxmlformats.org/drawingml/2006/main" xmlns:pic="http://schemas.openxmlformats.org/drawingml/2006/picture">
+          <mc:Fallback xmlns:pic="http://schemas.openxmlformats.org/drawingml/2006/picture" xmlns:a="http://schemas.openxmlformats.org/drawingml/2006/main" xmlns:ve="http://schemas.openxmlformats.org/markup-compatibility/2006">
             <w:pict>
               <v:rect style="position:absolute;margin-left:83.025002pt;margin-top:48.035625pt;width:6pt;height:14.625pt;mso-position-horizontal-relative:page;mso-position-vertical-relative:paragraph;z-index:-15797760" id="docshape2" filled="true" fillcolor="#f1f1f1" stroked="false">
                 <v:fill type="solid"/>
@@ -2276,7 +2234,7 @@
               </wp:anchor>
             </w:drawing>
           </mc:Choice>
-          <mc:Fallback xmlns:ve="http://schemas.openxmlformats.org/markup-compatibility/2006" xmlns:a="http://schemas.openxmlformats.org/drawingml/2006/main" xmlns:pic="http://schemas.openxmlformats.org/drawingml/2006/picture">
+          <mc:Fallback xmlns:pic="http://schemas.openxmlformats.org/drawingml/2006/picture" xmlns:a="http://schemas.openxmlformats.org/drawingml/2006/main" xmlns:ve="http://schemas.openxmlformats.org/markup-compatibility/2006">
             <w:pict>
               <v:rect style="position:absolute;margin-left:207.080002pt;margin-top:224.685623pt;width:5.8pt;height:14.6pt;mso-position-horizontal-relative:page;mso-position-vertical-relative:paragraph;z-index:-15797248" id="docshape3" filled="true" fillcolor="#f1f1f1" stroked="false">
                 <v:fill type="solid"/>
@@ -3274,7 +3232,7 @@
               </wp:anchor>
             </w:drawing>
           </mc:Choice>
-          <mc:Fallback xmlns:ve="http://schemas.openxmlformats.org/markup-compatibility/2006" xmlns:a="http://schemas.openxmlformats.org/drawingml/2006/main" xmlns:pic="http://schemas.openxmlformats.org/drawingml/2006/picture">
+          <mc:Fallback xmlns:pic="http://schemas.openxmlformats.org/drawingml/2006/picture" xmlns:a="http://schemas.openxmlformats.org/drawingml/2006/main" xmlns:ve="http://schemas.openxmlformats.org/markup-compatibility/2006">
             <w:pict>
               <v:rect style="position:absolute;margin-left:226.880005pt;margin-top:.037094pt;width:5.8pt;height:14.6pt;mso-position-horizontal-relative:page;mso-position-vertical-relative:paragraph;z-index:-15792128" id="docshape4" filled="true" fillcolor="#f1f1f1" stroked="false">
                 <v:fill type="solid"/>
@@ -3749,12 +3707,14 @@
         <w:ind w:left="1079" w:hanging="359"/>
         <w:rPr>
           <w:rFonts w:ascii="Times New Roman" w:hAnsi="Times New Roman" w:cs="Times New Roman"/>
-          <w:sz w:val="24"/>
-        </w:rPr>
-      </w:pPr>
-      <w:r>
-        <w:rPr>
-          <w:rFonts w:ascii="Times New Roman" w:hAnsi="Times New Roman" w:cs="Times New Roman"/>
+          <w:b/>
+          <w:sz w:val="24"/>
+        </w:rPr>
+      </w:pPr>
+      <w:r>
+        <w:rPr>
+          <w:rFonts w:ascii="Times New Roman" w:hAnsi="Times New Roman" w:cs="Times New Roman"/>
+          <w:b/>
           <w:sz w:val="24"/>
         </w:rPr>
         <w:t>What</w:t>
@@ -3762,6 +3722,7 @@
       <w:r>
         <w:rPr>
           <w:rFonts w:ascii="Times New Roman" w:hAnsi="Times New Roman" w:cs="Times New Roman"/>
+          <w:b/>
           <w:spacing w:val="-1"/>
           <w:sz w:val="24"/>
         </w:rPr>
@@ -3770,6 +3731,7 @@
       <w:r>
         <w:rPr>
           <w:rFonts w:ascii="Times New Roman" w:hAnsi="Times New Roman" w:cs="Times New Roman"/>
+          <w:b/>
           <w:sz w:val="24"/>
         </w:rPr>
         <w:t>are</w:t>
@@ -3777,6 +3739,7 @@
       <w:r>
         <w:rPr>
           <w:rFonts w:ascii="Times New Roman" w:hAnsi="Times New Roman" w:cs="Times New Roman"/>
+          <w:b/>
           <w:spacing w:val="-3"/>
           <w:sz w:val="24"/>
         </w:rPr>
@@ -3785,6 +3748,7 @@
       <w:r>
         <w:rPr>
           <w:rFonts w:ascii="Times New Roman" w:hAnsi="Times New Roman" w:cs="Times New Roman"/>
+          <w:b/>
           <w:sz w:val="24"/>
         </w:rPr>
         <w:t>the</w:t>
@@ -3792,6 +3756,7 @@
       <w:r>
         <w:rPr>
           <w:rFonts w:ascii="Times New Roman" w:hAnsi="Times New Roman" w:cs="Times New Roman"/>
+          <w:b/>
           <w:spacing w:val="-4"/>
           <w:sz w:val="24"/>
         </w:rPr>
@@ -3800,6 +3765,7 @@
       <w:r>
         <w:rPr>
           <w:rFonts w:ascii="Times New Roman" w:hAnsi="Times New Roman" w:cs="Times New Roman"/>
+          <w:b/>
           <w:sz w:val="24"/>
         </w:rPr>
         <w:t>key</w:t>
@@ -3807,6 +3773,7 @@
       <w:r>
         <w:rPr>
           <w:rFonts w:ascii="Times New Roman" w:hAnsi="Times New Roman" w:cs="Times New Roman"/>
+          <w:b/>
           <w:spacing w:val="-1"/>
           <w:sz w:val="24"/>
         </w:rPr>
@@ -3815,6 +3782,7 @@
       <w:r>
         <w:rPr>
           <w:rFonts w:ascii="Times New Roman" w:hAnsi="Times New Roman" w:cs="Times New Roman"/>
+          <w:b/>
           <w:sz w:val="24"/>
         </w:rPr>
         <w:t>components</w:t>
@@ -3822,6 +3790,7 @@
       <w:r>
         <w:rPr>
           <w:rFonts w:ascii="Times New Roman" w:hAnsi="Times New Roman" w:cs="Times New Roman"/>
+          <w:b/>
           <w:spacing w:val="-2"/>
           <w:sz w:val="24"/>
         </w:rPr>
@@ -3830,6 +3799,7 @@
       <w:r>
         <w:rPr>
           <w:rFonts w:ascii="Times New Roman" w:hAnsi="Times New Roman" w:cs="Times New Roman"/>
+          <w:b/>
           <w:sz w:val="24"/>
         </w:rPr>
         <w:t>of</w:t>
@@ -3837,6 +3807,7 @@
       <w:r>
         <w:rPr>
           <w:rFonts w:ascii="Times New Roman" w:hAnsi="Times New Roman" w:cs="Times New Roman"/>
+          <w:b/>
           <w:spacing w:val="-1"/>
           <w:sz w:val="24"/>
         </w:rPr>
@@ -3846,6 +3817,7 @@
       <w:r>
         <w:rPr>
           <w:rFonts w:ascii="Times New Roman" w:hAnsi="Times New Roman" w:cs="Times New Roman"/>
+          <w:b/>
           <w:spacing w:val="-2"/>
           <w:sz w:val="24"/>
         </w:rPr>
@@ -3855,6 +3827,7 @@
       <w:r>
         <w:rPr>
           <w:rFonts w:ascii="Times New Roman" w:hAnsi="Times New Roman" w:cs="Times New Roman"/>
+          <w:b/>
           <w:spacing w:val="-2"/>
           <w:sz w:val="24"/>
         </w:rPr>
@@ -3863,279 +3836,234 @@
     </w:p>
     <w:p>
       <w:pPr>
-        <w:pStyle w:val="BodyText"/>
-        <w:spacing w:before="42"/>
-        <w:rPr>
-          <w:rFonts w:ascii="Times New Roman" w:hAnsi="Times New Roman" w:cs="Times New Roman"/>
-          <w:sz w:val="20"/>
-        </w:rPr>
-      </w:pPr>
-      <w:r>
-        <w:rPr>
-          <w:rFonts w:ascii="Times New Roman" w:hAnsi="Times New Roman" w:cs="Times New Roman"/>
-          <w:noProof/>
-          <w:sz w:val="20"/>
-        </w:rPr>
-        <mc:AlternateContent>
-          <mc:Choice Requires="wps">
-            <w:drawing>
-              <wp:anchor distT="0" distB="0" distL="0" distR="0" simplePos="0" relativeHeight="487590912" behindDoc="1" locked="0" layoutInCell="1" allowOverlap="1" wp14:anchorId="5912CDF0" wp14:editId="4173580A">
-                <wp:simplePos x="0" y="0"/>
-                <wp:positionH relativeFrom="page">
-                  <wp:posOffset>914717</wp:posOffset>
-                </wp:positionH>
-                <wp:positionV relativeFrom="paragraph">
-                  <wp:posOffset>197419</wp:posOffset>
-                </wp:positionV>
-                <wp:extent cx="6377940" cy="1270"/>
-                <wp:effectExtent l="0" t="0" r="0" b="0"/>
-                <wp:wrapTopAndBottom/>
-                <wp:docPr id="11" name="Graphic 11"/>
-                <wp:cNvGraphicFramePr>
-                  <a:graphicFrameLocks xmlns:a="http://schemas.openxmlformats.org/drawingml/2006/main"/>
-                </wp:cNvGraphicFramePr>
-                <a:graphic xmlns:a="http://schemas.openxmlformats.org/drawingml/2006/main">
-                  <a:graphicData uri="http://schemas.microsoft.com/office/word/2010/wordprocessingShape">
-                    <wps:wsp>
-                      <wps:cNvSpPr>
-                        <a:spLocks/>
-                      </wps:cNvSpPr>
-                      <wps:spPr>
-                        <a:xfrm>
-                          <a:off x="0" y="0"/>
-                          <a:ext cx="6377940" cy="1270"/>
-                        </a:xfrm>
-                        <a:custGeom>
-                          <a:avLst/>
-                          <a:gdLst/>
-                          <a:ahLst/>
-                          <a:cxnLst/>
-                          <a:rect l="l" t="t" r="r" b="b"/>
-                          <a:pathLst>
-                            <a:path w="6377940">
-                              <a:moveTo>
-                                <a:pt x="0" y="0"/>
-                              </a:moveTo>
-                              <a:lnTo>
-                                <a:pt x="6377483" y="0"/>
-                              </a:lnTo>
-                            </a:path>
-                          </a:pathLst>
-                        </a:custGeom>
-                        <a:ln w="9906">
-                          <a:solidFill>
-                            <a:srgbClr val="000000"/>
-                          </a:solidFill>
-                          <a:prstDash val="solid"/>
-                        </a:ln>
-                      </wps:spPr>
-                      <wps:bodyPr wrap="square" lIns="0" tIns="0" rIns="0" bIns="0" rtlCol="0">
-                        <a:prstTxWarp prst="textNoShape">
-                          <a:avLst/>
-                        </a:prstTxWarp>
-                        <a:noAutofit/>
-                      </wps:bodyPr>
-                    </wps:wsp>
-                  </a:graphicData>
-                </a:graphic>
-              </wp:anchor>
-            </w:drawing>
-          </mc:Choice>
-          <mc:Fallback xmlns:ve="http://schemas.openxmlformats.org/markup-compatibility/2006" xmlns:a="http://schemas.openxmlformats.org/drawingml/2006/main" xmlns:pic="http://schemas.openxmlformats.org/drawingml/2006/picture">
-            <w:pict>
-              <v:shape style="position:absolute;margin-left:72.025002pt;margin-top:15.544824pt;width:502.2pt;height:.1pt;mso-position-horizontal-relative:page;mso-position-vertical-relative:paragraph;z-index:-15725568;mso-wrap-distance-left:0;mso-wrap-distance-right:0" id="docshape5" coordorigin="1441,311" coordsize="10044,0" path="m1441,311l11484,311e" filled="false" stroked="true" strokeweight=".78pt" strokecolor="#000000">
-                <v:path arrowok="t"/>
-                <v:stroke dashstyle="solid"/>
-                <w10:wrap type="topAndBottom"/>
-              </v:shape>
-            </w:pict>
-          </mc:Fallback>
-        </mc:AlternateContent>
-      </w:r>
-      <w:r>
-        <w:rPr>
-          <w:rFonts w:ascii="Times New Roman" w:hAnsi="Times New Roman" w:cs="Times New Roman"/>
-          <w:noProof/>
-          <w:sz w:val="20"/>
-        </w:rPr>
-        <mc:AlternateContent>
-          <mc:Choice Requires="wps">
-            <w:drawing>
-              <wp:anchor distT="0" distB="0" distL="0" distR="0" simplePos="0" relativeHeight="487591424" behindDoc="1" locked="0" layoutInCell="1" allowOverlap="1" wp14:anchorId="01054809" wp14:editId="42A930ED">
-                <wp:simplePos x="0" y="0"/>
-                <wp:positionH relativeFrom="page">
-                  <wp:posOffset>914717</wp:posOffset>
-                </wp:positionH>
-                <wp:positionV relativeFrom="paragraph">
-                  <wp:posOffset>411160</wp:posOffset>
-                </wp:positionV>
-                <wp:extent cx="6377940" cy="1270"/>
-                <wp:effectExtent l="0" t="0" r="0" b="0"/>
-                <wp:wrapTopAndBottom/>
-                <wp:docPr id="12" name="Graphic 12"/>
-                <wp:cNvGraphicFramePr>
-                  <a:graphicFrameLocks xmlns:a="http://schemas.openxmlformats.org/drawingml/2006/main"/>
-                </wp:cNvGraphicFramePr>
-                <a:graphic xmlns:a="http://schemas.openxmlformats.org/drawingml/2006/main">
-                  <a:graphicData uri="http://schemas.microsoft.com/office/word/2010/wordprocessingShape">
-                    <wps:wsp>
-                      <wps:cNvSpPr>
-                        <a:spLocks/>
-                      </wps:cNvSpPr>
-                      <wps:spPr>
-                        <a:xfrm>
-                          <a:off x="0" y="0"/>
-                          <a:ext cx="6377940" cy="1270"/>
-                        </a:xfrm>
-                        <a:custGeom>
-                          <a:avLst/>
-                          <a:gdLst/>
-                          <a:ahLst/>
-                          <a:cxnLst/>
-                          <a:rect l="l" t="t" r="r" b="b"/>
-                          <a:pathLst>
-                            <a:path w="6377940">
-                              <a:moveTo>
-                                <a:pt x="0" y="0"/>
-                              </a:moveTo>
-                              <a:lnTo>
-                                <a:pt x="6377483" y="0"/>
-                              </a:lnTo>
-                            </a:path>
-                          </a:pathLst>
-                        </a:custGeom>
-                        <a:ln w="9906">
-                          <a:solidFill>
-                            <a:srgbClr val="000000"/>
-                          </a:solidFill>
-                          <a:prstDash val="solid"/>
-                        </a:ln>
-                      </wps:spPr>
-                      <wps:bodyPr wrap="square" lIns="0" tIns="0" rIns="0" bIns="0" rtlCol="0">
-                        <a:prstTxWarp prst="textNoShape">
-                          <a:avLst/>
-                        </a:prstTxWarp>
-                        <a:noAutofit/>
-                      </wps:bodyPr>
-                    </wps:wsp>
-                  </a:graphicData>
-                </a:graphic>
-              </wp:anchor>
-            </w:drawing>
-          </mc:Choice>
-          <mc:Fallback xmlns:ve="http://schemas.openxmlformats.org/markup-compatibility/2006" xmlns:a="http://schemas.openxmlformats.org/drawingml/2006/main" xmlns:pic="http://schemas.openxmlformats.org/drawingml/2006/picture">
-            <w:pict>
-              <v:shape style="position:absolute;margin-left:72.025002pt;margin-top:32.37484pt;width:502.2pt;height:.1pt;mso-position-horizontal-relative:page;mso-position-vertical-relative:paragraph;z-index:-15725056;mso-wrap-distance-left:0;mso-wrap-distance-right:0" id="docshape6" coordorigin="1441,647" coordsize="10044,0" path="m1441,647l11484,647e" filled="false" stroked="true" strokeweight=".78pt" strokecolor="#000000">
-                <v:path arrowok="t"/>
-                <v:stroke dashstyle="solid"/>
-                <w10:wrap type="topAndBottom"/>
-              </v:shape>
-            </w:pict>
-          </mc:Fallback>
-        </mc:AlternateContent>
-      </w:r>
-      <w:r>
-        <w:rPr>
-          <w:rFonts w:ascii="Times New Roman" w:hAnsi="Times New Roman" w:cs="Times New Roman"/>
-          <w:noProof/>
-          <w:sz w:val="20"/>
-        </w:rPr>
-        <mc:AlternateContent>
-          <mc:Choice Requires="wps">
-            <w:drawing>
-              <wp:anchor distT="0" distB="0" distL="0" distR="0" simplePos="0" relativeHeight="487591936" behindDoc="1" locked="0" layoutInCell="1" allowOverlap="1" wp14:anchorId="6FC6BBA7" wp14:editId="3619ECE1">
-                <wp:simplePos x="0" y="0"/>
-                <wp:positionH relativeFrom="page">
-                  <wp:posOffset>914717</wp:posOffset>
-                </wp:positionH>
-                <wp:positionV relativeFrom="paragraph">
-                  <wp:posOffset>624520</wp:posOffset>
-                </wp:positionV>
-                <wp:extent cx="6377940" cy="1270"/>
-                <wp:effectExtent l="0" t="0" r="0" b="0"/>
-                <wp:wrapTopAndBottom/>
-                <wp:docPr id="13" name="Graphic 13"/>
-                <wp:cNvGraphicFramePr>
-                  <a:graphicFrameLocks xmlns:a="http://schemas.openxmlformats.org/drawingml/2006/main"/>
-                </wp:cNvGraphicFramePr>
-                <a:graphic xmlns:a="http://schemas.openxmlformats.org/drawingml/2006/main">
-                  <a:graphicData uri="http://schemas.microsoft.com/office/word/2010/wordprocessingShape">
-                    <wps:wsp>
-                      <wps:cNvSpPr>
-                        <a:spLocks/>
-                      </wps:cNvSpPr>
-                      <wps:spPr>
-                        <a:xfrm>
-                          <a:off x="0" y="0"/>
-                          <a:ext cx="6377940" cy="1270"/>
-                        </a:xfrm>
-                        <a:custGeom>
-                          <a:avLst/>
-                          <a:gdLst/>
-                          <a:ahLst/>
-                          <a:cxnLst/>
-                          <a:rect l="l" t="t" r="r" b="b"/>
-                          <a:pathLst>
-                            <a:path w="6377940">
-                              <a:moveTo>
-                                <a:pt x="0" y="0"/>
-                              </a:moveTo>
-                              <a:lnTo>
-                                <a:pt x="6377483" y="0"/>
-                              </a:lnTo>
-                            </a:path>
-                          </a:pathLst>
-                        </a:custGeom>
-                        <a:ln w="9906">
-                          <a:solidFill>
-                            <a:srgbClr val="000000"/>
-                          </a:solidFill>
-                          <a:prstDash val="solid"/>
-                        </a:ln>
-                      </wps:spPr>
-                      <wps:bodyPr wrap="square" lIns="0" tIns="0" rIns="0" bIns="0" rtlCol="0">
-                        <a:prstTxWarp prst="textNoShape">
-                          <a:avLst/>
-                        </a:prstTxWarp>
-                        <a:noAutofit/>
-                      </wps:bodyPr>
-                    </wps:wsp>
-                  </a:graphicData>
-                </a:graphic>
-              </wp:anchor>
-            </w:drawing>
-          </mc:Choice>
-          <mc:Fallback xmlns:ve="http://schemas.openxmlformats.org/markup-compatibility/2006" xmlns:a="http://schemas.openxmlformats.org/drawingml/2006/main" xmlns:pic="http://schemas.openxmlformats.org/drawingml/2006/picture">
-            <w:pict>
-              <v:shape style="position:absolute;margin-left:72.025002pt;margin-top:49.174828pt;width:502.2pt;height:.1pt;mso-position-horizontal-relative:page;mso-position-vertical-relative:paragraph;z-index:-15724544;mso-wrap-distance-left:0;mso-wrap-distance-right:0" id="docshape7" coordorigin="1441,983" coordsize="10044,0" path="m1441,983l11484,983e" filled="false" stroked="true" strokeweight=".78pt" strokecolor="#000000">
-                <v:path arrowok="t"/>
-                <v:stroke dashstyle="solid"/>
-                <w10:wrap type="topAndBottom"/>
-              </v:shape>
-            </w:pict>
-          </mc:Fallback>
-        </mc:AlternateContent>
-      </w:r>
-    </w:p>
-    <w:p>
-      <w:pPr>
-        <w:pStyle w:val="BodyText"/>
-        <w:spacing w:before="60"/>
-        <w:rPr>
-          <w:rFonts w:ascii="Times New Roman" w:hAnsi="Times New Roman" w:cs="Times New Roman"/>
-          <w:sz w:val="20"/>
-        </w:rPr>
-      </w:pPr>
-    </w:p>
-    <w:p>
-      <w:pPr>
-        <w:pStyle w:val="BodyText"/>
-        <w:spacing w:before="60"/>
-        <w:rPr>
-          <w:rFonts w:ascii="Times New Roman" w:hAnsi="Times New Roman" w:cs="Times New Roman"/>
-          <w:sz w:val="20"/>
-        </w:rPr>
-      </w:pPr>
+        <w:pStyle w:val="ListParagraph"/>
+        <w:widowControl/>
+        <w:autoSpaceDE/>
+        <w:autoSpaceDN/>
+        <w:ind w:left="1080" w:firstLine="0"/>
+        <w:rPr>
+          <w:rFonts w:ascii="Times New Roman" w:eastAsia="Times New Roman" w:hAnsi="Times New Roman" w:cs="Times New Roman"/>
+          <w:sz w:val="24"/>
+          <w:szCs w:val="24"/>
+          <w:lang w:val="en-IN"/>
+        </w:rPr>
+      </w:pPr>
+      <w:r>
+        <w:rPr>
+          <w:rFonts w:ascii="Times New Roman" w:eastAsia="Times New Roman" w:hAnsi="Symbol" w:cs="Times New Roman"/>
+          <w:sz w:val="24"/>
+          <w:szCs w:val="24"/>
+          <w:lang w:val="en-IN"/>
+        </w:rPr>
+        <w:t></w:t>
+      </w:r>
+      <w:r>
+        <w:rPr>
+          <w:rFonts w:ascii="Times New Roman" w:eastAsia="Times New Roman" w:hAnsi="Times New Roman" w:cs="Times New Roman"/>
+          <w:sz w:val="24"/>
+          <w:szCs w:val="24"/>
+          <w:lang w:val="en-IN"/>
+        </w:rPr>
+        <w:t xml:space="preserve">  Text preprocessing </w:t>
+      </w:r>
+    </w:p>
+    <w:p>
+      <w:pPr>
+        <w:pStyle w:val="ListParagraph"/>
+        <w:widowControl/>
+        <w:autoSpaceDE/>
+        <w:autoSpaceDN/>
+        <w:ind w:left="1080" w:firstLine="0"/>
+        <w:rPr>
+          <w:rFonts w:ascii="Times New Roman" w:eastAsia="Times New Roman" w:hAnsi="Times New Roman" w:cs="Times New Roman"/>
+          <w:sz w:val="24"/>
+          <w:szCs w:val="24"/>
+          <w:lang w:val="en-IN"/>
+        </w:rPr>
+      </w:pPr>
+      <w:r>
+        <w:rPr>
+          <w:rFonts w:ascii="Times New Roman" w:eastAsia="Times New Roman" w:hAnsi="Symbol" w:cs="Times New Roman"/>
+          <w:sz w:val="24"/>
+          <w:szCs w:val="24"/>
+          <w:lang w:val="en-IN"/>
+        </w:rPr>
+        <w:t></w:t>
+      </w:r>
+      <w:r>
+        <w:rPr>
+          <w:rFonts w:ascii="Times New Roman" w:eastAsia="Times New Roman" w:hAnsi="Times New Roman" w:cs="Times New Roman"/>
+          <w:sz w:val="24"/>
+          <w:szCs w:val="24"/>
+          <w:lang w:val="en-IN"/>
+        </w:rPr>
+        <w:t xml:space="preserve">  Graph construction </w:t>
+      </w:r>
+    </w:p>
+    <w:p>
+      <w:pPr>
+        <w:pStyle w:val="ListParagraph"/>
+        <w:widowControl/>
+        <w:autoSpaceDE/>
+        <w:autoSpaceDN/>
+        <w:ind w:left="1080" w:firstLine="0"/>
+        <w:rPr>
+          <w:rFonts w:ascii="Times New Roman" w:eastAsia="Times New Roman" w:hAnsi="Times New Roman" w:cs="Times New Roman"/>
+          <w:sz w:val="24"/>
+          <w:szCs w:val="24"/>
+          <w:lang w:val="en-IN"/>
+        </w:rPr>
+      </w:pPr>
+      <w:r>
+        <w:rPr>
+          <w:rFonts w:ascii="Times New Roman" w:eastAsia="Times New Roman" w:hAnsi="Symbol" w:cs="Times New Roman"/>
+          <w:sz w:val="24"/>
+          <w:szCs w:val="24"/>
+          <w:lang w:val="en-IN"/>
+        </w:rPr>
+        <w:t></w:t>
+      </w:r>
+      <w:r>
+        <w:rPr>
+          <w:rFonts w:ascii="Times New Roman" w:eastAsia="Times New Roman" w:hAnsi="Times New Roman" w:cs="Times New Roman"/>
+          <w:sz w:val="24"/>
+          <w:szCs w:val="24"/>
+          <w:lang w:val="en-IN"/>
+        </w:rPr>
+        <w:t xml:space="preserve">  Co-occurrence window </w:t>
+      </w:r>
+    </w:p>
+    <w:p>
+      <w:pPr>
+        <w:pStyle w:val="ListParagraph"/>
+        <w:widowControl/>
+        <w:autoSpaceDE/>
+        <w:autoSpaceDN/>
+        <w:ind w:left="1080" w:firstLine="0"/>
+        <w:rPr>
+          <w:rFonts w:ascii="Times New Roman" w:eastAsia="Times New Roman" w:hAnsi="Times New Roman" w:cs="Times New Roman"/>
+          <w:sz w:val="24"/>
+          <w:szCs w:val="24"/>
+          <w:lang w:val="en-IN"/>
+        </w:rPr>
+      </w:pPr>
+      <w:r>
+        <w:rPr>
+          <w:rFonts w:ascii="Times New Roman" w:eastAsia="Times New Roman" w:hAnsi="Symbol" w:cs="Times New Roman"/>
+          <w:sz w:val="24"/>
+          <w:szCs w:val="24"/>
+          <w:lang w:val="en-IN"/>
+        </w:rPr>
+        <w:t></w:t>
+      </w:r>
+      <w:r>
+        <w:rPr>
+          <w:rFonts w:ascii="Times New Roman" w:eastAsia="Times New Roman" w:hAnsi="Times New Roman" w:cs="Times New Roman"/>
+          <w:sz w:val="24"/>
+          <w:szCs w:val="24"/>
+          <w:lang w:val="en-IN"/>
+        </w:rPr>
+        <w:t xml:space="preserve">  Edge weighting </w:t>
+      </w:r>
+    </w:p>
+    <w:p>
+      <w:pPr>
+        <w:pStyle w:val="ListParagraph"/>
+        <w:widowControl/>
+        <w:autoSpaceDE/>
+        <w:autoSpaceDN/>
+        <w:ind w:left="1080" w:firstLine="0"/>
+        <w:rPr>
+          <w:rFonts w:ascii="Times New Roman" w:eastAsia="Times New Roman" w:hAnsi="Times New Roman" w:cs="Times New Roman"/>
+          <w:sz w:val="24"/>
+          <w:szCs w:val="24"/>
+          <w:lang w:val="en-IN"/>
+        </w:rPr>
+      </w:pPr>
+      <w:r>
+        <w:rPr>
+          <w:rFonts w:ascii="Times New Roman" w:eastAsia="Times New Roman" w:hAnsi="Symbol" w:cs="Times New Roman"/>
+          <w:sz w:val="24"/>
+          <w:szCs w:val="24"/>
+          <w:lang w:val="en-IN"/>
+        </w:rPr>
+        <w:t></w:t>
+      </w:r>
+      <w:r>
+        <w:rPr>
+          <w:rFonts w:ascii="Times New Roman" w:eastAsia="Times New Roman" w:hAnsi="Times New Roman" w:cs="Times New Roman"/>
+          <w:sz w:val="24"/>
+          <w:szCs w:val="24"/>
+          <w:lang w:val="en-IN"/>
+        </w:rPr>
+        <w:t xml:space="preserve">  PageRank algorithm (ranking) </w:t>
+      </w:r>
+    </w:p>
+    <w:p>
+      <w:pPr>
+        <w:pStyle w:val="ListParagraph"/>
+        <w:widowControl/>
+        <w:autoSpaceDE/>
+        <w:autoSpaceDN/>
+        <w:ind w:left="1080" w:firstLine="0"/>
+        <w:rPr>
+          <w:rFonts w:ascii="Times New Roman" w:eastAsia="Times New Roman" w:hAnsi="Times New Roman" w:cs="Times New Roman"/>
+          <w:sz w:val="24"/>
+          <w:szCs w:val="24"/>
+          <w:lang w:val="en-IN"/>
+        </w:rPr>
+      </w:pPr>
+      <w:r>
+        <w:rPr>
+          <w:rFonts w:ascii="Times New Roman" w:eastAsia="Times New Roman" w:hAnsi="Symbol" w:cs="Times New Roman"/>
+          <w:sz w:val="24"/>
+          <w:szCs w:val="24"/>
+          <w:lang w:val="en-IN"/>
+        </w:rPr>
+        <w:t></w:t>
+      </w:r>
+      <w:r>
+        <w:rPr>
+          <w:rFonts w:ascii="Times New Roman" w:eastAsia="Times New Roman" w:hAnsi="Times New Roman" w:cs="Times New Roman"/>
+          <w:sz w:val="24"/>
+          <w:szCs w:val="24"/>
+          <w:lang w:val="en-IN"/>
+        </w:rPr>
+        <w:t xml:space="preserve">  Convergence </w:t>
+      </w:r>
+    </w:p>
+    <w:p>
+      <w:pPr>
+        <w:pStyle w:val="ListParagraph"/>
+        <w:widowControl/>
+        <w:autoSpaceDE/>
+        <w:autoSpaceDN/>
+        <w:ind w:left="1080" w:firstLine="0"/>
+        <w:rPr>
+          <w:rFonts w:ascii="Times New Roman" w:eastAsia="Times New Roman" w:hAnsi="Times New Roman" w:cs="Times New Roman"/>
+          <w:sz w:val="24"/>
+          <w:szCs w:val="24"/>
+          <w:lang w:val="en-IN"/>
+        </w:rPr>
+      </w:pPr>
+      <w:r>
+        <w:rPr>
+          <w:rFonts w:ascii="Times New Roman" w:eastAsia="Times New Roman" w:hAnsi="Symbol" w:cs="Times New Roman"/>
+          <w:sz w:val="24"/>
+          <w:szCs w:val="24"/>
+          <w:lang w:val="en-IN"/>
+        </w:rPr>
+        <w:t></w:t>
+      </w:r>
+      <w:r>
+        <w:rPr>
+          <w:rFonts w:ascii="Times New Roman" w:eastAsia="Times New Roman" w:hAnsi="Times New Roman" w:cs="Times New Roman"/>
+          <w:sz w:val="24"/>
+          <w:szCs w:val="24"/>
+          <w:lang w:val="en-IN"/>
+        </w:rPr>
+        <w:t xml:space="preserve">  Keyword selection</w:t>
+      </w:r>
     </w:p>
     <w:p>
       <w:pPr>
@@ -4151,12 +4079,14 @@
         <w:ind w:left="1079" w:hanging="359"/>
         <w:rPr>
           <w:rFonts w:ascii="Times New Roman" w:hAnsi="Times New Roman" w:cs="Times New Roman"/>
-          <w:sz w:val="24"/>
-        </w:rPr>
-      </w:pPr>
-      <w:r>
-        <w:rPr>
-          <w:rFonts w:ascii="Times New Roman" w:hAnsi="Times New Roman" w:cs="Times New Roman"/>
+          <w:b/>
+          <w:sz w:val="24"/>
+        </w:rPr>
+      </w:pPr>
+      <w:r>
+        <w:rPr>
+          <w:rFonts w:ascii="Times New Roman" w:hAnsi="Times New Roman" w:cs="Times New Roman"/>
+          <w:b/>
           <w:sz w:val="24"/>
         </w:rPr>
         <w:t>What</w:t>
@@ -4164,6 +4094,7 @@
       <w:r>
         <w:rPr>
           <w:rFonts w:ascii="Times New Roman" w:hAnsi="Times New Roman" w:cs="Times New Roman"/>
+          <w:b/>
           <w:spacing w:val="-2"/>
           <w:sz w:val="24"/>
         </w:rPr>
@@ -4172,6 +4103,7 @@
       <w:r>
         <w:rPr>
           <w:rFonts w:ascii="Times New Roman" w:hAnsi="Times New Roman" w:cs="Times New Roman"/>
+          <w:b/>
           <w:sz w:val="24"/>
         </w:rPr>
         <w:t>are</w:t>
@@ -4179,6 +4111,7 @@
       <w:r>
         <w:rPr>
           <w:rFonts w:ascii="Times New Roman" w:hAnsi="Times New Roman" w:cs="Times New Roman"/>
+          <w:b/>
           <w:spacing w:val="-4"/>
           <w:sz w:val="24"/>
         </w:rPr>
@@ -4187,6 +4120,7 @@
       <w:r>
         <w:rPr>
           <w:rFonts w:ascii="Times New Roman" w:hAnsi="Times New Roman" w:cs="Times New Roman"/>
+          <w:b/>
           <w:sz w:val="24"/>
         </w:rPr>
         <w:t>some</w:t>
@@ -4194,6 +4128,7 @@
       <w:r>
         <w:rPr>
           <w:rFonts w:ascii="Times New Roman" w:hAnsi="Times New Roman" w:cs="Times New Roman"/>
+          <w:b/>
           <w:spacing w:val="-1"/>
           <w:sz w:val="24"/>
         </w:rPr>
@@ -4202,6 +4137,7 @@
       <w:r>
         <w:rPr>
           <w:rFonts w:ascii="Times New Roman" w:hAnsi="Times New Roman" w:cs="Times New Roman"/>
+          <w:b/>
           <w:sz w:val="24"/>
         </w:rPr>
         <w:t>limitations</w:t>
@@ -4209,6 +4145,7 @@
       <w:r>
         <w:rPr>
           <w:rFonts w:ascii="Times New Roman" w:hAnsi="Times New Roman" w:cs="Times New Roman"/>
+          <w:b/>
           <w:spacing w:val="1"/>
           <w:sz w:val="24"/>
         </w:rPr>
@@ -4217,6 +4154,7 @@
       <w:r>
         <w:rPr>
           <w:rFonts w:ascii="Times New Roman" w:hAnsi="Times New Roman" w:cs="Times New Roman"/>
+          <w:b/>
           <w:sz w:val="24"/>
         </w:rPr>
         <w:t>of</w:t>
@@ -4224,6 +4162,7 @@
       <w:r>
         <w:rPr>
           <w:rFonts w:ascii="Times New Roman" w:hAnsi="Times New Roman" w:cs="Times New Roman"/>
+          <w:b/>
           <w:spacing w:val="-6"/>
           <w:sz w:val="24"/>
         </w:rPr>
@@ -4233,6 +4172,7 @@
       <w:r>
         <w:rPr>
           <w:rFonts w:ascii="Times New Roman" w:hAnsi="Times New Roman" w:cs="Times New Roman"/>
+          <w:b/>
           <w:sz w:val="24"/>
         </w:rPr>
         <w:t>TextRank</w:t>
@@ -4241,6 +4181,7 @@
       <w:r>
         <w:rPr>
           <w:rFonts w:ascii="Times New Roman" w:hAnsi="Times New Roman" w:cs="Times New Roman"/>
+          <w:b/>
           <w:spacing w:val="-7"/>
           <w:sz w:val="24"/>
         </w:rPr>
@@ -4249,6 +4190,7 @@
       <w:r>
         <w:rPr>
           <w:rFonts w:ascii="Times New Roman" w:hAnsi="Times New Roman" w:cs="Times New Roman"/>
+          <w:b/>
           <w:sz w:val="24"/>
         </w:rPr>
         <w:t>for</w:t>
@@ -4256,6 +4198,7 @@
       <w:r>
         <w:rPr>
           <w:rFonts w:ascii="Times New Roman" w:hAnsi="Times New Roman" w:cs="Times New Roman"/>
+          <w:b/>
           <w:spacing w:val="-1"/>
           <w:sz w:val="24"/>
         </w:rPr>
@@ -4264,6 +4207,7 @@
       <w:r>
         <w:rPr>
           <w:rFonts w:ascii="Times New Roman" w:hAnsi="Times New Roman" w:cs="Times New Roman"/>
+          <w:b/>
           <w:sz w:val="24"/>
         </w:rPr>
         <w:t>keyword</w:t>
@@ -4271,6 +4215,7 @@
       <w:r>
         <w:rPr>
           <w:rFonts w:ascii="Times New Roman" w:hAnsi="Times New Roman" w:cs="Times New Roman"/>
+          <w:b/>
           <w:spacing w:val="-3"/>
           <w:sz w:val="24"/>
         </w:rPr>
@@ -4279,6 +4224,7 @@
       <w:r>
         <w:rPr>
           <w:rFonts w:ascii="Times New Roman" w:hAnsi="Times New Roman" w:cs="Times New Roman"/>
+          <w:b/>
           <w:spacing w:val="-2"/>
           <w:sz w:val="24"/>
         </w:rPr>
@@ -4287,279 +4233,324 @@
     </w:p>
     <w:p>
       <w:pPr>
-        <w:pStyle w:val="BodyText"/>
-        <w:spacing w:before="39"/>
-        <w:rPr>
-          <w:rFonts w:ascii="Times New Roman" w:hAnsi="Times New Roman" w:cs="Times New Roman"/>
-          <w:sz w:val="20"/>
-        </w:rPr>
-      </w:pPr>
-      <w:r>
-        <w:rPr>
-          <w:rFonts w:ascii="Times New Roman" w:hAnsi="Times New Roman" w:cs="Times New Roman"/>
-          <w:noProof/>
-          <w:sz w:val="20"/>
-        </w:rPr>
-        <mc:AlternateContent>
-          <mc:Choice Requires="wps">
-            <w:drawing>
-              <wp:anchor distT="0" distB="0" distL="0" distR="0" simplePos="0" relativeHeight="487592448" behindDoc="1" locked="0" layoutInCell="1" allowOverlap="1" wp14:anchorId="1BA14D48" wp14:editId="161E78F5">
-                <wp:simplePos x="0" y="0"/>
-                <wp:positionH relativeFrom="page">
-                  <wp:posOffset>914717</wp:posOffset>
-                </wp:positionH>
-                <wp:positionV relativeFrom="paragraph">
-                  <wp:posOffset>195091</wp:posOffset>
-                </wp:positionV>
-                <wp:extent cx="6377940" cy="1270"/>
-                <wp:effectExtent l="0" t="0" r="0" b="0"/>
-                <wp:wrapTopAndBottom/>
-                <wp:docPr id="14" name="Graphic 14"/>
-                <wp:cNvGraphicFramePr>
-                  <a:graphicFrameLocks xmlns:a="http://schemas.openxmlformats.org/drawingml/2006/main"/>
-                </wp:cNvGraphicFramePr>
-                <a:graphic xmlns:a="http://schemas.openxmlformats.org/drawingml/2006/main">
-                  <a:graphicData uri="http://schemas.microsoft.com/office/word/2010/wordprocessingShape">
-                    <wps:wsp>
-                      <wps:cNvSpPr>
-                        <a:spLocks/>
-                      </wps:cNvSpPr>
-                      <wps:spPr>
-                        <a:xfrm>
-                          <a:off x="0" y="0"/>
-                          <a:ext cx="6377940" cy="1270"/>
-                        </a:xfrm>
-                        <a:custGeom>
-                          <a:avLst/>
-                          <a:gdLst/>
-                          <a:ahLst/>
-                          <a:cxnLst/>
-                          <a:rect l="l" t="t" r="r" b="b"/>
-                          <a:pathLst>
-                            <a:path w="6377940">
-                              <a:moveTo>
-                                <a:pt x="0" y="0"/>
-                              </a:moveTo>
-                              <a:lnTo>
-                                <a:pt x="6377483" y="0"/>
-                              </a:lnTo>
-                            </a:path>
-                          </a:pathLst>
-                        </a:custGeom>
-                        <a:ln w="9906">
-                          <a:solidFill>
-                            <a:srgbClr val="000000"/>
-                          </a:solidFill>
-                          <a:prstDash val="solid"/>
-                        </a:ln>
-                      </wps:spPr>
-                      <wps:bodyPr wrap="square" lIns="0" tIns="0" rIns="0" bIns="0" rtlCol="0">
-                        <a:prstTxWarp prst="textNoShape">
-                          <a:avLst/>
-                        </a:prstTxWarp>
-                        <a:noAutofit/>
-                      </wps:bodyPr>
-                    </wps:wsp>
-                  </a:graphicData>
-                </a:graphic>
-              </wp:anchor>
-            </w:drawing>
-          </mc:Choice>
-          <mc:Fallback xmlns:ve="http://schemas.openxmlformats.org/markup-compatibility/2006" xmlns:a="http://schemas.openxmlformats.org/drawingml/2006/main" xmlns:pic="http://schemas.openxmlformats.org/drawingml/2006/picture">
-            <w:pict>
-              <v:shape style="position:absolute;margin-left:72.025002pt;margin-top:15.361568pt;width:502.2pt;height:.1pt;mso-position-horizontal-relative:page;mso-position-vertical-relative:paragraph;z-index:-15724032;mso-wrap-distance-left:0;mso-wrap-distance-right:0" id="docshape8" coordorigin="1441,307" coordsize="10044,0" path="m1441,307l11484,307e" filled="false" stroked="true" strokeweight=".78pt" strokecolor="#000000">
-                <v:path arrowok="t"/>
-                <v:stroke dashstyle="solid"/>
-                <w10:wrap type="topAndBottom"/>
-              </v:shape>
-            </w:pict>
-          </mc:Fallback>
-        </mc:AlternateContent>
-      </w:r>
-      <w:r>
-        <w:rPr>
-          <w:rFonts w:ascii="Times New Roman" w:hAnsi="Times New Roman" w:cs="Times New Roman"/>
-          <w:noProof/>
-          <w:sz w:val="20"/>
-        </w:rPr>
-        <mc:AlternateContent>
-          <mc:Choice Requires="wps">
-            <w:drawing>
-              <wp:anchor distT="0" distB="0" distL="0" distR="0" simplePos="0" relativeHeight="487592960" behindDoc="1" locked="0" layoutInCell="1" allowOverlap="1" wp14:anchorId="2A131284" wp14:editId="38BA1EAE">
-                <wp:simplePos x="0" y="0"/>
-                <wp:positionH relativeFrom="page">
-                  <wp:posOffset>914717</wp:posOffset>
-                </wp:positionH>
-                <wp:positionV relativeFrom="paragraph">
-                  <wp:posOffset>410991</wp:posOffset>
-                </wp:positionV>
-                <wp:extent cx="6377940" cy="1270"/>
-                <wp:effectExtent l="0" t="0" r="0" b="0"/>
-                <wp:wrapTopAndBottom/>
-                <wp:docPr id="15" name="Graphic 15"/>
-                <wp:cNvGraphicFramePr>
-                  <a:graphicFrameLocks xmlns:a="http://schemas.openxmlformats.org/drawingml/2006/main"/>
-                </wp:cNvGraphicFramePr>
-                <a:graphic xmlns:a="http://schemas.openxmlformats.org/drawingml/2006/main">
-                  <a:graphicData uri="http://schemas.microsoft.com/office/word/2010/wordprocessingShape">
-                    <wps:wsp>
-                      <wps:cNvSpPr>
-                        <a:spLocks/>
-                      </wps:cNvSpPr>
-                      <wps:spPr>
-                        <a:xfrm>
-                          <a:off x="0" y="0"/>
-                          <a:ext cx="6377940" cy="1270"/>
-                        </a:xfrm>
-                        <a:custGeom>
-                          <a:avLst/>
-                          <a:gdLst/>
-                          <a:ahLst/>
-                          <a:cxnLst/>
-                          <a:rect l="l" t="t" r="r" b="b"/>
-                          <a:pathLst>
-                            <a:path w="6377940">
-                              <a:moveTo>
-                                <a:pt x="0" y="0"/>
-                              </a:moveTo>
-                              <a:lnTo>
-                                <a:pt x="6377483" y="0"/>
-                              </a:lnTo>
-                            </a:path>
-                          </a:pathLst>
-                        </a:custGeom>
-                        <a:ln w="9906">
-                          <a:solidFill>
-                            <a:srgbClr val="000000"/>
-                          </a:solidFill>
-                          <a:prstDash val="solid"/>
-                        </a:ln>
-                      </wps:spPr>
-                      <wps:bodyPr wrap="square" lIns="0" tIns="0" rIns="0" bIns="0" rtlCol="0">
-                        <a:prstTxWarp prst="textNoShape">
-                          <a:avLst/>
-                        </a:prstTxWarp>
-                        <a:noAutofit/>
-                      </wps:bodyPr>
-                    </wps:wsp>
-                  </a:graphicData>
-                </a:graphic>
-              </wp:anchor>
-            </w:drawing>
-          </mc:Choice>
-          <mc:Fallback xmlns:ve="http://schemas.openxmlformats.org/markup-compatibility/2006" xmlns:a="http://schemas.openxmlformats.org/drawingml/2006/main" xmlns:pic="http://schemas.openxmlformats.org/drawingml/2006/picture">
-            <w:pict>
-              <v:shape style="position:absolute;margin-left:72.025002pt;margin-top:32.361568pt;width:502.2pt;height:.1pt;mso-position-horizontal-relative:page;mso-position-vertical-relative:paragraph;z-index:-15723520;mso-wrap-distance-left:0;mso-wrap-distance-right:0" id="docshape9" coordorigin="1441,647" coordsize="10044,0" path="m1441,647l11484,647e" filled="false" stroked="true" strokeweight=".78pt" strokecolor="#000000">
-                <v:path arrowok="t"/>
-                <v:stroke dashstyle="solid"/>
-                <w10:wrap type="topAndBottom"/>
-              </v:shape>
-            </w:pict>
-          </mc:Fallback>
-        </mc:AlternateContent>
-      </w:r>
-      <w:r>
-        <w:rPr>
-          <w:rFonts w:ascii="Times New Roman" w:hAnsi="Times New Roman" w:cs="Times New Roman"/>
-          <w:noProof/>
-          <w:sz w:val="20"/>
-        </w:rPr>
-        <mc:AlternateContent>
-          <mc:Choice Requires="wps">
-            <w:drawing>
-              <wp:anchor distT="0" distB="0" distL="0" distR="0" simplePos="0" relativeHeight="487593472" behindDoc="1" locked="0" layoutInCell="1" allowOverlap="1" wp14:anchorId="5737D30D" wp14:editId="13A86B66">
-                <wp:simplePos x="0" y="0"/>
-                <wp:positionH relativeFrom="page">
-                  <wp:posOffset>914717</wp:posOffset>
-                </wp:positionH>
-                <wp:positionV relativeFrom="paragraph">
-                  <wp:posOffset>624351</wp:posOffset>
-                </wp:positionV>
-                <wp:extent cx="6377940" cy="1270"/>
-                <wp:effectExtent l="0" t="0" r="0" b="0"/>
-                <wp:wrapTopAndBottom/>
-                <wp:docPr id="16" name="Graphic 16"/>
-                <wp:cNvGraphicFramePr>
-                  <a:graphicFrameLocks xmlns:a="http://schemas.openxmlformats.org/drawingml/2006/main"/>
-                </wp:cNvGraphicFramePr>
-                <a:graphic xmlns:a="http://schemas.openxmlformats.org/drawingml/2006/main">
-                  <a:graphicData uri="http://schemas.microsoft.com/office/word/2010/wordprocessingShape">
-                    <wps:wsp>
-                      <wps:cNvSpPr>
-                        <a:spLocks/>
-                      </wps:cNvSpPr>
-                      <wps:spPr>
-                        <a:xfrm>
-                          <a:off x="0" y="0"/>
-                          <a:ext cx="6377940" cy="1270"/>
-                        </a:xfrm>
-                        <a:custGeom>
-                          <a:avLst/>
-                          <a:gdLst/>
-                          <a:ahLst/>
-                          <a:cxnLst/>
-                          <a:rect l="l" t="t" r="r" b="b"/>
-                          <a:pathLst>
-                            <a:path w="6377940">
-                              <a:moveTo>
-                                <a:pt x="0" y="0"/>
-                              </a:moveTo>
-                              <a:lnTo>
-                                <a:pt x="6377483" y="0"/>
-                              </a:lnTo>
-                            </a:path>
-                          </a:pathLst>
-                        </a:custGeom>
-                        <a:ln w="9906">
-                          <a:solidFill>
-                            <a:srgbClr val="000000"/>
-                          </a:solidFill>
-                          <a:prstDash val="solid"/>
-                        </a:ln>
-                      </wps:spPr>
-                      <wps:bodyPr wrap="square" lIns="0" tIns="0" rIns="0" bIns="0" rtlCol="0">
-                        <a:prstTxWarp prst="textNoShape">
-                          <a:avLst/>
-                        </a:prstTxWarp>
-                        <a:noAutofit/>
-                      </wps:bodyPr>
-                    </wps:wsp>
-                  </a:graphicData>
-                </a:graphic>
-              </wp:anchor>
-            </w:drawing>
-          </mc:Choice>
-          <mc:Fallback xmlns:ve="http://schemas.openxmlformats.org/markup-compatibility/2006" xmlns:a="http://schemas.openxmlformats.org/drawingml/2006/main" xmlns:pic="http://schemas.openxmlformats.org/drawingml/2006/picture">
-            <w:pict>
-              <v:shape style="position:absolute;margin-left:72.025002pt;margin-top:49.161556pt;width:502.2pt;height:.1pt;mso-position-horizontal-relative:page;mso-position-vertical-relative:paragraph;z-index:-15723008;mso-wrap-distance-left:0;mso-wrap-distance-right:0" id="docshape10" coordorigin="1441,983" coordsize="10044,0" path="m1441,983l11484,983e" filled="false" stroked="true" strokeweight=".78pt" strokecolor="#000000">
-                <v:path arrowok="t"/>
-                <v:stroke dashstyle="solid"/>
-                <w10:wrap type="topAndBottom"/>
-              </v:shape>
-            </w:pict>
-          </mc:Fallback>
-        </mc:AlternateContent>
-      </w:r>
-    </w:p>
-    <w:p>
-      <w:pPr>
-        <w:pStyle w:val="BodyText"/>
-        <w:spacing w:before="64"/>
-        <w:rPr>
-          <w:rFonts w:ascii="Times New Roman" w:hAnsi="Times New Roman" w:cs="Times New Roman"/>
-          <w:sz w:val="20"/>
-        </w:rPr>
-      </w:pPr>
-    </w:p>
-    <w:p>
-      <w:pPr>
-        <w:pStyle w:val="BodyText"/>
-        <w:spacing w:before="60"/>
-        <w:rPr>
-          <w:rFonts w:ascii="Times New Roman" w:hAnsi="Times New Roman" w:cs="Times New Roman"/>
-          <w:sz w:val="20"/>
-        </w:rPr>
-      </w:pPr>
+        <w:pStyle w:val="ListParagraph"/>
+        <w:widowControl/>
+        <w:autoSpaceDE/>
+        <w:autoSpaceDN/>
+        <w:ind w:left="1080" w:firstLine="0"/>
+        <w:rPr>
+          <w:rFonts w:ascii="Times New Roman" w:eastAsia="Times New Roman" w:hAnsi="Times New Roman" w:cs="Times New Roman"/>
+          <w:sz w:val="24"/>
+          <w:szCs w:val="24"/>
+          <w:lang w:val="en-IN"/>
+        </w:rPr>
+      </w:pPr>
+      <w:r>
+        <w:rPr>
+          <w:rFonts w:ascii="Times New Roman" w:eastAsia="Times New Roman" w:hAnsi="Symbol" w:cs="Times New Roman"/>
+          <w:sz w:val="24"/>
+          <w:szCs w:val="24"/>
+          <w:lang w:val="en-IN"/>
+        </w:rPr>
+        <w:t></w:t>
+      </w:r>
+      <w:r>
+        <w:rPr>
+          <w:rFonts w:ascii="Times New Roman" w:eastAsia="Times New Roman" w:hAnsi="Times New Roman" w:cs="Times New Roman"/>
+          <w:sz w:val="24"/>
+          <w:szCs w:val="24"/>
+          <w:lang w:val="en-IN"/>
+        </w:rPr>
+        <w:t xml:space="preserve">  Does not understand </w:t>
+      </w:r>
+      <w:r>
+        <w:rPr>
+          <w:rFonts w:ascii="Times New Roman" w:eastAsia="Times New Roman" w:hAnsi="Times New Roman" w:cs="Times New Roman"/>
+          <w:bCs/>
+          <w:sz w:val="24"/>
+          <w:szCs w:val="24"/>
+          <w:lang w:val="en-IN"/>
+        </w:rPr>
+        <w:t>semantic meaning</w:t>
+      </w:r>
+      <w:r>
+        <w:rPr>
+          <w:rFonts w:ascii="Times New Roman" w:eastAsia="Times New Roman" w:hAnsi="Times New Roman" w:cs="Times New Roman"/>
+          <w:sz w:val="24"/>
+          <w:szCs w:val="24"/>
+          <w:lang w:val="en-IN"/>
+        </w:rPr>
+        <w:t xml:space="preserve"> </w:t>
+      </w:r>
+      <w:r>
+        <w:rPr>
+          <w:rFonts w:ascii="Times New Roman" w:eastAsia="Times New Roman" w:hAnsi="Times New Roman" w:cs="Times New Roman"/>
+          <w:sz w:val="24"/>
+          <w:szCs w:val="24"/>
+          <w:lang w:val="en-IN"/>
+        </w:rPr>
+        <w:t>.</w:t>
+      </w:r>
+    </w:p>
+    <w:p>
+      <w:pPr>
+        <w:pStyle w:val="ListParagraph"/>
+        <w:widowControl/>
+        <w:autoSpaceDE/>
+        <w:autoSpaceDN/>
+        <w:ind w:left="1080" w:firstLine="0"/>
+        <w:rPr>
+          <w:rFonts w:ascii="Times New Roman" w:eastAsia="Times New Roman" w:hAnsi="Times New Roman" w:cs="Times New Roman"/>
+          <w:sz w:val="24"/>
+          <w:szCs w:val="24"/>
+          <w:lang w:val="en-IN"/>
+        </w:rPr>
+      </w:pPr>
+      <w:r>
+        <w:rPr>
+          <w:rFonts w:ascii="Times New Roman" w:eastAsia="Times New Roman" w:hAnsi="Symbol" w:cs="Times New Roman"/>
+          <w:sz w:val="24"/>
+          <w:szCs w:val="24"/>
+          <w:lang w:val="en-IN"/>
+        </w:rPr>
+        <w:t></w:t>
+      </w:r>
+      <w:r>
+        <w:rPr>
+          <w:rFonts w:ascii="Times New Roman" w:eastAsia="Times New Roman" w:hAnsi="Times New Roman" w:cs="Times New Roman"/>
+          <w:sz w:val="24"/>
+          <w:szCs w:val="24"/>
+          <w:lang w:val="en-IN"/>
+        </w:rPr>
+        <w:t xml:space="preserve">  May extract </w:t>
+      </w:r>
+      <w:r>
+        <w:rPr>
+          <w:rFonts w:ascii="Times New Roman" w:eastAsia="Times New Roman" w:hAnsi="Times New Roman" w:cs="Times New Roman"/>
+          <w:bCs/>
+          <w:sz w:val="24"/>
+          <w:szCs w:val="24"/>
+          <w:lang w:val="en-IN"/>
+        </w:rPr>
+        <w:t>irrelevant or generic words</w:t>
+      </w:r>
+      <w:r>
+        <w:rPr>
+          <w:rFonts w:ascii="Times New Roman" w:eastAsia="Times New Roman" w:hAnsi="Times New Roman" w:cs="Times New Roman"/>
+          <w:sz w:val="24"/>
+          <w:szCs w:val="24"/>
+          <w:lang w:val="en-IN"/>
+        </w:rPr>
+        <w:t xml:space="preserve">. </w:t>
+      </w:r>
+    </w:p>
+    <w:p>
+      <w:pPr>
+        <w:pStyle w:val="ListParagraph"/>
+        <w:widowControl/>
+        <w:autoSpaceDE/>
+        <w:autoSpaceDN/>
+        <w:ind w:left="1080" w:firstLine="0"/>
+        <w:rPr>
+          <w:rFonts w:ascii="Times New Roman" w:eastAsia="Times New Roman" w:hAnsi="Times New Roman" w:cs="Times New Roman"/>
+          <w:sz w:val="24"/>
+          <w:szCs w:val="24"/>
+          <w:lang w:val="en-IN"/>
+        </w:rPr>
+      </w:pPr>
+      <w:r>
+        <w:rPr>
+          <w:rFonts w:ascii="Times New Roman" w:eastAsia="Times New Roman" w:hAnsi="Symbol" w:cs="Times New Roman"/>
+          <w:sz w:val="24"/>
+          <w:szCs w:val="24"/>
+          <w:lang w:val="en-IN"/>
+        </w:rPr>
+        <w:t></w:t>
+      </w:r>
+      <w:r>
+        <w:rPr>
+          <w:rFonts w:ascii="Times New Roman" w:eastAsia="Times New Roman" w:hAnsi="Times New Roman" w:cs="Times New Roman"/>
+          <w:sz w:val="24"/>
+          <w:szCs w:val="24"/>
+          <w:lang w:val="en-IN"/>
+        </w:rPr>
+        <w:t xml:space="preserve">  Performance depends on </w:t>
+      </w:r>
+      <w:r>
+        <w:rPr>
+          <w:rFonts w:ascii="Times New Roman" w:eastAsia="Times New Roman" w:hAnsi="Times New Roman" w:cs="Times New Roman"/>
+          <w:bCs/>
+          <w:sz w:val="24"/>
+          <w:szCs w:val="24"/>
+          <w:lang w:val="en-IN"/>
+        </w:rPr>
+        <w:t>text preprocessing quality</w:t>
+      </w:r>
+      <w:r>
+        <w:rPr>
+          <w:rFonts w:ascii="Times New Roman" w:eastAsia="Times New Roman" w:hAnsi="Times New Roman" w:cs="Times New Roman"/>
+          <w:sz w:val="24"/>
+          <w:szCs w:val="24"/>
+          <w:lang w:val="en-IN"/>
+        </w:rPr>
+        <w:t xml:space="preserve">. </w:t>
+      </w:r>
+    </w:p>
+    <w:p>
+      <w:pPr>
+        <w:pStyle w:val="ListParagraph"/>
+        <w:widowControl/>
+        <w:autoSpaceDE/>
+        <w:autoSpaceDN/>
+        <w:ind w:left="1080" w:firstLine="0"/>
+        <w:rPr>
+          <w:rFonts w:ascii="Times New Roman" w:eastAsia="Times New Roman" w:hAnsi="Times New Roman" w:cs="Times New Roman"/>
+          <w:sz w:val="24"/>
+          <w:szCs w:val="24"/>
+          <w:lang w:val="en-IN"/>
+        </w:rPr>
+      </w:pPr>
+      <w:r>
+        <w:rPr>
+          <w:rFonts w:ascii="Times New Roman" w:eastAsia="Times New Roman" w:hAnsi="Symbol" w:cs="Times New Roman"/>
+          <w:sz w:val="24"/>
+          <w:szCs w:val="24"/>
+          <w:lang w:val="en-IN"/>
+        </w:rPr>
+        <w:t></w:t>
+      </w:r>
+      <w:r>
+        <w:rPr>
+          <w:rFonts w:ascii="Times New Roman" w:eastAsia="Times New Roman" w:hAnsi="Times New Roman" w:cs="Times New Roman"/>
+          <w:sz w:val="24"/>
+          <w:szCs w:val="24"/>
+          <w:lang w:val="en-IN"/>
+        </w:rPr>
+        <w:t xml:space="preserve">  Not effective for </w:t>
+      </w:r>
+      <w:r>
+        <w:rPr>
+          <w:rFonts w:ascii="Times New Roman" w:eastAsia="Times New Roman" w:hAnsi="Times New Roman" w:cs="Times New Roman"/>
+          <w:bCs/>
+          <w:sz w:val="24"/>
+          <w:szCs w:val="24"/>
+          <w:lang w:val="en-IN"/>
+        </w:rPr>
+        <w:t>very short texts</w:t>
+      </w:r>
+      <w:r>
+        <w:rPr>
+          <w:rFonts w:ascii="Times New Roman" w:eastAsia="Times New Roman" w:hAnsi="Times New Roman" w:cs="Times New Roman"/>
+          <w:sz w:val="24"/>
+          <w:szCs w:val="24"/>
+          <w:lang w:val="en-IN"/>
+        </w:rPr>
+        <w:t xml:space="preserve">. </w:t>
+      </w:r>
+    </w:p>
+    <w:p>
+      <w:pPr>
+        <w:pStyle w:val="ListParagraph"/>
+        <w:widowControl/>
+        <w:autoSpaceDE/>
+        <w:autoSpaceDN/>
+        <w:ind w:left="1080" w:firstLine="0"/>
+        <w:rPr>
+          <w:rFonts w:ascii="Times New Roman" w:eastAsia="Times New Roman" w:hAnsi="Times New Roman" w:cs="Times New Roman"/>
+          <w:sz w:val="24"/>
+          <w:szCs w:val="24"/>
+          <w:lang w:val="en-IN"/>
+        </w:rPr>
+      </w:pPr>
+      <w:r>
+        <w:rPr>
+          <w:rFonts w:ascii="Times New Roman" w:eastAsia="Times New Roman" w:hAnsi="Symbol" w:cs="Times New Roman"/>
+          <w:sz w:val="24"/>
+          <w:szCs w:val="24"/>
+          <w:lang w:val="en-IN"/>
+        </w:rPr>
+        <w:t></w:t>
+      </w:r>
+      <w:r>
+        <w:rPr>
+          <w:rFonts w:ascii="Times New Roman" w:eastAsia="Times New Roman" w:hAnsi="Times New Roman" w:cs="Times New Roman"/>
+          <w:sz w:val="24"/>
+          <w:szCs w:val="24"/>
+          <w:lang w:val="en-IN"/>
+        </w:rPr>
+        <w:t xml:space="preserve">  Cannot capture </w:t>
+      </w:r>
+      <w:r>
+        <w:rPr>
+          <w:rFonts w:ascii="Times New Roman" w:eastAsia="Times New Roman" w:hAnsi="Times New Roman" w:cs="Times New Roman"/>
+          <w:bCs/>
+          <w:sz w:val="24"/>
+          <w:szCs w:val="24"/>
+          <w:lang w:val="en-IN"/>
+        </w:rPr>
+        <w:t>deep context or meaning</w:t>
+      </w:r>
+      <w:r>
+        <w:rPr>
+          <w:rFonts w:ascii="Times New Roman" w:eastAsia="Times New Roman" w:hAnsi="Times New Roman" w:cs="Times New Roman"/>
+          <w:sz w:val="24"/>
+          <w:szCs w:val="24"/>
+          <w:lang w:val="en-IN"/>
+        </w:rPr>
+        <w:t xml:space="preserve"> like modern NLP models. </w:t>
+      </w:r>
+    </w:p>
+    <w:p>
+      <w:pPr>
+        <w:pStyle w:val="ListParagraph"/>
+        <w:widowControl/>
+        <w:autoSpaceDE/>
+        <w:autoSpaceDN/>
+        <w:ind w:left="1080" w:firstLine="0"/>
+        <w:rPr>
+          <w:rFonts w:ascii="Times New Roman" w:eastAsia="Times New Roman" w:hAnsi="Times New Roman" w:cs="Times New Roman"/>
+          <w:sz w:val="24"/>
+          <w:szCs w:val="24"/>
+          <w:lang w:val="en-IN"/>
+        </w:rPr>
+      </w:pPr>
+      <w:r>
+        <w:rPr>
+          <w:rFonts w:ascii="Times New Roman" w:eastAsia="Times New Roman" w:hAnsi="Symbol" w:cs="Times New Roman"/>
+          <w:sz w:val="24"/>
+          <w:szCs w:val="24"/>
+          <w:lang w:val="en-IN"/>
+        </w:rPr>
+        <w:t></w:t>
+      </w:r>
+      <w:r>
+        <w:rPr>
+          <w:rFonts w:ascii="Times New Roman" w:eastAsia="Times New Roman" w:hAnsi="Times New Roman" w:cs="Times New Roman"/>
+          <w:sz w:val="24"/>
+          <w:szCs w:val="24"/>
+          <w:lang w:val="en-IN"/>
+        </w:rPr>
+        <w:t xml:space="preserve">  May produce </w:t>
+      </w:r>
+      <w:r>
+        <w:rPr>
+          <w:rFonts w:ascii="Times New Roman" w:eastAsia="Times New Roman" w:hAnsi="Times New Roman" w:cs="Times New Roman"/>
+          <w:bCs/>
+          <w:sz w:val="24"/>
+          <w:szCs w:val="24"/>
+          <w:lang w:val="en-IN"/>
+        </w:rPr>
+        <w:t>duplicate or similar keywords</w:t>
+      </w:r>
+      <w:r>
+        <w:rPr>
+          <w:rFonts w:ascii="Times New Roman" w:eastAsia="Times New Roman" w:hAnsi="Times New Roman" w:cs="Times New Roman"/>
+          <w:sz w:val="24"/>
+          <w:szCs w:val="24"/>
+          <w:lang w:val="en-IN"/>
+        </w:rPr>
+        <w:t>.</w:t>
+      </w:r>
     </w:p>
     <w:p>
       <w:pPr>
@@ -4575,12 +4566,14 @@
         <w:ind w:left="1079" w:hanging="359"/>
         <w:rPr>
           <w:rFonts w:ascii="Times New Roman" w:hAnsi="Times New Roman" w:cs="Times New Roman"/>
-          <w:sz w:val="24"/>
-        </w:rPr>
-      </w:pPr>
-      <w:r>
-        <w:rPr>
-          <w:rFonts w:ascii="Times New Roman" w:hAnsi="Times New Roman" w:cs="Times New Roman"/>
+          <w:b/>
+          <w:sz w:val="24"/>
+        </w:rPr>
+      </w:pPr>
+      <w:r>
+        <w:rPr>
+          <w:rFonts w:ascii="Times New Roman" w:hAnsi="Times New Roman" w:cs="Times New Roman"/>
+          <w:b/>
           <w:sz w:val="24"/>
         </w:rPr>
         <w:t>What</w:t>
@@ -4588,6 +4581,7 @@
       <w:r>
         <w:rPr>
           <w:rFonts w:ascii="Times New Roman" w:hAnsi="Times New Roman" w:cs="Times New Roman"/>
+          <w:b/>
           <w:spacing w:val="-4"/>
           <w:sz w:val="24"/>
         </w:rPr>
@@ -4596,6 +4590,7 @@
       <w:r>
         <w:rPr>
           <w:rFonts w:ascii="Times New Roman" w:hAnsi="Times New Roman" w:cs="Times New Roman"/>
+          <w:b/>
           <w:sz w:val="24"/>
         </w:rPr>
         <w:t>are</w:t>
@@ -4603,6 +4598,7 @@
       <w:r>
         <w:rPr>
           <w:rFonts w:ascii="Times New Roman" w:hAnsi="Times New Roman" w:cs="Times New Roman"/>
+          <w:b/>
           <w:spacing w:val="-3"/>
           <w:sz w:val="24"/>
         </w:rPr>
@@ -4611,6 +4607,7 @@
       <w:r>
         <w:rPr>
           <w:rFonts w:ascii="Times New Roman" w:hAnsi="Times New Roman" w:cs="Times New Roman"/>
+          <w:b/>
           <w:sz w:val="24"/>
         </w:rPr>
         <w:t>the</w:t>
@@ -4618,6 +4615,7 @@
       <w:r>
         <w:rPr>
           <w:rFonts w:ascii="Times New Roman" w:hAnsi="Times New Roman" w:cs="Times New Roman"/>
+          <w:b/>
           <w:spacing w:val="-5"/>
           <w:sz w:val="24"/>
         </w:rPr>
@@ -4626,6 +4624,7 @@
       <w:r>
         <w:rPr>
           <w:rFonts w:ascii="Times New Roman" w:hAnsi="Times New Roman" w:cs="Times New Roman"/>
+          <w:b/>
           <w:sz w:val="24"/>
         </w:rPr>
         <w:t>advantages of</w:t>
@@ -4633,6 +4632,7 @@
       <w:r>
         <w:rPr>
           <w:rFonts w:ascii="Times New Roman" w:hAnsi="Times New Roman" w:cs="Times New Roman"/>
+          <w:b/>
           <w:spacing w:val="-2"/>
           <w:sz w:val="24"/>
         </w:rPr>
@@ -4642,6 +4642,7 @@
       <w:r>
         <w:rPr>
           <w:rFonts w:ascii="Times New Roman" w:hAnsi="Times New Roman" w:cs="Times New Roman"/>
+          <w:b/>
           <w:sz w:val="24"/>
         </w:rPr>
         <w:t>TextRank</w:t>
@@ -4650,6 +4651,7 @@
       <w:r>
         <w:rPr>
           <w:rFonts w:ascii="Times New Roman" w:hAnsi="Times New Roman" w:cs="Times New Roman"/>
+          <w:b/>
           <w:spacing w:val="-5"/>
           <w:sz w:val="24"/>
         </w:rPr>
@@ -4658,6 +4660,7 @@
       <w:r>
         <w:rPr>
           <w:rFonts w:ascii="Times New Roman" w:hAnsi="Times New Roman" w:cs="Times New Roman"/>
+          <w:b/>
           <w:sz w:val="24"/>
         </w:rPr>
         <w:t>for</w:t>
@@ -4665,6 +4668,7 @@
       <w:r>
         <w:rPr>
           <w:rFonts w:ascii="Times New Roman" w:hAnsi="Times New Roman" w:cs="Times New Roman"/>
+          <w:b/>
           <w:spacing w:val="-4"/>
           <w:sz w:val="24"/>
         </w:rPr>
@@ -4673,6 +4677,7 @@
       <w:r>
         <w:rPr>
           <w:rFonts w:ascii="Times New Roman" w:hAnsi="Times New Roman" w:cs="Times New Roman"/>
+          <w:b/>
           <w:sz w:val="24"/>
         </w:rPr>
         <w:t>keyword</w:t>
@@ -4680,6 +4685,7 @@
       <w:r>
         <w:rPr>
           <w:rFonts w:ascii="Times New Roman" w:hAnsi="Times New Roman" w:cs="Times New Roman"/>
+          <w:b/>
           <w:spacing w:val="1"/>
           <w:sz w:val="24"/>
         </w:rPr>
@@ -4688,11 +4694,337 @@
       <w:r>
         <w:rPr>
           <w:rFonts w:ascii="Times New Roman" w:hAnsi="Times New Roman" w:cs="Times New Roman"/>
+          <w:b/>
           <w:spacing w:val="-2"/>
           <w:sz w:val="24"/>
         </w:rPr>
         <w:t>extraction?</w:t>
       </w:r>
+    </w:p>
+    <w:p>
+      <w:pPr>
+        <w:pStyle w:val="ListParagraph"/>
+        <w:widowControl/>
+        <w:autoSpaceDE/>
+        <w:autoSpaceDN/>
+        <w:ind w:left="1080" w:firstLine="0"/>
+        <w:rPr>
+          <w:rFonts w:ascii="Times New Roman" w:eastAsia="Times New Roman" w:hAnsi="Times New Roman" w:cs="Times New Roman"/>
+          <w:sz w:val="24"/>
+          <w:szCs w:val="24"/>
+          <w:lang w:val="en-IN"/>
+        </w:rPr>
+      </w:pPr>
+      <w:r>
+        <w:rPr>
+          <w:rFonts w:ascii="Times New Roman" w:eastAsia="Times New Roman" w:hAnsi="Symbol" w:cs="Times New Roman"/>
+          <w:sz w:val="24"/>
+          <w:szCs w:val="24"/>
+          <w:lang w:val="en-IN"/>
+        </w:rPr>
+        <w:t></w:t>
+      </w:r>
+      <w:r>
+        <w:rPr>
+          <w:rFonts w:ascii="Times New Roman" w:eastAsia="Times New Roman" w:hAnsi="Times New Roman" w:cs="Times New Roman"/>
+          <w:sz w:val="24"/>
+          <w:szCs w:val="24"/>
+          <w:lang w:val="en-IN"/>
+        </w:rPr>
+        <w:t xml:space="preserve">  </w:t>
+      </w:r>
+      <w:r>
+        <w:rPr>
+          <w:rFonts w:ascii="Times New Roman" w:eastAsia="Times New Roman" w:hAnsi="Times New Roman" w:cs="Times New Roman"/>
+          <w:bCs/>
+          <w:sz w:val="24"/>
+          <w:szCs w:val="24"/>
+          <w:lang w:val="en-IN"/>
+        </w:rPr>
+        <w:t>Unsupervised method</w:t>
+      </w:r>
+    </w:p>
+    <w:p>
+      <w:pPr>
+        <w:pStyle w:val="ListParagraph"/>
+        <w:widowControl/>
+        <w:autoSpaceDE/>
+        <w:autoSpaceDN/>
+        <w:ind w:left="1080" w:firstLine="0"/>
+        <w:rPr>
+          <w:rFonts w:ascii="Times New Roman" w:eastAsia="Times New Roman" w:hAnsi="Times New Roman" w:cs="Times New Roman"/>
+          <w:sz w:val="24"/>
+          <w:szCs w:val="24"/>
+          <w:lang w:val="en-IN"/>
+        </w:rPr>
+      </w:pPr>
+      <w:r>
+        <w:rPr>
+          <w:rFonts w:ascii="Times New Roman" w:eastAsia="Times New Roman" w:hAnsi="Symbol" w:cs="Times New Roman"/>
+          <w:sz w:val="24"/>
+          <w:szCs w:val="24"/>
+          <w:lang w:val="en-IN"/>
+        </w:rPr>
+        <w:t></w:t>
+      </w:r>
+      <w:r>
+        <w:rPr>
+          <w:rFonts w:ascii="Times New Roman" w:eastAsia="Times New Roman" w:hAnsi="Times New Roman" w:cs="Times New Roman"/>
+          <w:sz w:val="24"/>
+          <w:szCs w:val="24"/>
+          <w:lang w:val="en-IN"/>
+        </w:rPr>
+        <w:t xml:space="preserve">  </w:t>
+      </w:r>
+      <w:r>
+        <w:rPr>
+          <w:rFonts w:ascii="Times New Roman" w:eastAsia="Times New Roman" w:hAnsi="Times New Roman" w:cs="Times New Roman"/>
+          <w:bCs/>
+          <w:sz w:val="24"/>
+          <w:szCs w:val="24"/>
+          <w:lang w:val="en-IN"/>
+        </w:rPr>
+        <w:t>Simple and easy to implement</w:t>
+      </w:r>
+      <w:r>
+        <w:rPr>
+          <w:rFonts w:ascii="Times New Roman" w:eastAsia="Times New Roman" w:hAnsi="Times New Roman" w:cs="Times New Roman"/>
+          <w:sz w:val="24"/>
+          <w:szCs w:val="24"/>
+          <w:lang w:val="en-IN"/>
+        </w:rPr>
+        <w:t xml:space="preserve">. </w:t>
+      </w:r>
+    </w:p>
+    <w:p>
+      <w:pPr>
+        <w:pStyle w:val="ListParagraph"/>
+        <w:widowControl/>
+        <w:autoSpaceDE/>
+        <w:autoSpaceDN/>
+        <w:ind w:left="1080" w:firstLine="0"/>
+        <w:rPr>
+          <w:rFonts w:ascii="Times New Roman" w:eastAsia="Times New Roman" w:hAnsi="Times New Roman" w:cs="Times New Roman"/>
+          <w:sz w:val="24"/>
+          <w:szCs w:val="24"/>
+          <w:lang w:val="en-IN"/>
+        </w:rPr>
+      </w:pPr>
+      <w:r>
+        <w:rPr>
+          <w:rFonts w:ascii="Times New Roman" w:eastAsia="Times New Roman" w:hAnsi="Symbol" w:cs="Times New Roman"/>
+          <w:sz w:val="24"/>
+          <w:szCs w:val="24"/>
+          <w:lang w:val="en-IN"/>
+        </w:rPr>
+        <w:t></w:t>
+      </w:r>
+      <w:r>
+        <w:rPr>
+          <w:rFonts w:ascii="Times New Roman" w:eastAsia="Times New Roman" w:hAnsi="Times New Roman" w:cs="Times New Roman"/>
+          <w:sz w:val="24"/>
+          <w:szCs w:val="24"/>
+          <w:lang w:val="en-IN"/>
+        </w:rPr>
+        <w:t xml:space="preserve">  Works well for </w:t>
+      </w:r>
+      <w:r>
+        <w:rPr>
+          <w:rFonts w:ascii="Times New Roman" w:eastAsia="Times New Roman" w:hAnsi="Times New Roman" w:cs="Times New Roman"/>
+          <w:bCs/>
+          <w:sz w:val="24"/>
+          <w:szCs w:val="24"/>
+          <w:lang w:val="en-IN"/>
+        </w:rPr>
+        <w:t>keyword extraction and summarization</w:t>
+      </w:r>
+      <w:r>
+        <w:rPr>
+          <w:rFonts w:ascii="Times New Roman" w:eastAsia="Times New Roman" w:hAnsi="Times New Roman" w:cs="Times New Roman"/>
+          <w:sz w:val="24"/>
+          <w:szCs w:val="24"/>
+          <w:lang w:val="en-IN"/>
+        </w:rPr>
+        <w:t xml:space="preserve">. </w:t>
+      </w:r>
+    </w:p>
+    <w:p>
+      <w:pPr>
+        <w:pStyle w:val="ListParagraph"/>
+        <w:widowControl/>
+        <w:autoSpaceDE/>
+        <w:autoSpaceDN/>
+        <w:ind w:left="1080" w:firstLine="0"/>
+        <w:rPr>
+          <w:rFonts w:ascii="Times New Roman" w:eastAsia="Times New Roman" w:hAnsi="Times New Roman" w:cs="Times New Roman"/>
+          <w:sz w:val="24"/>
+          <w:szCs w:val="24"/>
+          <w:lang w:val="en-IN"/>
+        </w:rPr>
+      </w:pPr>
+      <w:r>
+        <w:rPr>
+          <w:rFonts w:ascii="Times New Roman" w:eastAsia="Times New Roman" w:hAnsi="Symbol" w:cs="Times New Roman"/>
+          <w:sz w:val="24"/>
+          <w:szCs w:val="24"/>
+          <w:lang w:val="en-IN"/>
+        </w:rPr>
+        <w:t></w:t>
+      </w:r>
+      <w:r>
+        <w:rPr>
+          <w:rFonts w:ascii="Times New Roman" w:eastAsia="Times New Roman" w:hAnsi="Times New Roman" w:cs="Times New Roman"/>
+          <w:sz w:val="24"/>
+          <w:szCs w:val="24"/>
+          <w:lang w:val="en-IN"/>
+        </w:rPr>
+        <w:t xml:space="preserve">  </w:t>
+      </w:r>
+      <w:r>
+        <w:rPr>
+          <w:rFonts w:ascii="Times New Roman" w:eastAsia="Times New Roman" w:hAnsi="Times New Roman" w:cs="Times New Roman"/>
+          <w:bCs/>
+          <w:sz w:val="24"/>
+          <w:szCs w:val="24"/>
+          <w:lang w:val="en-IN"/>
+        </w:rPr>
+        <w:t>Domain-independent</w:t>
+      </w:r>
+      <w:r>
+        <w:rPr>
+          <w:rFonts w:ascii="Times New Roman" w:eastAsia="Times New Roman" w:hAnsi="Times New Roman" w:cs="Times New Roman"/>
+          <w:sz w:val="24"/>
+          <w:szCs w:val="24"/>
+          <w:lang w:val="en-IN"/>
+        </w:rPr>
+        <w:t xml:space="preserve"> </w:t>
+      </w:r>
+      <w:r>
+        <w:rPr>
+          <w:rFonts w:ascii="Times New Roman" w:eastAsia="Times New Roman" w:hAnsi="Times New Roman" w:cs="Times New Roman"/>
+          <w:sz w:val="24"/>
+          <w:szCs w:val="24"/>
+          <w:lang w:val="en-IN"/>
+        </w:rPr>
+        <w:t>.</w:t>
+      </w:r>
+    </w:p>
+    <w:p>
+      <w:pPr>
+        <w:pStyle w:val="ListParagraph"/>
+        <w:widowControl/>
+        <w:autoSpaceDE/>
+        <w:autoSpaceDN/>
+        <w:ind w:left="1080" w:firstLine="0"/>
+        <w:rPr>
+          <w:rFonts w:ascii="Times New Roman" w:eastAsia="Times New Roman" w:hAnsi="Times New Roman" w:cs="Times New Roman"/>
+          <w:sz w:val="24"/>
+          <w:szCs w:val="24"/>
+          <w:lang w:val="en-IN"/>
+        </w:rPr>
+      </w:pPr>
+      <w:r>
+        <w:rPr>
+          <w:rFonts w:ascii="Times New Roman" w:eastAsia="Times New Roman" w:hAnsi="Symbol" w:cs="Times New Roman"/>
+          <w:sz w:val="24"/>
+          <w:szCs w:val="24"/>
+          <w:lang w:val="en-IN"/>
+        </w:rPr>
+        <w:t></w:t>
+      </w:r>
+      <w:r>
+        <w:rPr>
+          <w:rFonts w:ascii="Times New Roman" w:eastAsia="Times New Roman" w:hAnsi="Times New Roman" w:cs="Times New Roman"/>
+          <w:sz w:val="24"/>
+          <w:szCs w:val="24"/>
+          <w:lang w:val="en-IN"/>
+        </w:rPr>
+        <w:t xml:space="preserve">  Based on a strong algorithm</w:t>
+      </w:r>
+      <w:r>
+        <w:rPr>
+          <w:rFonts w:ascii="Times New Roman" w:eastAsia="Times New Roman" w:hAnsi="Times New Roman" w:cs="Times New Roman"/>
+          <w:sz w:val="24"/>
+          <w:szCs w:val="24"/>
+          <w:lang w:val="en-IN"/>
+        </w:rPr>
+        <w:t>.</w:t>
+      </w:r>
+      <w:r>
+        <w:rPr>
+          <w:rFonts w:ascii="Times New Roman" w:eastAsia="Times New Roman" w:hAnsi="Times New Roman" w:cs="Times New Roman"/>
+          <w:sz w:val="24"/>
+          <w:szCs w:val="24"/>
+          <w:lang w:val="en-IN"/>
+        </w:rPr>
+        <w:t xml:space="preserve"> </w:t>
+      </w:r>
+    </w:p>
+    <w:p>
+      <w:pPr>
+        <w:pStyle w:val="ListParagraph"/>
+        <w:widowControl/>
+        <w:autoSpaceDE/>
+        <w:autoSpaceDN/>
+        <w:ind w:left="1080" w:firstLine="0"/>
+        <w:rPr>
+          <w:rFonts w:ascii="Times New Roman" w:eastAsia="Times New Roman" w:hAnsi="Times New Roman" w:cs="Times New Roman"/>
+          <w:sz w:val="24"/>
+          <w:szCs w:val="24"/>
+          <w:lang w:val="en-IN"/>
+        </w:rPr>
+      </w:pPr>
+      <w:r>
+        <w:rPr>
+          <w:rFonts w:ascii="Times New Roman" w:eastAsia="Times New Roman" w:hAnsi="Symbol" w:cs="Times New Roman"/>
+          <w:sz w:val="24"/>
+          <w:szCs w:val="24"/>
+          <w:lang w:val="en-IN"/>
+        </w:rPr>
+        <w:t></w:t>
+      </w:r>
+      <w:r>
+        <w:rPr>
+          <w:rFonts w:ascii="Times New Roman" w:eastAsia="Times New Roman" w:hAnsi="Times New Roman" w:cs="Times New Roman"/>
+          <w:sz w:val="24"/>
+          <w:szCs w:val="24"/>
+          <w:lang w:val="en-IN"/>
+        </w:rPr>
+        <w:t xml:space="preserve">  Efficient for </w:t>
+      </w:r>
+      <w:r>
+        <w:rPr>
+          <w:rFonts w:ascii="Times New Roman" w:eastAsia="Times New Roman" w:hAnsi="Times New Roman" w:cs="Times New Roman"/>
+          <w:bCs/>
+          <w:sz w:val="24"/>
+          <w:szCs w:val="24"/>
+          <w:lang w:val="en-IN"/>
+        </w:rPr>
+        <w:t>medium to large documents</w:t>
+      </w:r>
+      <w:r>
+        <w:rPr>
+          <w:rFonts w:ascii="Times New Roman" w:eastAsia="Times New Roman" w:hAnsi="Times New Roman" w:cs="Times New Roman"/>
+          <w:sz w:val="24"/>
+          <w:szCs w:val="24"/>
+          <w:lang w:val="en-IN"/>
+        </w:rPr>
+        <w:t>.</w:t>
+      </w:r>
+    </w:p>
+    <w:p>
+      <w:pPr>
+        <w:pStyle w:val="ListParagraph"/>
+        <w:tabs>
+          <w:tab w:val="left" w:pos="1079"/>
+        </w:tabs>
+        <w:spacing w:before="65"/>
+        <w:ind w:firstLine="0"/>
+        <w:rPr>
+          <w:rFonts w:ascii="Times New Roman" w:hAnsi="Times New Roman" w:cs="Times New Roman"/>
+          <w:sz w:val="24"/>
+        </w:rPr>
+      </w:pPr>
     </w:p>
     <w:p>
       <w:pPr>
@@ -4703,456 +5035,669 @@
           <w:sz w:val="20"/>
         </w:rPr>
       </w:pPr>
-      <w:r>
-        <w:rPr>
-          <w:rFonts w:ascii="Times New Roman" w:hAnsi="Times New Roman" w:cs="Times New Roman"/>
+    </w:p>
+    <w:p>
+      <w:pPr>
+        <w:pStyle w:val="Heading1"/>
+        <w:rPr>
+          <w:u w:val="none"/>
+        </w:rPr>
+      </w:pPr>
+      <w:r>
+        <w:t>Program</w:t>
+      </w:r>
+      <w:r>
+        <w:rPr>
+          <w:spacing w:val="3"/>
+        </w:rPr>
+        <w:t xml:space="preserve"> </w:t>
+      </w:r>
+      <w:r>
+        <w:rPr>
+          <w:spacing w:val="-2"/>
+        </w:rPr>
+        <w:t>(Code):</w:t>
+      </w:r>
+    </w:p>
+    <w:p>
+      <w:pPr>
+        <w:spacing w:line="285" w:lineRule="atLeast"/>
+        <w:rPr>
+          <w:rFonts w:ascii="Courier New" w:hAnsi="Courier New" w:cs="Courier New"/>
+          <w:color w:val="000000" w:themeColor="text1"/>
+          <w:sz w:val="21"/>
+          <w:szCs w:val="21"/>
+        </w:rPr>
+      </w:pPr>
+      <w:r>
+        <w:rPr>
+          <w:rFonts w:ascii="Courier New" w:hAnsi="Courier New" w:cs="Courier New"/>
+          <w:color w:val="000000" w:themeColor="text1"/>
+          <w:sz w:val="21"/>
+          <w:szCs w:val="21"/>
+        </w:rPr>
+        <w:t>!pip install summa</w:t>
+      </w:r>
+    </w:p>
+    <w:p>
+      <w:pPr>
+        <w:spacing w:line="285" w:lineRule="atLeast"/>
+        <w:rPr>
+          <w:rFonts w:ascii="Courier New" w:hAnsi="Courier New" w:cs="Courier New"/>
+          <w:color w:val="000000" w:themeColor="text1"/>
+          <w:sz w:val="21"/>
+          <w:szCs w:val="21"/>
+        </w:rPr>
+      </w:pPr>
+      <w:r>
+        <w:rPr>
+          <w:rFonts w:ascii="Courier New" w:hAnsi="Courier New" w:cs="Courier New"/>
+          <w:color w:val="000000" w:themeColor="text1"/>
+          <w:sz w:val="21"/>
+          <w:szCs w:val="21"/>
+        </w:rPr>
+        <w:t>from summa import keywords</w:t>
+      </w:r>
+    </w:p>
+    <w:p>
+      <w:pPr>
+        <w:spacing w:line="285" w:lineRule="atLeast"/>
+        <w:rPr>
+          <w:rFonts w:ascii="Courier New" w:hAnsi="Courier New" w:cs="Courier New"/>
+          <w:color w:val="000000" w:themeColor="text1"/>
+          <w:sz w:val="21"/>
+          <w:szCs w:val="21"/>
+        </w:rPr>
+      </w:pPr>
+      <w:r>
+        <w:rPr>
+          <w:rFonts w:ascii="Courier New" w:hAnsi="Courier New" w:cs="Courier New"/>
+          <w:color w:val="000000" w:themeColor="text1"/>
+          <w:sz w:val="21"/>
+          <w:szCs w:val="21"/>
+        </w:rPr>
+        <w:t>text = """</w:t>
+      </w:r>
+    </w:p>
+    <w:p>
+      <w:pPr>
+        <w:spacing w:line="285" w:lineRule="atLeast"/>
+        <w:rPr>
+          <w:rFonts w:ascii="Courier New" w:hAnsi="Courier New" w:cs="Courier New"/>
+          <w:color w:val="000000" w:themeColor="text1"/>
+          <w:sz w:val="21"/>
+          <w:szCs w:val="21"/>
+        </w:rPr>
+      </w:pPr>
+      <w:r>
+        <w:rPr>
+          <w:rFonts w:ascii="Courier New" w:hAnsi="Courier New" w:cs="Courier New"/>
+          <w:color w:val="000000" w:themeColor="text1"/>
+          <w:sz w:val="21"/>
+          <w:szCs w:val="21"/>
+        </w:rPr>
+        <w:t>I am a B.Tech student in Information and Communication Technology at Marwadi University.</w:t>
+      </w:r>
+    </w:p>
+    <w:p>
+      <w:pPr>
+        <w:spacing w:line="285" w:lineRule="atLeast"/>
+        <w:rPr>
+          <w:rFonts w:ascii="Courier New" w:hAnsi="Courier New" w:cs="Courier New"/>
+          <w:color w:val="000000" w:themeColor="text1"/>
+          <w:sz w:val="21"/>
+          <w:szCs w:val="21"/>
+        </w:rPr>
+      </w:pPr>
+      <w:r>
+        <w:rPr>
+          <w:rFonts w:ascii="Courier New" w:hAnsi="Courier New" w:cs="Courier New"/>
+          <w:color w:val="000000" w:themeColor="text1"/>
+          <w:sz w:val="21"/>
+          <w:szCs w:val="21"/>
+        </w:rPr>
+        <w:t>I am interested in Artificial Intelligence, Machine Learning, and Natural Language Processing.</w:t>
+      </w:r>
+    </w:p>
+    <w:p>
+      <w:pPr>
+        <w:spacing w:line="285" w:lineRule="atLeast"/>
+        <w:rPr>
+          <w:rFonts w:ascii="Courier New" w:hAnsi="Courier New" w:cs="Courier New"/>
+          <w:color w:val="000000" w:themeColor="text1"/>
+          <w:sz w:val="21"/>
+          <w:szCs w:val="21"/>
+        </w:rPr>
+      </w:pPr>
+      <w:r>
+        <w:rPr>
+          <w:rFonts w:ascii="Courier New" w:hAnsi="Courier New" w:cs="Courier New"/>
+          <w:color w:val="000000" w:themeColor="text1"/>
+          <w:sz w:val="21"/>
+          <w:szCs w:val="21"/>
+        </w:rPr>
+        <w:lastRenderedPageBreak/>
+        <w:t>Currently, I am working on an AI-based answer sheet evaluation system using OCR and NLP.</w:t>
+      </w:r>
+    </w:p>
+    <w:p>
+      <w:pPr>
+        <w:spacing w:line="285" w:lineRule="atLeast"/>
+        <w:rPr>
+          <w:rFonts w:ascii="Courier New" w:hAnsi="Courier New" w:cs="Courier New"/>
+          <w:color w:val="000000" w:themeColor="text1"/>
+          <w:sz w:val="21"/>
+          <w:szCs w:val="21"/>
+        </w:rPr>
+      </w:pPr>
+      <w:r>
+        <w:rPr>
+          <w:rFonts w:ascii="Courier New" w:hAnsi="Courier New" w:cs="Courier New"/>
+          <w:color w:val="000000" w:themeColor="text1"/>
+          <w:sz w:val="21"/>
+          <w:szCs w:val="21"/>
+        </w:rPr>
+        <w:t>I have knowledge of Python, Flutter, and Laravel development.</w:t>
+      </w:r>
+    </w:p>
+    <w:p>
+      <w:pPr>
+        <w:spacing w:line="285" w:lineRule="atLeast"/>
+        <w:rPr>
+          <w:rFonts w:ascii="Courier New" w:hAnsi="Courier New" w:cs="Courier New"/>
+          <w:color w:val="000000" w:themeColor="text1"/>
+          <w:sz w:val="21"/>
+          <w:szCs w:val="21"/>
+        </w:rPr>
+      </w:pPr>
+      <w:r>
+        <w:rPr>
+          <w:rFonts w:ascii="Courier New" w:hAnsi="Courier New" w:cs="Courier New"/>
+          <w:color w:val="000000" w:themeColor="text1"/>
+          <w:sz w:val="21"/>
+          <w:szCs w:val="21"/>
+        </w:rPr>
+        <w:t>I enjoy building real-world applications in education and healthcare.</w:t>
+      </w:r>
+    </w:p>
+    <w:p>
+      <w:pPr>
+        <w:spacing w:line="285" w:lineRule="atLeast"/>
+        <w:rPr>
+          <w:rFonts w:ascii="Courier New" w:hAnsi="Courier New" w:cs="Courier New"/>
+          <w:color w:val="000000" w:themeColor="text1"/>
+          <w:sz w:val="21"/>
+          <w:szCs w:val="21"/>
+        </w:rPr>
+      </w:pPr>
+      <w:r>
+        <w:rPr>
+          <w:rFonts w:ascii="Courier New" w:hAnsi="Courier New" w:cs="Courier New"/>
+          <w:color w:val="000000" w:themeColor="text1"/>
+          <w:sz w:val="21"/>
+          <w:szCs w:val="21"/>
+        </w:rPr>
+        <w:t>I also like photography, content creation, and social media marketing.</w:t>
+      </w:r>
+    </w:p>
+    <w:p>
+      <w:pPr>
+        <w:spacing w:line="285" w:lineRule="atLeast"/>
+        <w:rPr>
+          <w:rFonts w:ascii="Courier New" w:hAnsi="Courier New" w:cs="Courier New"/>
+          <w:color w:val="000000" w:themeColor="text1"/>
+          <w:sz w:val="21"/>
+          <w:szCs w:val="21"/>
+        </w:rPr>
+      </w:pPr>
+      <w:r>
+        <w:rPr>
+          <w:rFonts w:ascii="Courier New" w:hAnsi="Courier New" w:cs="Courier New"/>
+          <w:color w:val="000000" w:themeColor="text1"/>
+          <w:sz w:val="21"/>
+          <w:szCs w:val="21"/>
+        </w:rPr>
+        <w:t>"""</w:t>
+      </w:r>
+    </w:p>
+    <w:p>
+      <w:pPr>
+        <w:spacing w:line="285" w:lineRule="atLeast"/>
+        <w:rPr>
+          <w:rFonts w:ascii="Courier New" w:hAnsi="Courier New" w:cs="Courier New"/>
+          <w:color w:val="000000" w:themeColor="text1"/>
+          <w:sz w:val="21"/>
+          <w:szCs w:val="21"/>
+        </w:rPr>
+      </w:pPr>
+      <w:r>
+        <w:rPr>
+          <w:rFonts w:ascii="Courier New" w:hAnsi="Courier New" w:cs="Courier New"/>
+          <w:color w:val="000000" w:themeColor="text1"/>
+          <w:sz w:val="21"/>
+          <w:szCs w:val="21"/>
+        </w:rPr>
+        <w:t xml:space="preserve">kw = </w:t>
+      </w:r>
+      <w:proofErr w:type="spellStart"/>
+      <w:r>
+        <w:rPr>
+          <w:rFonts w:ascii="Courier New" w:hAnsi="Courier New" w:cs="Courier New"/>
+          <w:color w:val="000000" w:themeColor="text1"/>
+          <w:sz w:val="21"/>
+          <w:szCs w:val="21"/>
+        </w:rPr>
+        <w:t>keywords.keywords</w:t>
+      </w:r>
+      <w:proofErr w:type="spellEnd"/>
+      <w:r>
+        <w:rPr>
+          <w:rFonts w:ascii="Courier New" w:hAnsi="Courier New" w:cs="Courier New"/>
+          <w:color w:val="000000" w:themeColor="text1"/>
+          <w:sz w:val="21"/>
+          <w:szCs w:val="21"/>
+        </w:rPr>
+        <w:t>(text, words=25)</w:t>
+      </w:r>
+    </w:p>
+    <w:p>
+      <w:pPr>
+        <w:spacing w:line="285" w:lineRule="atLeast"/>
+        <w:rPr>
+          <w:rFonts w:ascii="Courier New" w:hAnsi="Courier New" w:cs="Courier New"/>
+          <w:color w:val="000000" w:themeColor="text1"/>
+          <w:sz w:val="21"/>
+          <w:szCs w:val="21"/>
+        </w:rPr>
+      </w:pPr>
+    </w:p>
+    <w:p>
+      <w:pPr>
+        <w:spacing w:line="285" w:lineRule="atLeast"/>
+        <w:rPr>
+          <w:rFonts w:ascii="Courier New" w:hAnsi="Courier New" w:cs="Courier New"/>
+          <w:color w:val="000000" w:themeColor="text1"/>
+          <w:sz w:val="21"/>
+          <w:szCs w:val="21"/>
+        </w:rPr>
+      </w:pPr>
+      <w:r>
+        <w:rPr>
+          <w:rFonts w:ascii="Courier New" w:hAnsi="Courier New" w:cs="Courier New"/>
+          <w:color w:val="000000" w:themeColor="text1"/>
+          <w:sz w:val="21"/>
+          <w:szCs w:val="21"/>
+        </w:rPr>
+        <w:t>print("Top Keywords:\n")</w:t>
+      </w:r>
+    </w:p>
+    <w:p>
+      <w:pPr>
+        <w:spacing w:line="285" w:lineRule="atLeast"/>
+        <w:rPr>
+          <w:rFonts w:ascii="Courier New" w:hAnsi="Courier New" w:cs="Courier New"/>
+          <w:color w:val="000000" w:themeColor="text1"/>
+          <w:sz w:val="21"/>
+          <w:szCs w:val="21"/>
+        </w:rPr>
+      </w:pPr>
+      <w:r>
+        <w:rPr>
+          <w:rFonts w:ascii="Courier New" w:hAnsi="Courier New" w:cs="Courier New"/>
+          <w:color w:val="000000" w:themeColor="text1"/>
+          <w:sz w:val="21"/>
+          <w:szCs w:val="21"/>
+        </w:rPr>
+        <w:t>print(kw)</w:t>
+      </w:r>
+    </w:p>
+    <w:p>
+      <w:pPr>
+        <w:spacing w:line="285" w:lineRule="atLeast"/>
+        <w:rPr>
+          <w:rFonts w:ascii="Courier New" w:hAnsi="Courier New" w:cs="Courier New"/>
+          <w:color w:val="000000" w:themeColor="text1"/>
+          <w:sz w:val="21"/>
+          <w:szCs w:val="21"/>
+        </w:rPr>
+      </w:pPr>
+      <w:proofErr w:type="spellStart"/>
+      <w:r>
+        <w:rPr>
+          <w:rFonts w:ascii="Courier New" w:hAnsi="Courier New" w:cs="Courier New"/>
+          <w:color w:val="000000" w:themeColor="text1"/>
+          <w:sz w:val="21"/>
+          <w:szCs w:val="21"/>
+        </w:rPr>
+        <w:t>kw_list</w:t>
+      </w:r>
+      <w:proofErr w:type="spellEnd"/>
+      <w:r>
+        <w:rPr>
+          <w:rFonts w:ascii="Courier New" w:hAnsi="Courier New" w:cs="Courier New"/>
+          <w:color w:val="000000" w:themeColor="text1"/>
+          <w:sz w:val="21"/>
+          <w:szCs w:val="21"/>
+        </w:rPr>
+        <w:t xml:space="preserve"> = </w:t>
+      </w:r>
+      <w:proofErr w:type="spellStart"/>
+      <w:r>
+        <w:rPr>
+          <w:rFonts w:ascii="Courier New" w:hAnsi="Courier New" w:cs="Courier New"/>
+          <w:color w:val="000000" w:themeColor="text1"/>
+          <w:sz w:val="21"/>
+          <w:szCs w:val="21"/>
+        </w:rPr>
+        <w:t>keywords.keywords</w:t>
+      </w:r>
+      <w:proofErr w:type="spellEnd"/>
+      <w:r>
+        <w:rPr>
+          <w:rFonts w:ascii="Courier New" w:hAnsi="Courier New" w:cs="Courier New"/>
+          <w:color w:val="000000" w:themeColor="text1"/>
+          <w:sz w:val="21"/>
+          <w:szCs w:val="21"/>
+        </w:rPr>
+        <w:t>(text, words=25, split=True)</w:t>
+      </w:r>
+    </w:p>
+    <w:p>
+      <w:pPr>
+        <w:spacing w:line="285" w:lineRule="atLeast"/>
+        <w:rPr>
+          <w:rFonts w:ascii="Courier New" w:hAnsi="Courier New" w:cs="Courier New"/>
+          <w:color w:val="000000" w:themeColor="text1"/>
+          <w:sz w:val="21"/>
+          <w:szCs w:val="21"/>
+        </w:rPr>
+      </w:pPr>
+    </w:p>
+    <w:p>
+      <w:pPr>
+        <w:spacing w:line="285" w:lineRule="atLeast"/>
+        <w:rPr>
+          <w:rFonts w:ascii="Courier New" w:hAnsi="Courier New" w:cs="Courier New"/>
+          <w:color w:val="000000" w:themeColor="text1"/>
+          <w:sz w:val="21"/>
+          <w:szCs w:val="21"/>
+        </w:rPr>
+      </w:pPr>
+      <w:r>
+        <w:rPr>
+          <w:rFonts w:ascii="Courier New" w:hAnsi="Courier New" w:cs="Courier New"/>
+          <w:color w:val="000000" w:themeColor="text1"/>
+          <w:sz w:val="21"/>
+          <w:szCs w:val="21"/>
+        </w:rPr>
+        <w:t>print("Top 25 Keywords List:\n")</w:t>
+      </w:r>
+    </w:p>
+    <w:p>
+      <w:pPr>
+        <w:spacing w:line="285" w:lineRule="atLeast"/>
+        <w:rPr>
+          <w:rFonts w:ascii="Courier New" w:hAnsi="Courier New" w:cs="Courier New"/>
+          <w:color w:val="000000" w:themeColor="text1"/>
+          <w:sz w:val="21"/>
+          <w:szCs w:val="21"/>
+        </w:rPr>
+      </w:pPr>
+      <w:r>
+        <w:rPr>
+          <w:rFonts w:ascii="Courier New" w:hAnsi="Courier New" w:cs="Courier New"/>
+          <w:color w:val="000000" w:themeColor="text1"/>
+          <w:sz w:val="21"/>
+          <w:szCs w:val="21"/>
+        </w:rPr>
+        <w:t>print(</w:t>
+      </w:r>
+      <w:proofErr w:type="spellStart"/>
+      <w:r>
+        <w:rPr>
+          <w:rFonts w:ascii="Courier New" w:hAnsi="Courier New" w:cs="Courier New"/>
+          <w:color w:val="000000" w:themeColor="text1"/>
+          <w:sz w:val="21"/>
+          <w:szCs w:val="21"/>
+        </w:rPr>
+        <w:t>kw_list</w:t>
+      </w:r>
+      <w:proofErr w:type="spellEnd"/>
+      <w:r>
+        <w:rPr>
+          <w:rFonts w:ascii="Courier New" w:hAnsi="Courier New" w:cs="Courier New"/>
+          <w:color w:val="000000" w:themeColor="text1"/>
+          <w:sz w:val="21"/>
+          <w:szCs w:val="21"/>
+        </w:rPr>
+        <w:t>)</w:t>
+      </w:r>
+    </w:p>
+    <w:p>
+      <w:pPr>
+        <w:spacing w:line="285" w:lineRule="atLeast"/>
+        <w:rPr>
+          <w:rFonts w:ascii="Courier New" w:hAnsi="Courier New" w:cs="Courier New"/>
+          <w:color w:val="000000" w:themeColor="text1"/>
+          <w:sz w:val="21"/>
+          <w:szCs w:val="21"/>
+        </w:rPr>
+      </w:pPr>
+      <w:r>
+        <w:rPr>
+          <w:rFonts w:ascii="Courier New" w:hAnsi="Courier New" w:cs="Courier New"/>
+          <w:color w:val="000000" w:themeColor="text1"/>
+          <w:sz w:val="21"/>
+          <w:szCs w:val="21"/>
+        </w:rPr>
+        <w:t xml:space="preserve">for </w:t>
+      </w:r>
+      <w:proofErr w:type="spellStart"/>
+      <w:r>
+        <w:rPr>
+          <w:rFonts w:ascii="Courier New" w:hAnsi="Courier New" w:cs="Courier New"/>
+          <w:color w:val="000000" w:themeColor="text1"/>
+          <w:sz w:val="21"/>
+          <w:szCs w:val="21"/>
+        </w:rPr>
+        <w:t>i</w:t>
+      </w:r>
+      <w:proofErr w:type="spellEnd"/>
+      <w:r>
+        <w:rPr>
+          <w:rFonts w:ascii="Courier New" w:hAnsi="Courier New" w:cs="Courier New"/>
+          <w:color w:val="000000" w:themeColor="text1"/>
+          <w:sz w:val="21"/>
+          <w:szCs w:val="21"/>
+        </w:rPr>
+        <w:t>, word in enumerate(</w:t>
+      </w:r>
+      <w:proofErr w:type="spellStart"/>
+      <w:r>
+        <w:rPr>
+          <w:rFonts w:ascii="Courier New" w:hAnsi="Courier New" w:cs="Courier New"/>
+          <w:color w:val="000000" w:themeColor="text1"/>
+          <w:sz w:val="21"/>
+          <w:szCs w:val="21"/>
+        </w:rPr>
+        <w:t>kw_list</w:t>
+      </w:r>
+      <w:proofErr w:type="spellEnd"/>
+      <w:r>
+        <w:rPr>
+          <w:rFonts w:ascii="Courier New" w:hAnsi="Courier New" w:cs="Courier New"/>
+          <w:color w:val="000000" w:themeColor="text1"/>
+          <w:sz w:val="21"/>
+          <w:szCs w:val="21"/>
+        </w:rPr>
+        <w:t>, 1):</w:t>
+      </w:r>
+    </w:p>
+    <w:p>
+      <w:pPr>
+        <w:spacing w:line="285" w:lineRule="atLeast"/>
+        <w:rPr>
+          <w:rFonts w:ascii="Courier New" w:hAnsi="Courier New" w:cs="Courier New"/>
+          <w:color w:val="000000" w:themeColor="text1"/>
+          <w:sz w:val="21"/>
+          <w:szCs w:val="21"/>
+        </w:rPr>
+      </w:pPr>
+      <w:r>
+        <w:rPr>
+          <w:rFonts w:ascii="Courier New" w:hAnsi="Courier New" w:cs="Courier New"/>
+          <w:color w:val="000000" w:themeColor="text1"/>
+          <w:sz w:val="21"/>
+          <w:szCs w:val="21"/>
+        </w:rPr>
+        <w:t xml:space="preserve"> print(f"{</w:t>
+      </w:r>
+      <w:proofErr w:type="spellStart"/>
+      <w:r>
+        <w:rPr>
+          <w:rFonts w:ascii="Courier New" w:hAnsi="Courier New" w:cs="Courier New"/>
+          <w:color w:val="000000" w:themeColor="text1"/>
+          <w:sz w:val="21"/>
+          <w:szCs w:val="21"/>
+        </w:rPr>
+        <w:t>i</w:t>
+      </w:r>
+      <w:proofErr w:type="spellEnd"/>
+      <w:r>
+        <w:rPr>
+          <w:rFonts w:ascii="Courier New" w:hAnsi="Courier New" w:cs="Courier New"/>
+          <w:color w:val="000000" w:themeColor="text1"/>
+          <w:sz w:val="21"/>
+          <w:szCs w:val="21"/>
+        </w:rPr>
+        <w:t>}. {word}")</w:t>
+      </w:r>
+    </w:p>
+    <w:p>
+      <w:pPr>
+        <w:pStyle w:val="Heading1"/>
+        <w:ind w:left="0"/>
+        <w:rPr>
+          <w:spacing w:val="-2"/>
+        </w:rPr>
+      </w:pPr>
+      <w:r>
+        <w:rPr>
+          <w:spacing w:val="-2"/>
+        </w:rPr>
+        <w:t>Results:</w:t>
+      </w:r>
+    </w:p>
+    <w:p>
+      <w:pPr>
+        <w:pStyle w:val="Heading1"/>
+        <w:ind w:left="0"/>
+        <w:rPr>
+          <w:u w:val="none"/>
+        </w:rPr>
+      </w:pPr>
+      <w:r>
+        <w:rPr>
           <w:noProof/>
-          <w:sz w:val="20"/>
-        </w:rPr>
-        <mc:AlternateContent>
-          <mc:Choice Requires="wps">
-            <w:drawing>
-              <wp:anchor distT="0" distB="0" distL="0" distR="0" simplePos="0" relativeHeight="487593984" behindDoc="1" locked="0" layoutInCell="1" allowOverlap="1" wp14:anchorId="3F2CDB15" wp14:editId="36DD82DB">
-                <wp:simplePos x="0" y="0"/>
-                <wp:positionH relativeFrom="page">
-                  <wp:posOffset>914717</wp:posOffset>
-                </wp:positionH>
-                <wp:positionV relativeFrom="paragraph">
-                  <wp:posOffset>194710</wp:posOffset>
-                </wp:positionV>
-                <wp:extent cx="6377940" cy="1270"/>
-                <wp:effectExtent l="0" t="0" r="0" b="0"/>
-                <wp:wrapTopAndBottom/>
-                <wp:docPr id="17" name="Graphic 17"/>
-                <wp:cNvGraphicFramePr>
-                  <a:graphicFrameLocks xmlns:a="http://schemas.openxmlformats.org/drawingml/2006/main"/>
-                </wp:cNvGraphicFramePr>
-                <a:graphic xmlns:a="http://schemas.openxmlformats.org/drawingml/2006/main">
-                  <a:graphicData uri="http://schemas.microsoft.com/office/word/2010/wordprocessingShape">
-                    <wps:wsp>
-                      <wps:cNvSpPr>
-                        <a:spLocks/>
-                      </wps:cNvSpPr>
-                      <wps:spPr>
-                        <a:xfrm>
-                          <a:off x="0" y="0"/>
-                          <a:ext cx="6377940" cy="1270"/>
-                        </a:xfrm>
-                        <a:custGeom>
-                          <a:avLst/>
-                          <a:gdLst/>
-                          <a:ahLst/>
-                          <a:cxnLst/>
-                          <a:rect l="l" t="t" r="r" b="b"/>
-                          <a:pathLst>
-                            <a:path w="6377940">
-                              <a:moveTo>
-                                <a:pt x="0" y="0"/>
-                              </a:moveTo>
-                              <a:lnTo>
-                                <a:pt x="6377483" y="0"/>
-                              </a:lnTo>
-                            </a:path>
-                          </a:pathLst>
-                        </a:custGeom>
-                        <a:ln w="9906">
-                          <a:solidFill>
-                            <a:srgbClr val="000000"/>
-                          </a:solidFill>
-                          <a:prstDash val="solid"/>
-                        </a:ln>
-                      </wps:spPr>
-                      <wps:bodyPr wrap="square" lIns="0" tIns="0" rIns="0" bIns="0" rtlCol="0">
-                        <a:prstTxWarp prst="textNoShape">
-                          <a:avLst/>
-                        </a:prstTxWarp>
-                        <a:noAutofit/>
-                      </wps:bodyPr>
-                    </wps:wsp>
-                  </a:graphicData>
-                </a:graphic>
-              </wp:anchor>
-            </w:drawing>
-          </mc:Choice>
-          <mc:Fallback xmlns:ve="http://schemas.openxmlformats.org/markup-compatibility/2006" xmlns:a="http://schemas.openxmlformats.org/drawingml/2006/main" xmlns:pic="http://schemas.openxmlformats.org/drawingml/2006/picture">
-            <w:pict>
-              <v:shape style="position:absolute;margin-left:72.025002pt;margin-top:15.331557pt;width:502.2pt;height:.1pt;mso-position-horizontal-relative:page;mso-position-vertical-relative:paragraph;z-index:-15722496;mso-wrap-distance-left:0;mso-wrap-distance-right:0" id="docshape11" coordorigin="1441,307" coordsize="10044,0" path="m1441,307l11484,307e" filled="false" stroked="true" strokeweight=".78pt" strokecolor="#000000">
-                <v:path arrowok="t"/>
-                <v:stroke dashstyle="solid"/>
-                <w10:wrap type="topAndBottom"/>
-              </v:shape>
-            </w:pict>
-          </mc:Fallback>
-        </mc:AlternateContent>
-      </w:r>
-      <w:r>
-        <w:rPr>
-          <w:rFonts w:ascii="Times New Roman" w:hAnsi="Times New Roman" w:cs="Times New Roman"/>
-          <w:noProof/>
-          <w:sz w:val="20"/>
-        </w:rPr>
-        <mc:AlternateContent>
-          <mc:Choice Requires="wps">
-            <w:drawing>
-              <wp:anchor distT="0" distB="0" distL="0" distR="0" simplePos="0" relativeHeight="487594496" behindDoc="1" locked="0" layoutInCell="1" allowOverlap="1" wp14:anchorId="6AF1D74F" wp14:editId="5ADDE40A">
-                <wp:simplePos x="0" y="0"/>
-                <wp:positionH relativeFrom="page">
-                  <wp:posOffset>914717</wp:posOffset>
-                </wp:positionH>
-                <wp:positionV relativeFrom="paragraph">
-                  <wp:posOffset>410610</wp:posOffset>
-                </wp:positionV>
-                <wp:extent cx="6377940" cy="1270"/>
-                <wp:effectExtent l="0" t="0" r="0" b="0"/>
-                <wp:wrapTopAndBottom/>
-                <wp:docPr id="18" name="Graphic 18"/>
-                <wp:cNvGraphicFramePr>
-                  <a:graphicFrameLocks xmlns:a="http://schemas.openxmlformats.org/drawingml/2006/main"/>
-                </wp:cNvGraphicFramePr>
-                <a:graphic xmlns:a="http://schemas.openxmlformats.org/drawingml/2006/main">
-                  <a:graphicData uri="http://schemas.microsoft.com/office/word/2010/wordprocessingShape">
-                    <wps:wsp>
-                      <wps:cNvSpPr>
-                        <a:spLocks/>
-                      </wps:cNvSpPr>
-                      <wps:spPr>
-                        <a:xfrm>
-                          <a:off x="0" y="0"/>
-                          <a:ext cx="6377940" cy="1270"/>
-                        </a:xfrm>
-                        <a:custGeom>
-                          <a:avLst/>
-                          <a:gdLst/>
-                          <a:ahLst/>
-                          <a:cxnLst/>
-                          <a:rect l="l" t="t" r="r" b="b"/>
-                          <a:pathLst>
-                            <a:path w="6377940">
-                              <a:moveTo>
-                                <a:pt x="0" y="0"/>
-                              </a:moveTo>
-                              <a:lnTo>
-                                <a:pt x="6377483" y="0"/>
-                              </a:lnTo>
-                            </a:path>
-                          </a:pathLst>
-                        </a:custGeom>
-                        <a:ln w="9906">
-                          <a:solidFill>
-                            <a:srgbClr val="000000"/>
-                          </a:solidFill>
-                          <a:prstDash val="solid"/>
-                        </a:ln>
-                      </wps:spPr>
-                      <wps:bodyPr wrap="square" lIns="0" tIns="0" rIns="0" bIns="0" rtlCol="0">
-                        <a:prstTxWarp prst="textNoShape">
-                          <a:avLst/>
-                        </a:prstTxWarp>
-                        <a:noAutofit/>
-                      </wps:bodyPr>
-                    </wps:wsp>
-                  </a:graphicData>
-                </a:graphic>
-              </wp:anchor>
-            </w:drawing>
-          </mc:Choice>
-          <mc:Fallback xmlns:ve="http://schemas.openxmlformats.org/markup-compatibility/2006" xmlns:a="http://schemas.openxmlformats.org/drawingml/2006/main" xmlns:pic="http://schemas.openxmlformats.org/drawingml/2006/picture">
-            <w:pict>
-              <v:shape style="position:absolute;margin-left:72.025002pt;margin-top:32.331558pt;width:502.2pt;height:.1pt;mso-position-horizontal-relative:page;mso-position-vertical-relative:paragraph;z-index:-15721984;mso-wrap-distance-left:0;mso-wrap-distance-right:0" id="docshape12" coordorigin="1441,647" coordsize="10044,0" path="m1441,647l11484,647e" filled="false" stroked="true" strokeweight=".78pt" strokecolor="#000000">
-                <v:path arrowok="t"/>
-                <v:stroke dashstyle="solid"/>
-                <w10:wrap type="topAndBottom"/>
-              </v:shape>
-            </w:pict>
-          </mc:Fallback>
-        </mc:AlternateContent>
-      </w:r>
-      <w:r>
-        <w:rPr>
-          <w:rFonts w:ascii="Times New Roman" w:hAnsi="Times New Roman" w:cs="Times New Roman"/>
-          <w:noProof/>
-          <w:sz w:val="20"/>
-        </w:rPr>
-        <mc:AlternateContent>
-          <mc:Choice Requires="wps">
-            <w:drawing>
-              <wp:anchor distT="0" distB="0" distL="0" distR="0" simplePos="0" relativeHeight="487595008" behindDoc="1" locked="0" layoutInCell="1" allowOverlap="1" wp14:anchorId="0D8234AB" wp14:editId="572B4036">
-                <wp:simplePos x="0" y="0"/>
-                <wp:positionH relativeFrom="page">
-                  <wp:posOffset>914717</wp:posOffset>
-                </wp:positionH>
-                <wp:positionV relativeFrom="paragraph">
-                  <wp:posOffset>624097</wp:posOffset>
-                </wp:positionV>
-                <wp:extent cx="6377940" cy="1270"/>
-                <wp:effectExtent l="0" t="0" r="0" b="0"/>
-                <wp:wrapTopAndBottom/>
-                <wp:docPr id="19" name="Graphic 19"/>
-                <wp:cNvGraphicFramePr>
-                  <a:graphicFrameLocks xmlns:a="http://schemas.openxmlformats.org/drawingml/2006/main"/>
-                </wp:cNvGraphicFramePr>
-                <a:graphic xmlns:a="http://schemas.openxmlformats.org/drawingml/2006/main">
-                  <a:graphicData uri="http://schemas.microsoft.com/office/word/2010/wordprocessingShape">
-                    <wps:wsp>
-                      <wps:cNvSpPr>
-                        <a:spLocks/>
-                      </wps:cNvSpPr>
-                      <wps:spPr>
-                        <a:xfrm>
-                          <a:off x="0" y="0"/>
-                          <a:ext cx="6377940" cy="1270"/>
-                        </a:xfrm>
-                        <a:custGeom>
-                          <a:avLst/>
-                          <a:gdLst/>
-                          <a:ahLst/>
-                          <a:cxnLst/>
-                          <a:rect l="l" t="t" r="r" b="b"/>
-                          <a:pathLst>
-                            <a:path w="6377940">
-                              <a:moveTo>
-                                <a:pt x="0" y="0"/>
-                              </a:moveTo>
-                              <a:lnTo>
-                                <a:pt x="6377483" y="0"/>
-                              </a:lnTo>
-                            </a:path>
-                          </a:pathLst>
-                        </a:custGeom>
-                        <a:ln w="9906">
-                          <a:solidFill>
-                            <a:srgbClr val="000000"/>
-                          </a:solidFill>
-                          <a:prstDash val="solid"/>
-                        </a:ln>
-                      </wps:spPr>
-                      <wps:bodyPr wrap="square" lIns="0" tIns="0" rIns="0" bIns="0" rtlCol="0">
-                        <a:prstTxWarp prst="textNoShape">
-                          <a:avLst/>
-                        </a:prstTxWarp>
-                        <a:noAutofit/>
-                      </wps:bodyPr>
-                    </wps:wsp>
-                  </a:graphicData>
-                </a:graphic>
-              </wp:anchor>
-            </w:drawing>
-          </mc:Choice>
-          <mc:Fallback xmlns:ve="http://schemas.openxmlformats.org/markup-compatibility/2006" xmlns:a="http://schemas.openxmlformats.org/drawingml/2006/main" xmlns:pic="http://schemas.openxmlformats.org/drawingml/2006/picture">
-            <w:pict>
-              <v:shape style="position:absolute;margin-left:72.025002pt;margin-top:49.141556pt;width:502.2pt;height:.1pt;mso-position-horizontal-relative:page;mso-position-vertical-relative:paragraph;z-index:-15721472;mso-wrap-distance-left:0;mso-wrap-distance-right:0" id="docshape13" coordorigin="1441,983" coordsize="10044,0" path="m1441,983l11484,983e" filled="false" stroked="true" strokeweight=".78pt" strokecolor="#000000">
-                <v:path arrowok="t"/>
-                <v:stroke dashstyle="solid"/>
-                <w10:wrap type="topAndBottom"/>
-              </v:shape>
-            </w:pict>
-          </mc:Fallback>
-        </mc:AlternateContent>
-      </w:r>
-    </w:p>
-    <w:p>
-      <w:pPr>
-        <w:pStyle w:val="BodyText"/>
-        <w:spacing w:before="64"/>
-        <w:rPr>
-          <w:rFonts w:ascii="Times New Roman" w:hAnsi="Times New Roman" w:cs="Times New Roman"/>
-          <w:sz w:val="20"/>
-        </w:rPr>
-      </w:pPr>
-    </w:p>
-    <w:p>
-      <w:pPr>
-        <w:pStyle w:val="BodyText"/>
-        <w:spacing w:before="60"/>
-        <w:rPr>
-          <w:rFonts w:ascii="Times New Roman" w:hAnsi="Times New Roman" w:cs="Times New Roman"/>
-          <w:sz w:val="20"/>
-        </w:rPr>
-      </w:pPr>
-    </w:p>
-    <w:p>
-      <w:pPr>
-        <w:pStyle w:val="BodyText"/>
-        <w:spacing w:before="258"/>
-        <w:rPr>
-          <w:rFonts w:ascii="Times New Roman" w:hAnsi="Times New Roman" w:cs="Times New Roman"/>
-          <w:sz w:val="28"/>
-        </w:rPr>
-      </w:pPr>
-      <w:bookmarkStart w:id="0" w:name="_GoBack"/>
-      <w:bookmarkEnd w:id="0"/>
-    </w:p>
-    <w:p>
-      <w:pPr>
-        <w:pStyle w:val="Heading1"/>
-        <w:rPr>
           <w:u w:val="none"/>
         </w:rPr>
-      </w:pPr>
-      <w:r>
-        <w:t>Program</w:t>
-      </w:r>
-      <w:r>
-        <w:rPr>
-          <w:spacing w:val="3"/>
-        </w:rPr>
-        <w:t xml:space="preserve"> </w:t>
-      </w:r>
-      <w:r>
-        <w:rPr>
-          <w:spacing w:val="-2"/>
-        </w:rPr>
-        <w:t>(Code):</w:t>
-      </w:r>
-    </w:p>
-    <w:p>
-      <w:pPr>
-        <w:pStyle w:val="BodyText"/>
-        <w:spacing w:before="3"/>
-        <w:ind w:left="360"/>
-        <w:rPr>
-          <w:rFonts w:ascii="Times New Roman" w:hAnsi="Times New Roman" w:cs="Times New Roman"/>
-        </w:rPr>
-      </w:pPr>
-      <w:r>
-        <w:rPr>
-          <w:rFonts w:ascii="Times New Roman" w:hAnsi="Times New Roman" w:cs="Times New Roman"/>
-        </w:rPr>
-        <w:t>To</w:t>
-      </w:r>
-      <w:r>
-        <w:rPr>
-          <w:rFonts w:ascii="Times New Roman" w:hAnsi="Times New Roman" w:cs="Times New Roman"/>
-          <w:spacing w:val="-1"/>
-        </w:rPr>
-        <w:t xml:space="preserve"> </w:t>
-      </w:r>
-      <w:r>
-        <w:rPr>
-          <w:rFonts w:ascii="Times New Roman" w:hAnsi="Times New Roman" w:cs="Times New Roman"/>
-        </w:rPr>
-        <w:t>be</w:t>
-      </w:r>
-      <w:r>
-        <w:rPr>
-          <w:rFonts w:ascii="Times New Roman" w:hAnsi="Times New Roman" w:cs="Times New Roman"/>
-          <w:spacing w:val="-5"/>
-        </w:rPr>
-        <w:t xml:space="preserve"> </w:t>
-      </w:r>
-      <w:r>
-        <w:rPr>
-          <w:rFonts w:ascii="Times New Roman" w:hAnsi="Times New Roman" w:cs="Times New Roman"/>
-        </w:rPr>
-        <w:t>attached</w:t>
-      </w:r>
-      <w:r>
-        <w:rPr>
-          <w:rFonts w:ascii="Times New Roman" w:hAnsi="Times New Roman" w:cs="Times New Roman"/>
-          <w:spacing w:val="1"/>
-        </w:rPr>
-        <w:t xml:space="preserve"> </w:t>
-      </w:r>
-      <w:r>
-        <w:rPr>
-          <w:rFonts w:ascii="Times New Roman" w:hAnsi="Times New Roman" w:cs="Times New Roman"/>
-          <w:spacing w:val="-4"/>
-        </w:rPr>
-        <w:t>with</w:t>
-      </w:r>
-    </w:p>
-    <w:p>
-      <w:pPr>
-        <w:pStyle w:val="BodyText"/>
-        <w:spacing w:before="221"/>
-        <w:rPr>
-          <w:rFonts w:ascii="Times New Roman" w:hAnsi="Times New Roman" w:cs="Times New Roman"/>
-        </w:rPr>
-      </w:pPr>
-    </w:p>
-    <w:p>
-      <w:pPr>
-        <w:pStyle w:val="Heading1"/>
-        <w:rPr>
-          <w:u w:val="none"/>
-        </w:rPr>
-      </w:pPr>
-      <w:r>
-        <w:rPr>
-          <w:spacing w:val="-2"/>
-        </w:rPr>
-        <w:t>Results:</w:t>
-      </w:r>
-    </w:p>
-    <w:p>
-      <w:pPr>
-        <w:pStyle w:val="BodyText"/>
-        <w:spacing w:before="3"/>
-        <w:ind w:left="360"/>
-        <w:rPr>
-          <w:rFonts w:ascii="Times New Roman" w:hAnsi="Times New Roman" w:cs="Times New Roman"/>
-        </w:rPr>
-      </w:pPr>
-      <w:r>
-        <w:rPr>
-          <w:rFonts w:ascii="Times New Roman" w:hAnsi="Times New Roman" w:cs="Times New Roman"/>
-        </w:rPr>
-        <w:t>To</w:t>
-      </w:r>
-      <w:r>
-        <w:rPr>
-          <w:rFonts w:ascii="Times New Roman" w:hAnsi="Times New Roman" w:cs="Times New Roman"/>
-          <w:spacing w:val="-1"/>
-        </w:rPr>
-        <w:t xml:space="preserve"> </w:t>
-      </w:r>
-      <w:r>
-        <w:rPr>
-          <w:rFonts w:ascii="Times New Roman" w:hAnsi="Times New Roman" w:cs="Times New Roman"/>
-        </w:rPr>
-        <w:t>be</w:t>
-      </w:r>
-      <w:r>
-        <w:rPr>
-          <w:rFonts w:ascii="Times New Roman" w:hAnsi="Times New Roman" w:cs="Times New Roman"/>
-          <w:spacing w:val="-5"/>
-        </w:rPr>
-        <w:t xml:space="preserve"> </w:t>
-      </w:r>
-      <w:r>
-        <w:rPr>
-          <w:rFonts w:ascii="Times New Roman" w:hAnsi="Times New Roman" w:cs="Times New Roman"/>
-        </w:rPr>
-        <w:t>attached</w:t>
-      </w:r>
-      <w:r>
-        <w:rPr>
-          <w:rFonts w:ascii="Times New Roman" w:hAnsi="Times New Roman" w:cs="Times New Roman"/>
-          <w:spacing w:val="1"/>
-        </w:rPr>
-        <w:t xml:space="preserve"> </w:t>
-      </w:r>
-      <w:r>
-        <w:rPr>
-          <w:rFonts w:ascii="Times New Roman" w:hAnsi="Times New Roman" w:cs="Times New Roman"/>
-          <w:spacing w:val="-4"/>
-        </w:rPr>
-        <w:t>with</w:t>
+        <w:drawing>
+          <wp:inline distT="0" distB="0" distL="0" distR="0" wp14:anchorId="5A5D61D3" wp14:editId="063D323C">
+            <wp:extent cx="6979920" cy="2096135"/>
+            <wp:effectExtent l="0" t="0" r="5080" b="0"/>
+            <wp:docPr id="20" name="Picture 20"/>
+            <wp:cNvGraphicFramePr>
+              <a:graphicFrameLocks xmlns:a="http://schemas.openxmlformats.org/drawingml/2006/main" noChangeAspect="1"/>
+            </wp:cNvGraphicFramePr>
+            <a:graphic xmlns:a="http://schemas.openxmlformats.org/drawingml/2006/main">
+              <a:graphicData uri="http://schemas.openxmlformats.org/drawingml/2006/picture">
+                <pic:pic xmlns:pic="http://schemas.openxmlformats.org/drawingml/2006/picture">
+                  <pic:nvPicPr>
+                    <pic:cNvPr id="20" name="Screenshot 2026-04-09 at 12.59.07 AM.png"/>
+                    <pic:cNvPicPr/>
+                  </pic:nvPicPr>
+                  <pic:blipFill>
+                    <a:blip r:embed="rId18" cstate="print">
+                      <a:extLst>
+                        <a:ext uri="{28A0092B-C50C-407E-A947-70E740481C1C}">
+                          <a14:useLocalDpi xmlns:a14="http://schemas.microsoft.com/office/drawing/2010/main" val="0"/>
+                        </a:ext>
+                      </a:extLst>
+                    </a:blip>
+                    <a:stretch>
+                      <a:fillRect/>
+                    </a:stretch>
+                  </pic:blipFill>
+                  <pic:spPr>
+                    <a:xfrm>
+                      <a:off x="0" y="0"/>
+                      <a:ext cx="6979920" cy="2096135"/>
+                    </a:xfrm>
+                    <a:prstGeom prst="rect">
+                      <a:avLst/>
+                    </a:prstGeom>
+                  </pic:spPr>
+                </pic:pic>
+              </a:graphicData>
+            </a:graphic>
+          </wp:inline>
+        </w:drawing>
       </w:r>
     </w:p>
     <w:p>
       <w:pPr>
         <w:pStyle w:val="Heading1"/>
         <w:spacing w:before="290"/>
-        <w:rPr>
+        <w:ind w:left="0"/>
+        <w:rPr>
+          <w:b w:val="0"/>
+          <w:sz w:val="24"/>
           <w:u w:val="none"/>
         </w:rPr>
       </w:pPr>
+      <w:proofErr w:type="spellStart"/>
+      <w:proofErr w:type="gramStart"/>
       <w:r>
         <w:rPr>
           <w:spacing w:val="-2"/>
         </w:rPr>
         <w:t>Observation:</w:t>
+      </w:r>
+      <w:r>
+        <w:rPr>
+          <w:b w:val="0"/>
+          <w:sz w:val="24"/>
+          <w:u w:val="none"/>
+        </w:rPr>
+        <w:t>I</w:t>
+      </w:r>
+      <w:proofErr w:type="spellEnd"/>
+      <w:proofErr w:type="gramEnd"/>
+      <w:r>
+        <w:rPr>
+          <w:b w:val="0"/>
+          <w:sz w:val="24"/>
+          <w:u w:val="none"/>
+        </w:rPr>
+        <w:t xml:space="preserve"> have observed that the </w:t>
+      </w:r>
+      <w:proofErr w:type="spellStart"/>
+      <w:r>
+        <w:rPr>
+          <w:b w:val="0"/>
+          <w:sz w:val="24"/>
+          <w:u w:val="none"/>
+        </w:rPr>
+        <w:t>TextRank</w:t>
+      </w:r>
+      <w:proofErr w:type="spellEnd"/>
+      <w:r>
+        <w:rPr>
+          <w:b w:val="0"/>
+          <w:sz w:val="24"/>
+          <w:u w:val="none"/>
+        </w:rPr>
+        <w:t xml:space="preserve"> algorithm effectively extracts important keywords from the given text based on word relationships and frequency. The extracted keywords represent the main topics such as AI, NLP, and development, but some generic or less meaningful words are also included. Overall, the method provides a good summary of the document, though it does not fully capture the contextual meaning.</w:t>
       </w:r>
     </w:p>
     <w:p>
@@ -5175,6 +5720,7 @@
     <w:p>
       <w:pPr>
         <w:pStyle w:val="BodyText"/>
+        <w:spacing w:before="237"/>
         <w:rPr>
           <w:rFonts w:ascii="Times New Roman" w:hAnsi="Times New Roman" w:cs="Times New Roman"/>
           <w:b/>
@@ -5184,37 +5730,14 @@
     </w:p>
     <w:p>
       <w:pPr>
-        <w:pStyle w:val="BodyText"/>
-        <w:rPr>
-          <w:rFonts w:ascii="Times New Roman" w:hAnsi="Times New Roman" w:cs="Times New Roman"/>
+        <w:ind w:left="360"/>
+        <w:rPr>
           <w:b/>
           <w:sz w:val="28"/>
         </w:rPr>
       </w:pPr>
-    </w:p>
-    <w:p>
-      <w:pPr>
-        <w:pStyle w:val="BodyText"/>
-        <w:spacing w:before="237"/>
-        <w:rPr>
-          <w:rFonts w:ascii="Times New Roman" w:hAnsi="Times New Roman" w:cs="Times New Roman"/>
-          <w:b/>
-          <w:sz w:val="28"/>
-        </w:rPr>
-      </w:pPr>
-    </w:p>
-    <w:p>
-      <w:pPr>
-        <w:ind w:left="360"/>
-        <w:rPr>
-          <w:rFonts w:ascii="Times New Roman" w:hAnsi="Times New Roman" w:cs="Times New Roman"/>
-          <w:b/>
-          <w:sz w:val="28"/>
-        </w:rPr>
-      </w:pPr>
-      <w:r>
-        <w:rPr>
-          <w:rFonts w:ascii="Times New Roman" w:hAnsi="Times New Roman" w:cs="Times New Roman"/>
+      <w:r>
+        <w:rPr>
           <w:b/>
           <w:sz w:val="28"/>
           <w:u w:val="single"/>
@@ -5223,7 +5746,6 @@
       </w:r>
       <w:r>
         <w:rPr>
-          <w:rFonts w:ascii="Times New Roman" w:hAnsi="Times New Roman" w:cs="Times New Roman"/>
           <w:b/>
           <w:spacing w:val="-1"/>
           <w:sz w:val="28"/>
@@ -5233,7 +5755,6 @@
       </w:r>
       <w:r>
         <w:rPr>
-          <w:rFonts w:ascii="Times New Roman" w:hAnsi="Times New Roman" w:cs="Times New Roman"/>
           <w:b/>
           <w:sz w:val="28"/>
           <w:u w:val="single"/>
@@ -5242,7 +5763,6 @@
       </w:r>
       <w:r>
         <w:rPr>
-          <w:rFonts w:ascii="Times New Roman" w:hAnsi="Times New Roman" w:cs="Times New Roman"/>
           <w:b/>
           <w:spacing w:val="1"/>
           <w:sz w:val="28"/>
@@ -5252,7 +5772,6 @@
       </w:r>
       <w:r>
         <w:rPr>
-          <w:rFonts w:ascii="Times New Roman" w:hAnsi="Times New Roman" w:cs="Times New Roman"/>
           <w:b/>
           <w:spacing w:val="-2"/>
           <w:sz w:val="28"/>
@@ -5263,10 +5782,15 @@
     </w:p>
     <w:p>
       <w:pPr>
+        <w:pStyle w:val="ListParagraph"/>
+        <w:numPr>
+          <w:ilvl w:val="0"/>
+          <w:numId w:val="2"/>
+        </w:numPr>
         <w:spacing w:before="5" w:line="276" w:lineRule="auto"/>
-        <w:ind w:left="1080" w:hanging="360"/>
-        <w:rPr>
-          <w:rFonts w:ascii="Times New Roman" w:hAnsi="Times New Roman" w:cs="Times New Roman"/>
+        <w:rPr>
+          <w:rFonts w:ascii="Times New Roman" w:hAnsi="Times New Roman" w:cs="Times New Roman"/>
+          <w:b/>
           <w:sz w:val="28"/>
         </w:rPr>
       </w:pPr>
@@ -5276,27 +5800,12 @@
           <w:b/>
           <w:sz w:val="28"/>
         </w:rPr>
-        <w:t>1.</w:t>
-      </w:r>
-      <w:r>
-        <w:rPr>
-          <w:rFonts w:ascii="Times New Roman" w:hAnsi="Times New Roman" w:cs="Times New Roman"/>
-          <w:b/>
-          <w:spacing w:val="74"/>
-          <w:sz w:val="28"/>
-        </w:rPr>
-        <w:t xml:space="preserve"> </w:t>
-      </w:r>
-      <w:r>
-        <w:rPr>
-          <w:rFonts w:ascii="Times New Roman" w:hAnsi="Times New Roman" w:cs="Times New Roman"/>
-          <w:sz w:val="28"/>
-        </w:rPr>
         <w:t>Write</w:t>
       </w:r>
       <w:r>
         <w:rPr>
           <w:rFonts w:ascii="Times New Roman" w:hAnsi="Times New Roman" w:cs="Times New Roman"/>
+          <w:b/>
           <w:spacing w:val="-1"/>
           <w:sz w:val="28"/>
         </w:rPr>
@@ -5305,6 +5814,7 @@
       <w:r>
         <w:rPr>
           <w:rFonts w:ascii="Times New Roman" w:hAnsi="Times New Roman" w:cs="Times New Roman"/>
+          <w:b/>
           <w:sz w:val="28"/>
         </w:rPr>
         <w:t>about</w:t>
@@ -5312,6 +5822,7 @@
       <w:r>
         <w:rPr>
           <w:rFonts w:ascii="Times New Roman" w:hAnsi="Times New Roman" w:cs="Times New Roman"/>
+          <w:b/>
           <w:spacing w:val="-4"/>
           <w:sz w:val="28"/>
         </w:rPr>
@@ -5320,6 +5831,7 @@
       <w:r>
         <w:rPr>
           <w:rFonts w:ascii="Times New Roman" w:hAnsi="Times New Roman" w:cs="Times New Roman"/>
+          <w:b/>
           <w:sz w:val="28"/>
         </w:rPr>
         <w:t>“your</w:t>
@@ -5327,6 +5839,7 @@
       <w:r>
         <w:rPr>
           <w:rFonts w:ascii="Times New Roman" w:hAnsi="Times New Roman" w:cs="Times New Roman"/>
+          <w:b/>
           <w:spacing w:val="-4"/>
           <w:sz w:val="28"/>
         </w:rPr>
@@ -5336,6 +5849,7 @@
       <w:r>
         <w:rPr>
           <w:rFonts w:ascii="Times New Roman" w:hAnsi="Times New Roman" w:cs="Times New Roman"/>
+          <w:b/>
           <w:sz w:val="28"/>
         </w:rPr>
         <w:t>ownself</w:t>
@@ -5344,6 +5858,7 @@
       <w:r>
         <w:rPr>
           <w:rFonts w:ascii="Times New Roman" w:hAnsi="Times New Roman" w:cs="Times New Roman"/>
+          <w:b/>
           <w:sz w:val="28"/>
         </w:rPr>
         <w:t>”</w:t>
@@ -5351,6 +5866,7 @@
       <w:r>
         <w:rPr>
           <w:rFonts w:ascii="Times New Roman" w:hAnsi="Times New Roman" w:cs="Times New Roman"/>
+          <w:b/>
           <w:spacing w:val="-4"/>
           <w:sz w:val="28"/>
         </w:rPr>
@@ -5359,6 +5875,7 @@
       <w:r>
         <w:rPr>
           <w:rFonts w:ascii="Times New Roman" w:hAnsi="Times New Roman" w:cs="Times New Roman"/>
+          <w:b/>
           <w:sz w:val="28"/>
         </w:rPr>
         <w:t>(in</w:t>
@@ -5366,6 +5883,7 @@
       <w:r>
         <w:rPr>
           <w:rFonts w:ascii="Times New Roman" w:hAnsi="Times New Roman" w:cs="Times New Roman"/>
+          <w:b/>
           <w:spacing w:val="-2"/>
           <w:sz w:val="28"/>
         </w:rPr>
@@ -5374,6 +5892,7 @@
       <w:r>
         <w:rPr>
           <w:rFonts w:ascii="Times New Roman" w:hAnsi="Times New Roman" w:cs="Times New Roman"/>
+          <w:b/>
           <w:sz w:val="28"/>
         </w:rPr>
         <w:t>not</w:t>
@@ -5381,6 +5900,7 @@
       <w:r>
         <w:rPr>
           <w:rFonts w:ascii="Times New Roman" w:hAnsi="Times New Roman" w:cs="Times New Roman"/>
+          <w:b/>
           <w:spacing w:val="-4"/>
           <w:sz w:val="28"/>
         </w:rPr>
@@ -5389,6 +5909,7 @@
       <w:r>
         <w:rPr>
           <w:rFonts w:ascii="Times New Roman" w:hAnsi="Times New Roman" w:cs="Times New Roman"/>
+          <w:b/>
           <w:sz w:val="28"/>
         </w:rPr>
         <w:t>more</w:t>
@@ -5396,6 +5917,7 @@
       <w:r>
         <w:rPr>
           <w:rFonts w:ascii="Times New Roman" w:hAnsi="Times New Roman" w:cs="Times New Roman"/>
+          <w:b/>
           <w:spacing w:val="-1"/>
           <w:sz w:val="28"/>
         </w:rPr>
@@ -5404,6 +5926,7 @@
       <w:r>
         <w:rPr>
           <w:rFonts w:ascii="Times New Roman" w:hAnsi="Times New Roman" w:cs="Times New Roman"/>
+          <w:b/>
           <w:sz w:val="28"/>
         </w:rPr>
         <w:t>than</w:t>
@@ -5411,6 +5934,7 @@
       <w:r>
         <w:rPr>
           <w:rFonts w:ascii="Times New Roman" w:hAnsi="Times New Roman" w:cs="Times New Roman"/>
+          <w:b/>
           <w:spacing w:val="-2"/>
           <w:sz w:val="28"/>
         </w:rPr>
@@ -5419,6 +5943,7 @@
       <w:r>
         <w:rPr>
           <w:rFonts w:ascii="Times New Roman" w:hAnsi="Times New Roman" w:cs="Times New Roman"/>
+          <w:b/>
           <w:sz w:val="28"/>
         </w:rPr>
         <w:t>500</w:t>
@@ -5426,6 +5951,7 @@
       <w:r>
         <w:rPr>
           <w:rFonts w:ascii="Times New Roman" w:hAnsi="Times New Roman" w:cs="Times New Roman"/>
+          <w:b/>
           <w:spacing w:val="-1"/>
           <w:sz w:val="28"/>
         </w:rPr>
@@ -5434,6 +5960,7 @@
       <w:r>
         <w:rPr>
           <w:rFonts w:ascii="Times New Roman" w:hAnsi="Times New Roman" w:cs="Times New Roman"/>
+          <w:b/>
           <w:sz w:val="28"/>
         </w:rPr>
         <w:t>words</w:t>
@@ -5441,13 +5968,7 @@
       <w:r>
         <w:rPr>
           <w:rFonts w:ascii="Times New Roman" w:hAnsi="Times New Roman" w:cs="Times New Roman"/>
-          <w:sz w:val="28"/>
-        </w:rPr>
-        <w:t></w:t>
-      </w:r>
-      <w:r>
-        <w:rPr>
-          <w:rFonts w:ascii="Times New Roman" w:hAnsi="Times New Roman" w:cs="Times New Roman"/>
+          <w:b/>
           <w:spacing w:val="-7"/>
           <w:sz w:val="28"/>
         </w:rPr>
@@ -5456,6 +5977,7 @@
       <w:r>
         <w:rPr>
           <w:rFonts w:ascii="Times New Roman" w:hAnsi="Times New Roman" w:cs="Times New Roman"/>
+          <w:b/>
           <w:sz w:val="28"/>
         </w:rPr>
         <w:t>You</w:t>
@@ -5463,6 +5985,7 @@
       <w:r>
         <w:rPr>
           <w:rFonts w:ascii="Times New Roman" w:hAnsi="Times New Roman" w:cs="Times New Roman"/>
+          <w:b/>
           <w:spacing w:val="-2"/>
           <w:sz w:val="28"/>
         </w:rPr>
@@ -5471,6 +5994,7 @@
       <w:r>
         <w:rPr>
           <w:rFonts w:ascii="Times New Roman" w:hAnsi="Times New Roman" w:cs="Times New Roman"/>
+          <w:b/>
           <w:sz w:val="28"/>
         </w:rPr>
         <w:t>know</w:t>
@@ -5478,6 +6002,7 @@
       <w:r>
         <w:rPr>
           <w:rFonts w:ascii="Times New Roman" w:hAnsi="Times New Roman" w:cs="Times New Roman"/>
+          <w:b/>
           <w:spacing w:val="-9"/>
           <w:sz w:val="28"/>
         </w:rPr>
@@ -5486,6 +6011,7 @@
       <w:r>
         <w:rPr>
           <w:rFonts w:ascii="Times New Roman" w:hAnsi="Times New Roman" w:cs="Times New Roman"/>
+          <w:b/>
           <w:sz w:val="28"/>
         </w:rPr>
         <w:t>better</w:t>
@@ -5493,6 +6019,7 @@
       <w:r>
         <w:rPr>
           <w:rFonts w:ascii="Times New Roman" w:hAnsi="Times New Roman" w:cs="Times New Roman"/>
+          <w:b/>
           <w:spacing w:val="-4"/>
           <w:sz w:val="28"/>
         </w:rPr>
@@ -5501,6 +6028,7 @@
       <w:r>
         <w:rPr>
           <w:rFonts w:ascii="Times New Roman" w:hAnsi="Times New Roman" w:cs="Times New Roman"/>
+          <w:b/>
           <w:sz w:val="28"/>
         </w:rPr>
         <w:t>about</w:t>
@@ -5508,6 +6036,7 @@
       <w:r>
         <w:rPr>
           <w:rFonts w:ascii="Times New Roman" w:hAnsi="Times New Roman" w:cs="Times New Roman"/>
+          <w:b/>
           <w:spacing w:val="-4"/>
           <w:sz w:val="28"/>
         </w:rPr>
@@ -5516,6 +6045,7 @@
       <w:r>
         <w:rPr>
           <w:rFonts w:ascii="Times New Roman" w:hAnsi="Times New Roman" w:cs="Times New Roman"/>
+          <w:b/>
           <w:sz w:val="28"/>
         </w:rPr>
         <w:t xml:space="preserve">you, rather than </w:t>
@@ -5524,6 +6054,7 @@
       <w:r>
         <w:rPr>
           <w:rFonts w:ascii="Times New Roman" w:hAnsi="Times New Roman" w:cs="Times New Roman"/>
+          <w:b/>
           <w:sz w:val="28"/>
         </w:rPr>
         <w:t>ChatGPT</w:t>
@@ -5532,6 +6063,7 @@
       <w:r>
         <w:rPr>
           <w:rFonts w:ascii="Times New Roman" w:hAnsi="Times New Roman" w:cs="Times New Roman"/>
+          <w:b/>
           <w:sz w:val="28"/>
         </w:rPr>
         <w:t xml:space="preserve">!!). Extract top-25 keywords for your portfolio and analyze it in 3 categories: keyword </w:t>
@@ -5540,6 +6072,7 @@
       <w:r>
         <w:rPr>
           <w:rFonts w:ascii="Times New Roman" w:hAnsi="Times New Roman" w:cs="Times New Roman"/>
+          <w:b/>
           <w:sz w:val="28"/>
         </w:rPr>
         <w:t>can not</w:t>
@@ -5548,10 +6081,692 @@
       <w:r>
         <w:rPr>
           <w:rFonts w:ascii="Times New Roman" w:hAnsi="Times New Roman" w:cs="Times New Roman"/>
+          <w:b/>
           <w:sz w:val="28"/>
         </w:rPr>
         <w:t xml:space="preserve"> give the real idea, keyword gives the real idea, keyword is irrelevant. Paste the code, your portfolio, output and your analysis.</w:t>
       </w:r>
+    </w:p>
+    <w:p>
+      <w:pPr>
+        <w:spacing w:before="5" w:line="276" w:lineRule="auto"/>
+        <w:rPr>
+          <w:b/>
+          <w:sz w:val="28"/>
+        </w:rPr>
+      </w:pPr>
+    </w:p>
+    <w:p>
+      <w:pPr>
+        <w:spacing w:line="285" w:lineRule="atLeast"/>
+        <w:rPr>
+          <w:rFonts w:ascii="Courier New" w:hAnsi="Courier New" w:cs="Courier New"/>
+          <w:color w:val="000000" w:themeColor="text1"/>
+          <w:sz w:val="21"/>
+          <w:szCs w:val="21"/>
+        </w:rPr>
+      </w:pPr>
+      <w:proofErr w:type="spellStart"/>
+      <w:r>
+        <w:rPr>
+          <w:b/>
+          <w:sz w:val="28"/>
+        </w:rPr>
+        <w:lastRenderedPageBreak/>
+        <w:t>Programe</w:t>
+      </w:r>
+      <w:proofErr w:type="spellEnd"/>
+      <w:r>
+        <w:rPr>
+          <w:b/>
+          <w:sz w:val="28"/>
+        </w:rPr>
+        <w:t xml:space="preserve"> Code:</w:t>
+      </w:r>
+      <w:r>
+        <w:rPr>
+          <w:b/>
+          <w:sz w:val="28"/>
+        </w:rPr>
+        <w:br/>
+      </w:r>
+      <w:r>
+        <w:rPr>
+          <w:rFonts w:ascii="Courier New" w:hAnsi="Courier New" w:cs="Courier New"/>
+          <w:color w:val="000000" w:themeColor="text1"/>
+          <w:sz w:val="21"/>
+          <w:szCs w:val="21"/>
+        </w:rPr>
+        <w:t>!pip install summa</w:t>
+      </w:r>
+    </w:p>
+    <w:p>
+      <w:pPr>
+        <w:spacing w:line="285" w:lineRule="atLeast"/>
+        <w:rPr>
+          <w:rFonts w:ascii="Courier New" w:hAnsi="Courier New" w:cs="Courier New"/>
+          <w:color w:val="000000" w:themeColor="text1"/>
+          <w:sz w:val="21"/>
+          <w:szCs w:val="21"/>
+        </w:rPr>
+      </w:pPr>
+      <w:r>
+        <w:rPr>
+          <w:rFonts w:ascii="Courier New" w:hAnsi="Courier New" w:cs="Courier New"/>
+          <w:color w:val="000000" w:themeColor="text1"/>
+          <w:sz w:val="21"/>
+          <w:szCs w:val="21"/>
+        </w:rPr>
+        <w:t>from summa import keywords</w:t>
+      </w:r>
+    </w:p>
+    <w:p>
+      <w:pPr>
+        <w:spacing w:line="285" w:lineRule="atLeast"/>
+        <w:rPr>
+          <w:rFonts w:ascii="Courier New" w:hAnsi="Courier New" w:cs="Courier New"/>
+          <w:color w:val="000000" w:themeColor="text1"/>
+          <w:sz w:val="21"/>
+          <w:szCs w:val="21"/>
+        </w:rPr>
+      </w:pPr>
+      <w:r>
+        <w:rPr>
+          <w:rFonts w:ascii="Courier New" w:hAnsi="Courier New" w:cs="Courier New"/>
+          <w:color w:val="000000" w:themeColor="text1"/>
+          <w:sz w:val="21"/>
+          <w:szCs w:val="21"/>
+        </w:rPr>
+        <w:t>text = """</w:t>
+      </w:r>
+    </w:p>
+    <w:p>
+      <w:pPr>
+        <w:spacing w:line="285" w:lineRule="atLeast"/>
+        <w:rPr>
+          <w:rFonts w:ascii="Courier New" w:hAnsi="Courier New" w:cs="Courier New"/>
+          <w:color w:val="000000" w:themeColor="text1"/>
+          <w:sz w:val="21"/>
+          <w:szCs w:val="21"/>
+        </w:rPr>
+      </w:pPr>
+      <w:r>
+        <w:rPr>
+          <w:rFonts w:ascii="Courier New" w:hAnsi="Courier New" w:cs="Courier New"/>
+          <w:color w:val="000000" w:themeColor="text1"/>
+          <w:sz w:val="21"/>
+          <w:szCs w:val="21"/>
+        </w:rPr>
+        <w:t xml:space="preserve">I am a B.Tech student in Information and Communication Technology at Marwadi University. </w:t>
+      </w:r>
+    </w:p>
+    <w:p>
+      <w:pPr>
+        <w:spacing w:line="285" w:lineRule="atLeast"/>
+        <w:rPr>
+          <w:rFonts w:ascii="Courier New" w:hAnsi="Courier New" w:cs="Courier New"/>
+          <w:color w:val="000000" w:themeColor="text1"/>
+          <w:sz w:val="21"/>
+          <w:szCs w:val="21"/>
+        </w:rPr>
+      </w:pPr>
+      <w:r>
+        <w:rPr>
+          <w:rFonts w:ascii="Courier New" w:hAnsi="Courier New" w:cs="Courier New"/>
+          <w:color w:val="000000" w:themeColor="text1"/>
+          <w:sz w:val="21"/>
+          <w:szCs w:val="21"/>
+        </w:rPr>
+        <w:t xml:space="preserve">I have a strong interest in Artificial Intelligence, Machine Learning, and Natural Language Processing. </w:t>
+      </w:r>
+    </w:p>
+    <w:p>
+      <w:pPr>
+        <w:spacing w:line="285" w:lineRule="atLeast"/>
+        <w:rPr>
+          <w:rFonts w:ascii="Courier New" w:hAnsi="Courier New" w:cs="Courier New"/>
+          <w:color w:val="000000" w:themeColor="text1"/>
+          <w:sz w:val="21"/>
+          <w:szCs w:val="21"/>
+        </w:rPr>
+      </w:pPr>
+      <w:r>
+        <w:rPr>
+          <w:rFonts w:ascii="Courier New" w:hAnsi="Courier New" w:cs="Courier New"/>
+          <w:color w:val="000000" w:themeColor="text1"/>
+          <w:sz w:val="21"/>
+          <w:szCs w:val="21"/>
+        </w:rPr>
+        <w:t>Currently, I am working on an AI-assisted answer sheet evaluation system that uses OCR and NLP techniques to analyze student answers.</w:t>
+      </w:r>
+    </w:p>
+    <w:p>
+      <w:pPr>
+        <w:spacing w:line="285" w:lineRule="atLeast"/>
+        <w:rPr>
+          <w:rFonts w:ascii="Courier New" w:hAnsi="Courier New" w:cs="Courier New"/>
+          <w:color w:val="000000" w:themeColor="text1"/>
+          <w:sz w:val="21"/>
+          <w:szCs w:val="21"/>
+        </w:rPr>
+      </w:pPr>
+      <w:r>
+        <w:rPr>
+          <w:rFonts w:ascii="Courier New" w:hAnsi="Courier New" w:cs="Courier New"/>
+          <w:color w:val="000000" w:themeColor="text1"/>
+          <w:sz w:val="21"/>
+          <w:szCs w:val="21"/>
+        </w:rPr>
+        <w:t xml:space="preserve">I have knowledge of programming languages such as Python, Dart, and PHP, and I have experience working with frameworks like Flutter and Laravel. </w:t>
+      </w:r>
+    </w:p>
+    <w:p>
+      <w:pPr>
+        <w:spacing w:line="285" w:lineRule="atLeast"/>
+        <w:rPr>
+          <w:rFonts w:ascii="Courier New" w:hAnsi="Courier New" w:cs="Courier New"/>
+          <w:color w:val="000000" w:themeColor="text1"/>
+          <w:sz w:val="21"/>
+          <w:szCs w:val="21"/>
+        </w:rPr>
+      </w:pPr>
+      <w:r>
+        <w:rPr>
+          <w:rFonts w:ascii="Courier New" w:hAnsi="Courier New" w:cs="Courier New"/>
+          <w:color w:val="000000" w:themeColor="text1"/>
+          <w:sz w:val="21"/>
+          <w:szCs w:val="21"/>
+        </w:rPr>
+        <w:t>I enjoy developing real-world applications, especially in the education and healthcare domains.</w:t>
+      </w:r>
+    </w:p>
+    <w:p>
+      <w:pPr>
+        <w:spacing w:line="285" w:lineRule="atLeast"/>
+        <w:rPr>
+          <w:rFonts w:ascii="Courier New" w:hAnsi="Courier New" w:cs="Courier New"/>
+          <w:color w:val="000000" w:themeColor="text1"/>
+          <w:sz w:val="21"/>
+          <w:szCs w:val="21"/>
+        </w:rPr>
+      </w:pPr>
+      <w:r>
+        <w:rPr>
+          <w:rFonts w:ascii="Courier New" w:hAnsi="Courier New" w:cs="Courier New"/>
+          <w:color w:val="000000" w:themeColor="text1"/>
+          <w:sz w:val="21"/>
+          <w:szCs w:val="21"/>
+        </w:rPr>
+        <w:t xml:space="preserve">Apart from academics, I am also interested in photography and content creation. I like capturing natural scenes, especially sunsets, and creating aesthetic social media content. </w:t>
+      </w:r>
+    </w:p>
+    <w:p>
+      <w:pPr>
+        <w:spacing w:line="285" w:lineRule="atLeast"/>
+        <w:rPr>
+          <w:rFonts w:ascii="Courier New" w:hAnsi="Courier New" w:cs="Courier New"/>
+          <w:color w:val="000000" w:themeColor="text1"/>
+          <w:sz w:val="21"/>
+          <w:szCs w:val="21"/>
+        </w:rPr>
+      </w:pPr>
+      <w:r>
+        <w:rPr>
+          <w:rFonts w:ascii="Courier New" w:hAnsi="Courier New" w:cs="Courier New"/>
+          <w:color w:val="000000" w:themeColor="text1"/>
+          <w:sz w:val="21"/>
+          <w:szCs w:val="21"/>
+        </w:rPr>
+        <w:t>I also work with saree-related content and marketing.</w:t>
+      </w:r>
+    </w:p>
+    <w:p>
+      <w:pPr>
+        <w:spacing w:line="285" w:lineRule="atLeast"/>
+        <w:rPr>
+          <w:rFonts w:ascii="Courier New" w:hAnsi="Courier New" w:cs="Courier New"/>
+          <w:color w:val="000000" w:themeColor="text1"/>
+          <w:sz w:val="21"/>
+          <w:szCs w:val="21"/>
+        </w:rPr>
+      </w:pPr>
+      <w:r>
+        <w:rPr>
+          <w:rFonts w:ascii="Courier New" w:hAnsi="Courier New" w:cs="Courier New"/>
+          <w:color w:val="000000" w:themeColor="text1"/>
+          <w:sz w:val="21"/>
+          <w:szCs w:val="21"/>
+        </w:rPr>
+        <w:t xml:space="preserve">I am a hardworking and curious learner who enjoys exploring new technologies and solving practical problems. </w:t>
+      </w:r>
+    </w:p>
+    <w:p>
+      <w:pPr>
+        <w:spacing w:line="285" w:lineRule="atLeast"/>
+        <w:rPr>
+          <w:rFonts w:ascii="Courier New" w:hAnsi="Courier New" w:cs="Courier New"/>
+          <w:color w:val="000000" w:themeColor="text1"/>
+          <w:sz w:val="21"/>
+          <w:szCs w:val="21"/>
+        </w:rPr>
+      </w:pPr>
+      <w:r>
+        <w:rPr>
+          <w:rFonts w:ascii="Courier New" w:hAnsi="Courier New" w:cs="Courier New"/>
+          <w:color w:val="000000" w:themeColor="text1"/>
+          <w:sz w:val="21"/>
+          <w:szCs w:val="21"/>
+        </w:rPr>
+        <w:t>My goal is to build innovative AI-based solutions that can make real-world impact.</w:t>
+      </w:r>
+    </w:p>
+    <w:p>
+      <w:pPr>
+        <w:spacing w:line="285" w:lineRule="atLeast"/>
+        <w:rPr>
+          <w:rFonts w:ascii="Courier New" w:hAnsi="Courier New" w:cs="Courier New"/>
+          <w:color w:val="000000" w:themeColor="text1"/>
+          <w:sz w:val="21"/>
+          <w:szCs w:val="21"/>
+        </w:rPr>
+      </w:pPr>
+      <w:r>
+        <w:rPr>
+          <w:rFonts w:ascii="Courier New" w:hAnsi="Courier New" w:cs="Courier New"/>
+          <w:color w:val="000000" w:themeColor="text1"/>
+          <w:sz w:val="21"/>
+          <w:szCs w:val="21"/>
+        </w:rPr>
+        <w:t>"""</w:t>
+      </w:r>
+    </w:p>
+    <w:p>
+      <w:pPr>
+        <w:spacing w:line="285" w:lineRule="atLeast"/>
+        <w:rPr>
+          <w:rFonts w:ascii="Courier New" w:hAnsi="Courier New" w:cs="Courier New"/>
+          <w:color w:val="000000" w:themeColor="text1"/>
+          <w:sz w:val="21"/>
+          <w:szCs w:val="21"/>
+        </w:rPr>
+      </w:pPr>
+      <w:r>
+        <w:rPr>
+          <w:rFonts w:ascii="Courier New" w:hAnsi="Courier New" w:cs="Courier New"/>
+          <w:color w:val="000000" w:themeColor="text1"/>
+          <w:sz w:val="21"/>
+          <w:szCs w:val="21"/>
+        </w:rPr>
+        <w:t xml:space="preserve">kw = </w:t>
+      </w:r>
+      <w:proofErr w:type="spellStart"/>
+      <w:r>
+        <w:rPr>
+          <w:rFonts w:ascii="Courier New" w:hAnsi="Courier New" w:cs="Courier New"/>
+          <w:color w:val="000000" w:themeColor="text1"/>
+          <w:sz w:val="21"/>
+          <w:szCs w:val="21"/>
+        </w:rPr>
+        <w:t>keywords.keywords</w:t>
+      </w:r>
+      <w:proofErr w:type="spellEnd"/>
+      <w:r>
+        <w:rPr>
+          <w:rFonts w:ascii="Courier New" w:hAnsi="Courier New" w:cs="Courier New"/>
+          <w:color w:val="000000" w:themeColor="text1"/>
+          <w:sz w:val="21"/>
+          <w:szCs w:val="21"/>
+        </w:rPr>
+        <w:t>(text, words=25)</w:t>
+      </w:r>
+    </w:p>
+    <w:p>
+      <w:pPr>
+        <w:spacing w:line="285" w:lineRule="atLeast"/>
+        <w:rPr>
+          <w:rFonts w:ascii="Courier New" w:hAnsi="Courier New" w:cs="Courier New"/>
+          <w:color w:val="000000" w:themeColor="text1"/>
+          <w:sz w:val="21"/>
+          <w:szCs w:val="21"/>
+        </w:rPr>
+      </w:pPr>
+    </w:p>
+    <w:p>
+      <w:pPr>
+        <w:spacing w:line="285" w:lineRule="atLeast"/>
+        <w:rPr>
+          <w:rFonts w:ascii="Courier New" w:hAnsi="Courier New" w:cs="Courier New"/>
+          <w:color w:val="000000" w:themeColor="text1"/>
+          <w:sz w:val="21"/>
+          <w:szCs w:val="21"/>
+        </w:rPr>
+      </w:pPr>
+      <w:r>
+        <w:rPr>
+          <w:rFonts w:ascii="Courier New" w:hAnsi="Courier New" w:cs="Courier New"/>
+          <w:color w:val="000000" w:themeColor="text1"/>
+          <w:sz w:val="21"/>
+          <w:szCs w:val="21"/>
+        </w:rPr>
+        <w:t>print("Top Keywords:\n")</w:t>
+      </w:r>
+    </w:p>
+    <w:p>
+      <w:pPr>
+        <w:spacing w:line="285" w:lineRule="atLeast"/>
+        <w:rPr>
+          <w:rFonts w:ascii="Courier New" w:hAnsi="Courier New" w:cs="Courier New"/>
+          <w:color w:val="000000" w:themeColor="text1"/>
+          <w:sz w:val="21"/>
+          <w:szCs w:val="21"/>
+        </w:rPr>
+      </w:pPr>
+      <w:r>
+        <w:rPr>
+          <w:rFonts w:ascii="Courier New" w:hAnsi="Courier New" w:cs="Courier New"/>
+          <w:color w:val="000000" w:themeColor="text1"/>
+          <w:sz w:val="21"/>
+          <w:szCs w:val="21"/>
+        </w:rPr>
+        <w:t>print(kw)</w:t>
+      </w:r>
+    </w:p>
+    <w:p>
+      <w:pPr>
+        <w:spacing w:line="285" w:lineRule="atLeast"/>
+        <w:rPr>
+          <w:rFonts w:ascii="Courier New" w:hAnsi="Courier New" w:cs="Courier New"/>
+          <w:color w:val="000000" w:themeColor="text1"/>
+          <w:sz w:val="21"/>
+          <w:szCs w:val="21"/>
+        </w:rPr>
+      </w:pPr>
+      <w:proofErr w:type="spellStart"/>
+      <w:r>
+        <w:rPr>
+          <w:rFonts w:ascii="Courier New" w:hAnsi="Courier New" w:cs="Courier New"/>
+          <w:color w:val="000000" w:themeColor="text1"/>
+          <w:sz w:val="21"/>
+          <w:szCs w:val="21"/>
+        </w:rPr>
+        <w:t>kw_list</w:t>
+      </w:r>
+      <w:proofErr w:type="spellEnd"/>
+      <w:r>
+        <w:rPr>
+          <w:rFonts w:ascii="Courier New" w:hAnsi="Courier New" w:cs="Courier New"/>
+          <w:color w:val="000000" w:themeColor="text1"/>
+          <w:sz w:val="21"/>
+          <w:szCs w:val="21"/>
+        </w:rPr>
+        <w:t xml:space="preserve"> = </w:t>
+      </w:r>
+      <w:proofErr w:type="spellStart"/>
+      <w:r>
+        <w:rPr>
+          <w:rFonts w:ascii="Courier New" w:hAnsi="Courier New" w:cs="Courier New"/>
+          <w:color w:val="000000" w:themeColor="text1"/>
+          <w:sz w:val="21"/>
+          <w:szCs w:val="21"/>
+        </w:rPr>
+        <w:t>keywords.keywords</w:t>
+      </w:r>
+      <w:proofErr w:type="spellEnd"/>
+      <w:r>
+        <w:rPr>
+          <w:rFonts w:ascii="Courier New" w:hAnsi="Courier New" w:cs="Courier New"/>
+          <w:color w:val="000000" w:themeColor="text1"/>
+          <w:sz w:val="21"/>
+          <w:szCs w:val="21"/>
+        </w:rPr>
+        <w:t>(text, words=25, split=True)</w:t>
+      </w:r>
+    </w:p>
+    <w:p>
+      <w:pPr>
+        <w:spacing w:line="285" w:lineRule="atLeast"/>
+        <w:rPr>
+          <w:rFonts w:ascii="Courier New" w:hAnsi="Courier New" w:cs="Courier New"/>
+          <w:color w:val="000000" w:themeColor="text1"/>
+          <w:sz w:val="21"/>
+          <w:szCs w:val="21"/>
+        </w:rPr>
+      </w:pPr>
+    </w:p>
+    <w:p>
+      <w:pPr>
+        <w:spacing w:line="285" w:lineRule="atLeast"/>
+        <w:rPr>
+          <w:rFonts w:ascii="Courier New" w:hAnsi="Courier New" w:cs="Courier New"/>
+          <w:color w:val="000000" w:themeColor="text1"/>
+          <w:sz w:val="21"/>
+          <w:szCs w:val="21"/>
+        </w:rPr>
+      </w:pPr>
+      <w:r>
+        <w:rPr>
+          <w:rFonts w:ascii="Courier New" w:hAnsi="Courier New" w:cs="Courier New"/>
+          <w:color w:val="000000" w:themeColor="text1"/>
+          <w:sz w:val="21"/>
+          <w:szCs w:val="21"/>
+        </w:rPr>
+        <w:t>print("Top 25 Keywords List:\n")</w:t>
+      </w:r>
+    </w:p>
+    <w:p>
+      <w:pPr>
+        <w:spacing w:line="285" w:lineRule="atLeast"/>
+        <w:rPr>
+          <w:rFonts w:ascii="Courier New" w:hAnsi="Courier New" w:cs="Courier New"/>
+          <w:color w:val="000000" w:themeColor="text1"/>
+          <w:sz w:val="21"/>
+          <w:szCs w:val="21"/>
+        </w:rPr>
+      </w:pPr>
+      <w:r>
+        <w:rPr>
+          <w:rFonts w:ascii="Courier New" w:hAnsi="Courier New" w:cs="Courier New"/>
+          <w:color w:val="000000" w:themeColor="text1"/>
+          <w:sz w:val="21"/>
+          <w:szCs w:val="21"/>
+        </w:rPr>
+        <w:t>print(</w:t>
+      </w:r>
+      <w:proofErr w:type="spellStart"/>
+      <w:r>
+        <w:rPr>
+          <w:rFonts w:ascii="Courier New" w:hAnsi="Courier New" w:cs="Courier New"/>
+          <w:color w:val="000000" w:themeColor="text1"/>
+          <w:sz w:val="21"/>
+          <w:szCs w:val="21"/>
+        </w:rPr>
+        <w:t>kw_list</w:t>
+      </w:r>
+      <w:proofErr w:type="spellEnd"/>
+      <w:r>
+        <w:rPr>
+          <w:rFonts w:ascii="Courier New" w:hAnsi="Courier New" w:cs="Courier New"/>
+          <w:color w:val="000000" w:themeColor="text1"/>
+          <w:sz w:val="21"/>
+          <w:szCs w:val="21"/>
+        </w:rPr>
+        <w:t>)</w:t>
+      </w:r>
+    </w:p>
+    <w:p>
+      <w:pPr>
+        <w:spacing w:line="285" w:lineRule="atLeast"/>
+        <w:rPr>
+          <w:rFonts w:ascii="Courier New" w:hAnsi="Courier New" w:cs="Courier New"/>
+          <w:color w:val="000000" w:themeColor="text1"/>
+          <w:sz w:val="21"/>
+          <w:szCs w:val="21"/>
+        </w:rPr>
+      </w:pPr>
+      <w:r>
+        <w:rPr>
+          <w:rFonts w:ascii="Courier New" w:hAnsi="Courier New" w:cs="Courier New"/>
+          <w:color w:val="000000" w:themeColor="text1"/>
+          <w:sz w:val="21"/>
+          <w:szCs w:val="21"/>
+        </w:rPr>
+        <w:t xml:space="preserve">for </w:t>
+      </w:r>
+      <w:proofErr w:type="spellStart"/>
+      <w:r>
+        <w:rPr>
+          <w:rFonts w:ascii="Courier New" w:hAnsi="Courier New" w:cs="Courier New"/>
+          <w:color w:val="000000" w:themeColor="text1"/>
+          <w:sz w:val="21"/>
+          <w:szCs w:val="21"/>
+        </w:rPr>
+        <w:t>i</w:t>
+      </w:r>
+      <w:proofErr w:type="spellEnd"/>
+      <w:r>
+        <w:rPr>
+          <w:rFonts w:ascii="Courier New" w:hAnsi="Courier New" w:cs="Courier New"/>
+          <w:color w:val="000000" w:themeColor="text1"/>
+          <w:sz w:val="21"/>
+          <w:szCs w:val="21"/>
+        </w:rPr>
+        <w:t>, word in enumerate(</w:t>
+      </w:r>
+      <w:proofErr w:type="spellStart"/>
+      <w:r>
+        <w:rPr>
+          <w:rFonts w:ascii="Courier New" w:hAnsi="Courier New" w:cs="Courier New"/>
+          <w:color w:val="000000" w:themeColor="text1"/>
+          <w:sz w:val="21"/>
+          <w:szCs w:val="21"/>
+        </w:rPr>
+        <w:t>kw_list</w:t>
+      </w:r>
+      <w:proofErr w:type="spellEnd"/>
+      <w:r>
+        <w:rPr>
+          <w:rFonts w:ascii="Courier New" w:hAnsi="Courier New" w:cs="Courier New"/>
+          <w:color w:val="000000" w:themeColor="text1"/>
+          <w:sz w:val="21"/>
+          <w:szCs w:val="21"/>
+        </w:rPr>
+        <w:t>, 1):</w:t>
+      </w:r>
+    </w:p>
+    <w:p>
+      <w:pPr>
+        <w:spacing w:line="285" w:lineRule="atLeast"/>
+        <w:rPr>
+          <w:rFonts w:ascii="Courier New" w:hAnsi="Courier New" w:cs="Courier New"/>
+          <w:color w:val="000000" w:themeColor="text1"/>
+          <w:sz w:val="21"/>
+          <w:szCs w:val="21"/>
+        </w:rPr>
+      </w:pPr>
+      <w:r>
+        <w:rPr>
+          <w:rFonts w:ascii="Courier New" w:hAnsi="Courier New" w:cs="Courier New"/>
+          <w:color w:val="000000" w:themeColor="text1"/>
+          <w:sz w:val="21"/>
+          <w:szCs w:val="21"/>
+        </w:rPr>
+        <w:t xml:space="preserve"> print(f"{</w:t>
+      </w:r>
+      <w:proofErr w:type="spellStart"/>
+      <w:r>
+        <w:rPr>
+          <w:rFonts w:ascii="Courier New" w:hAnsi="Courier New" w:cs="Courier New"/>
+          <w:color w:val="000000" w:themeColor="text1"/>
+          <w:sz w:val="21"/>
+          <w:szCs w:val="21"/>
+        </w:rPr>
+        <w:t>i</w:t>
+      </w:r>
+      <w:proofErr w:type="spellEnd"/>
+      <w:r>
+        <w:rPr>
+          <w:rFonts w:ascii="Courier New" w:hAnsi="Courier New" w:cs="Courier New"/>
+          <w:color w:val="000000" w:themeColor="text1"/>
+          <w:sz w:val="21"/>
+          <w:szCs w:val="21"/>
+        </w:rPr>
+        <w:t>}. {word}")</w:t>
+      </w:r>
+    </w:p>
+    <w:p>
+      <w:pPr>
+        <w:spacing w:before="5" w:line="276" w:lineRule="auto"/>
+        <w:rPr>
+          <w:b/>
+          <w:sz w:val="28"/>
+        </w:rPr>
+      </w:pPr>
+      <w:r>
+        <w:rPr>
+          <w:b/>
+          <w:sz w:val="28"/>
+        </w:rPr>
+        <w:t>Output:</w:t>
+      </w:r>
+    </w:p>
+    <w:p>
+      <w:pPr>
+        <w:spacing w:before="5" w:line="276" w:lineRule="auto"/>
+        <w:rPr>
+          <w:b/>
+          <w:sz w:val="28"/>
+        </w:rPr>
+      </w:pPr>
+      <w:r>
+        <w:rPr>
+          <w:b/>
+          <w:noProof/>
+          <w:sz w:val="28"/>
+        </w:rPr>
+        <w:drawing>
+          <wp:inline distT="0" distB="0" distL="0" distR="0" wp14:anchorId="15D9CEA4" wp14:editId="4054A8BF">
+            <wp:extent cx="4910667" cy="1555581"/>
+            <wp:effectExtent l="0" t="0" r="4445" b="0"/>
+            <wp:docPr id="21" name="Picture 21"/>
+            <wp:cNvGraphicFramePr>
+              <a:graphicFrameLocks xmlns:a="http://schemas.openxmlformats.org/drawingml/2006/main" noChangeAspect="1"/>
+            </wp:cNvGraphicFramePr>
+            <a:graphic xmlns:a="http://schemas.openxmlformats.org/drawingml/2006/main">
+              <a:graphicData uri="http://schemas.openxmlformats.org/drawingml/2006/picture">
+                <pic:pic xmlns:pic="http://schemas.openxmlformats.org/drawingml/2006/picture">
+                  <pic:nvPicPr>
+                    <pic:cNvPr id="21" name="Screenshot 2026-04-09 at 1.02.44 AM.png"/>
+                    <pic:cNvPicPr/>
+                  </pic:nvPicPr>
+                  <pic:blipFill>
+                    <a:blip r:embed="rId19" cstate="print">
+                      <a:extLst>
+                        <a:ext uri="{28A0092B-C50C-407E-A947-70E740481C1C}">
+                          <a14:useLocalDpi xmlns:a14="http://schemas.microsoft.com/office/drawing/2010/main" val="0"/>
+                        </a:ext>
+                      </a:extLst>
+                    </a:blip>
+                    <a:stretch>
+                      <a:fillRect/>
+                    </a:stretch>
+                  </pic:blipFill>
+                  <pic:spPr>
+                    <a:xfrm>
+                      <a:off x="0" y="0"/>
+                      <a:ext cx="4929860" cy="1561661"/>
+                    </a:xfrm>
+                    <a:prstGeom prst="rect">
+                      <a:avLst/>
+                    </a:prstGeom>
+                  </pic:spPr>
+                </pic:pic>
+              </a:graphicData>
+            </a:graphic>
+          </wp:inline>
+        </w:drawing>
+      </w:r>
+      <w:bookmarkStart w:id="0" w:name="_GoBack"/>
+      <w:bookmarkEnd w:id="0"/>
     </w:p>
     <w:sectPr>
       <w:type w:val="continuous"/>
@@ -6885,21 +8100,110 @@
 <file path=word/numbering.xml><?xml version="1.0" encoding="utf-8"?>
 <w:numbering xmlns:wpc="http://schemas.microsoft.com/office/word/2010/wordprocessingCanvas" xmlns:cx="http://schemas.microsoft.com/office/drawing/2014/chartex" xmlns:cx1="http://schemas.microsoft.com/office/drawing/2015/9/8/chartex" xmlns:cx2="http://schemas.microsoft.com/office/drawing/2015/10/21/chartex" xmlns:cx3="http://schemas.microsoft.com/office/drawing/2016/5/9/chartex" xmlns:cx4="http://schemas.microsoft.com/office/drawing/2016/5/10/chartex" xmlns:cx5="http://schemas.microsoft.com/office/drawing/2016/5/11/chartex" xmlns:cx6="http://schemas.microsoft.com/office/drawing/2016/5/12/chartex" xmlns:cx7="http://schemas.microsoft.com/office/drawing/2016/5/13/chartex" xmlns:cx8="http://schemas.microsoft.com/office/drawing/2016/5/14/chartex" xmlns:mc="http://schemas.openxmlformats.org/markup-compatibility/2006" xmlns:aink="http://schemas.microsoft.com/office/drawing/2016/ink" xmlns:am3d="http://schemas.microsoft.com/office/drawing/2017/model3d" xmlns:o="urn:schemas-microsoft-com:office:office" xmlns:r="http://schemas.openxmlformats.org/officeDocument/2006/relationships" xmlns:m="http://schemas.openxmlformats.org/officeDocument/2006/math" xmlns:v="urn:schemas-microsoft-com:vml" xmlns:wp14="http://schemas.microsoft.com/office/word/2010/wordprocessingDrawing" xmlns:wp="http://schemas.openxmlformats.org/drawingml/2006/wordprocessingDrawing" xmlns:w10="urn:schemas-microsoft-com:office:word" xmlns:w="http://schemas.openxmlformats.org/wordprocessingml/2006/main" xmlns:w14="http://schemas.microsoft.com/office/word/2010/wordml" xmlns:w15="http://schemas.microsoft.com/office/word/2012/wordml" xmlns:w16cid="http://schemas.microsoft.com/office/word/2016/wordml/cid" xmlns:w16se="http://schemas.microsoft.com/office/word/2015/wordml/symex" xmlns:wpg="http://schemas.microsoft.com/office/word/2010/wordprocessingGroup" xmlns:wpi="http://schemas.microsoft.com/office/word/2010/wordprocessingInk" xmlns:wne="http://schemas.microsoft.com/office/word/2006/wordml" xmlns:wps="http://schemas.microsoft.com/office/word/2010/wordprocessingShape" mc:Ignorable="w14 w15 w16se w16cid wp14">
   <w:abstractNum w:abstractNumId="0" w15:restartNumberingAfterBreak="0">
-    <w:nsid w:val="5EBB65CE"/>
+    <w:nsid w:val="269C709E"/>
     <w:multiLevelType w:val="hybridMultilevel"/>
-    <w:tmpl w:val="DC3C7EA4"/>
-    <w:lvl w:ilvl="0" w:tplc="C94C1EF6">
+    <w:tmpl w:val="088C2052"/>
+    <w:lvl w:ilvl="0" w:tplc="C2EEAD9E">
       <w:start w:val="1"/>
       <w:numFmt w:val="decimal"/>
       <w:lvlText w:val="%1."/>
       <w:lvlJc w:val="left"/>
       <w:pPr>
         <w:ind w:left="1080" w:hanging="360"/>
+      </w:pPr>
+      <w:rPr>
+        <w:rFonts w:hint="default"/>
+      </w:rPr>
+    </w:lvl>
+    <w:lvl w:ilvl="1" w:tplc="04090019" w:tentative="1">
+      <w:start w:val="1"/>
+      <w:numFmt w:val="lowerLetter"/>
+      <w:lvlText w:val="%2."/>
+      <w:lvlJc w:val="left"/>
+      <w:pPr>
+        <w:ind w:left="1800" w:hanging="360"/>
+      </w:pPr>
+    </w:lvl>
+    <w:lvl w:ilvl="2" w:tplc="0409001B" w:tentative="1">
+      <w:start w:val="1"/>
+      <w:numFmt w:val="lowerRoman"/>
+      <w:lvlText w:val="%3."/>
+      <w:lvlJc w:val="right"/>
+      <w:pPr>
+        <w:ind w:left="2520" w:hanging="180"/>
+      </w:pPr>
+    </w:lvl>
+    <w:lvl w:ilvl="3" w:tplc="0409000F" w:tentative="1">
+      <w:start w:val="1"/>
+      <w:numFmt w:val="decimal"/>
+      <w:lvlText w:val="%4."/>
+      <w:lvlJc w:val="left"/>
+      <w:pPr>
+        <w:ind w:left="3240" w:hanging="360"/>
+      </w:pPr>
+    </w:lvl>
+    <w:lvl w:ilvl="4" w:tplc="04090019" w:tentative="1">
+      <w:start w:val="1"/>
+      <w:numFmt w:val="lowerLetter"/>
+      <w:lvlText w:val="%5."/>
+      <w:lvlJc w:val="left"/>
+      <w:pPr>
+        <w:ind w:left="3960" w:hanging="360"/>
+      </w:pPr>
+    </w:lvl>
+    <w:lvl w:ilvl="5" w:tplc="0409001B" w:tentative="1">
+      <w:start w:val="1"/>
+      <w:numFmt w:val="lowerRoman"/>
+      <w:lvlText w:val="%6."/>
+      <w:lvlJc w:val="right"/>
+      <w:pPr>
+        <w:ind w:left="4680" w:hanging="180"/>
+      </w:pPr>
+    </w:lvl>
+    <w:lvl w:ilvl="6" w:tplc="0409000F" w:tentative="1">
+      <w:start w:val="1"/>
+      <w:numFmt w:val="decimal"/>
+      <w:lvlText w:val="%7."/>
+      <w:lvlJc w:val="left"/>
+      <w:pPr>
+        <w:ind w:left="5400" w:hanging="360"/>
+      </w:pPr>
+    </w:lvl>
+    <w:lvl w:ilvl="7" w:tplc="04090019" w:tentative="1">
+      <w:start w:val="1"/>
+      <w:numFmt w:val="lowerLetter"/>
+      <w:lvlText w:val="%8."/>
+      <w:lvlJc w:val="left"/>
+      <w:pPr>
+        <w:ind w:left="6120" w:hanging="360"/>
+      </w:pPr>
+    </w:lvl>
+    <w:lvl w:ilvl="8" w:tplc="0409001B" w:tentative="1">
+      <w:start w:val="1"/>
+      <w:numFmt w:val="lowerRoman"/>
+      <w:lvlText w:val="%9."/>
+      <w:lvlJc w:val="right"/>
+      <w:pPr>
+        <w:ind w:left="6840" w:hanging="180"/>
+      </w:pPr>
+    </w:lvl>
+  </w:abstractNum>
+  <w:abstractNum w:abstractNumId="1" w15:restartNumberingAfterBreak="0">
+    <w:nsid w:val="5EBB65CE"/>
+    <w:multiLevelType w:val="hybridMultilevel"/>
+    <w:tmpl w:val="6D82B688"/>
+    <w:lvl w:ilvl="0" w:tplc="190E748E">
+      <w:start w:val="1"/>
+      <w:numFmt w:val="decimal"/>
+      <w:lvlText w:val="%1."/>
+      <w:lvlJc w:val="left"/>
+      <w:pPr>
+        <w:ind w:left="1080" w:hanging="360"/>
         <w:jc w:val="left"/>
       </w:pPr>
       <w:rPr>
-        <w:rFonts w:ascii="Calibri" w:eastAsia="Calibri" w:hAnsi="Calibri" w:cs="Calibri" w:hint="default"/>
-        <w:b w:val="0"/>
+        <w:rFonts w:ascii="Times New Roman" w:eastAsia="Calibri" w:hAnsi="Times New Roman" w:cs="Times New Roman" w:hint="default"/>
+        <w:b/>
         <w:bCs w:val="0"/>
         <w:i w:val="0"/>
         <w:iCs w:val="0"/>
@@ -7008,6 +8312,9 @@
     </w:lvl>
   </w:abstractNum>
   <w:num w:numId="1">
+    <w:abstractNumId w:val="1"/>
+  </w:num>
+  <w:num w:numId="2">
     <w:abstractNumId w:val="0"/>
   </w:num>
 </w:numbering>
@@ -7412,8 +8719,17 @@
   <w:style w:type="paragraph" w:default="1" w:styleId="Normal">
     <w:name w:val="Normal"/>
     <w:qFormat/>
+    <w:rsid w:val="00756BEE"/>
+    <w:pPr>
+      <w:widowControl/>
+      <w:autoSpaceDE/>
+      <w:autoSpaceDN/>
+    </w:pPr>
     <w:rPr>
-      <w:rFonts w:ascii="Calibri" w:eastAsia="Calibri" w:hAnsi="Calibri" w:cs="Calibri"/>
+      <w:rFonts w:ascii="Times New Roman" w:eastAsia="Times New Roman" w:hAnsi="Times New Roman" w:cs="Times New Roman"/>
+      <w:sz w:val="24"/>
+      <w:szCs w:val="24"/>
+      <w:lang w:val="en-IN"/>
     </w:rPr>
   </w:style>
   <w:style w:type="paragraph" w:styleId="Heading1">
@@ -7422,16 +8738,19 @@
     <w:uiPriority w:val="9"/>
     <w:qFormat/>
     <w:pPr>
+      <w:widowControl w:val="0"/>
+      <w:autoSpaceDE w:val="0"/>
+      <w:autoSpaceDN w:val="0"/>
       <w:ind w:left="360"/>
       <w:outlineLvl w:val="0"/>
     </w:pPr>
     <w:rPr>
-      <w:rFonts w:ascii="Times New Roman" w:eastAsia="Times New Roman" w:hAnsi="Times New Roman" w:cs="Times New Roman"/>
       <w:b/>
       <w:bCs/>
       <w:sz w:val="28"/>
       <w:szCs w:val="28"/>
       <w:u w:val="single" w:color="000000"/>
+      <w:lang w:val="en-US"/>
     </w:rPr>
   </w:style>
   <w:style w:type="character" w:default="1" w:styleId="DefaultParagraphFont">
@@ -7466,9 +8785,14 @@
     <w:basedOn w:val="Normal"/>
     <w:uiPriority w:val="1"/>
     <w:qFormat/>
+    <w:pPr>
+      <w:widowControl w:val="0"/>
+      <w:autoSpaceDE w:val="0"/>
+      <w:autoSpaceDN w:val="0"/>
+    </w:pPr>
     <w:rPr>
-      <w:sz w:val="24"/>
-      <w:szCs w:val="24"/>
+      <w:rFonts w:ascii="Calibri" w:eastAsia="Calibri" w:hAnsi="Calibri" w:cs="Calibri"/>
+      <w:lang w:val="en-US"/>
     </w:rPr>
   </w:style>
   <w:style w:type="paragraph" w:styleId="ListParagraph">
@@ -7477,8 +8801,17 @@
     <w:uiPriority w:val="1"/>
     <w:qFormat/>
     <w:pPr>
+      <w:widowControl w:val="0"/>
+      <w:autoSpaceDE w:val="0"/>
+      <w:autoSpaceDN w:val="0"/>
       <w:ind w:left="1079" w:hanging="359"/>
     </w:pPr>
+    <w:rPr>
+      <w:rFonts w:ascii="Calibri" w:eastAsia="Calibri" w:hAnsi="Calibri" w:cs="Calibri"/>
+      <w:sz w:val="22"/>
+      <w:szCs w:val="22"/>
+      <w:lang w:val="en-US"/>
+    </w:rPr>
   </w:style>
   <w:style w:type="paragraph" w:customStyle="1" w:styleId="TableParagraph">
     <w:name w:val="Table Paragraph"/>
@@ -7486,10 +8819,15 @@
     <w:uiPriority w:val="1"/>
     <w:qFormat/>
     <w:pPr>
+      <w:widowControl w:val="0"/>
+      <w:autoSpaceDE w:val="0"/>
+      <w:autoSpaceDN w:val="0"/>
       <w:spacing w:before="3"/>
     </w:pPr>
     <w:rPr>
-      <w:rFonts w:ascii="Times New Roman" w:eastAsia="Times New Roman" w:hAnsi="Times New Roman" w:cs="Times New Roman"/>
+      <w:sz w:val="22"/>
+      <w:szCs w:val="22"/>
+      <w:lang w:val="en-US"/>
     </w:rPr>
   </w:style>
   <w:style w:type="paragraph" w:styleId="Header">
@@ -7500,11 +8838,20 @@
     <w:unhideWhenUsed/>
     <w:rsid w:val="001974AA"/>
     <w:pPr>
+      <w:widowControl w:val="0"/>
       <w:tabs>
         <w:tab w:val="center" w:pos="4680"/>
         <w:tab w:val="right" w:pos="9360"/>
       </w:tabs>
+      <w:autoSpaceDE w:val="0"/>
+      <w:autoSpaceDN w:val="0"/>
     </w:pPr>
+    <w:rPr>
+      <w:rFonts w:ascii="Calibri" w:eastAsia="Calibri" w:hAnsi="Calibri" w:cs="Calibri"/>
+      <w:sz w:val="22"/>
+      <w:szCs w:val="22"/>
+      <w:lang w:val="en-US"/>
+    </w:rPr>
   </w:style>
   <w:style w:type="character" w:customStyle="1" w:styleId="HeaderChar">
     <w:name w:val="Header Char"/>
@@ -7524,11 +8871,20 @@
     <w:unhideWhenUsed/>
     <w:rsid w:val="001974AA"/>
     <w:pPr>
+      <w:widowControl w:val="0"/>
       <w:tabs>
         <w:tab w:val="center" w:pos="4680"/>
         <w:tab w:val="right" w:pos="9360"/>
       </w:tabs>
+      <w:autoSpaceDE w:val="0"/>
+      <w:autoSpaceDN w:val="0"/>
     </w:pPr>
+    <w:rPr>
+      <w:rFonts w:ascii="Calibri" w:eastAsia="Calibri" w:hAnsi="Calibri" w:cs="Calibri"/>
+      <w:sz w:val="22"/>
+      <w:szCs w:val="22"/>
+      <w:lang w:val="en-US"/>
+    </w:rPr>
   </w:style>
   <w:style w:type="character" w:customStyle="1" w:styleId="FooterChar">
     <w:name w:val="Footer Char"/>
@@ -7539,6 +8895,28 @@
     <w:rPr>
       <w:rFonts w:ascii="Calibri" w:eastAsia="Calibri" w:hAnsi="Calibri" w:cs="Calibri"/>
     </w:rPr>
+  </w:style>
+  <w:style w:type="character" w:styleId="Strong">
+    <w:name w:val="Strong"/>
+    <w:basedOn w:val="DefaultParagraphFont"/>
+    <w:uiPriority w:val="22"/>
+    <w:qFormat/>
+    <w:rsid w:val="00756BEE"/>
+    <w:rPr>
+      <w:b/>
+      <w:bCs/>
+    </w:rPr>
+  </w:style>
+  <w:style w:type="paragraph" w:styleId="NormalWeb">
+    <w:name w:val="Normal (Web)"/>
+    <w:basedOn w:val="Normal"/>
+    <w:uiPriority w:val="99"/>
+    <w:semiHidden/>
+    <w:unhideWhenUsed/>
+    <w:rsid w:val="00756BEE"/>
+    <w:pPr>
+      <w:spacing w:before="100" w:beforeAutospacing="1" w:after="100" w:afterAutospacing="1"/>
+    </w:pPr>
   </w:style>
 </w:styles>
 </file>
